--- a/4-质量管理/运行记录类文件/SFKJ-ITSS-0413-2026年度管评计划.docx
+++ b/4-质量管理/运行记录类文件/SFKJ-ITSS-0413-2026年度管评计划.docx
@@ -1,10 +1,11 @@
 
 <file path=word/document.xml><?xml version="1.0" encoding="utf-8"?>
-<w:document xmlns:wpc="http://schemas.microsoft.com/office/word/2010/wordprocessingCanvas" xmlns:cx="http://schemas.microsoft.com/office/drawing/2014/chartex" xmlns:cx1="http://schemas.microsoft.com/office/drawing/2015/9/8/chartex" xmlns:cx2="http://schemas.microsoft.com/office/drawing/2015/10/21/chartex" xmlns:cx3="http://schemas.microsoft.com/office/drawing/2016/5/9/chartex" xmlns:cx4="http://schemas.microsoft.com/office/drawing/2016/5/10/chartex" xmlns:cx5="http://schemas.microsoft.com/office/drawing/2016/5/11/chartex" xmlns:cx6="http://schemas.microsoft.com/office/drawing/2016/5/12/chartex" xmlns:cx7="http://schemas.microsoft.com/office/drawing/2016/5/13/chartex" xmlns:cx8="http://schemas.microsoft.com/office/drawing/2016/5/14/chartex" xmlns:mc="http://schemas.openxmlformats.org/markup-compatibility/2006" xmlns:o="urn:schemas-microsoft-com:office:office" xmlns:r="http://schemas.openxmlformats.org/officeDocument/2006/relationships" xmlns:m="http://schemas.openxmlformats.org/officeDocument/2006/math" xmlns:v="urn:schemas-microsoft-com:vml" xmlns:wp14="http://schemas.microsoft.com/office/word/2010/wordprocessingDrawing" xmlns:wp="http://schemas.openxmlformats.org/drawingml/2006/wordprocessingDrawing" xmlns:w="http://schemas.openxmlformats.org/wordprocessingml/2006/main" xmlns:w14="http://schemas.microsoft.com/office/word/2010/wordml" xmlns:w10="urn:schemas-microsoft-com:office:word" xmlns:w15="http://schemas.microsoft.com/office/word/2012/wordml" xmlns:wpg="http://schemas.microsoft.com/office/word/2010/wordprocessingGroup" xmlns:wpi="http://schemas.microsoft.com/office/word/2010/wordprocessingInk" xmlns:wne="http://schemas.microsoft.com/office/word/2006/wordml" xmlns:wps="http://schemas.microsoft.com/office/word/2010/wordprocessingShape" xmlns:wpsCustomData="http://www.wps.cn/officeDocument/2013/wpsCustomData" mc:Ignorable="w14 w15 wp14">
+<w:document xmlns:wpc="http://schemas.microsoft.com/office/word/2010/wordprocessingCanvas" xmlns:mc="http://schemas.openxmlformats.org/markup-compatibility/2006" xmlns:o="urn:schemas-microsoft-com:office:office" xmlns:r="http://schemas.openxmlformats.org/officeDocument/2006/relationships" xmlns:m="http://schemas.openxmlformats.org/officeDocument/2006/math" xmlns:v="urn:schemas-microsoft-com:vml" xmlns:wp14="http://schemas.microsoft.com/office/word/2010/wordprocessingDrawing" xmlns:wp="http://schemas.openxmlformats.org/drawingml/2006/wordprocessingDrawing" xmlns:w10="urn:schemas-microsoft-com:office:word" xmlns:w="http://schemas.openxmlformats.org/wordprocessingml/2006/main" xmlns:w14="http://schemas.microsoft.com/office/word/2010/wordml" xmlns:w15="http://schemas.microsoft.com/office/word/2012/wordml" xmlns:wne="http://schemas.microsoft.com/office/word/2006/wordml" xmlns:wpg="http://schemas.microsoft.com/office/word/2010/wordprocessingGroup" xmlns:wpi="http://schemas.microsoft.com/office/word/2010/wordprocessingInk" xmlns:wps="http://schemas.microsoft.com/office/word/2010/wordprocessingShape" mc:Ignorable="w14 w15 wp14">
+  <!-- Generated by Aspose.Words for .NET 13.3.0.1 -->
   <w:body>
     <w:p>
       <w:pPr>
-        <w:pStyle w:val="26"/>
+        <w:pStyle w:val="a"/>
         <w:keepLines w:val="0"/>
         <w:pageBreakBefore w:val="0"/>
         <w:widowControl w:val="0"/>
@@ -36,7 +37,7 @@
     </w:p>
     <w:p>
       <w:pPr>
-        <w:pStyle w:val="27"/>
+        <w:pStyle w:val="a0"/>
         <w:keepLines w:val="0"/>
         <w:pageBreakBefore w:val="0"/>
         <w:widowControl w:val="0"/>
@@ -66,18 +67,17 @@
     </w:p>
     <w:tbl>
       <w:tblPr>
-        <w:tblStyle w:val="23"/>
+        <w:tblStyle w:val="TableGrid"/>
         <w:tblW w:w="8522" w:type="dxa"/>
         <w:jc w:val="center"/>
         <w:tblBorders>
-          <w:top w:val="none" w:color="auto" w:sz="0" w:space="0"/>
-          <w:left w:val="none" w:color="auto" w:sz="0" w:space="0"/>
-          <w:bottom w:val="none" w:color="auto" w:sz="0" w:space="0"/>
-          <w:right w:val="none" w:color="auto" w:sz="0" w:space="0"/>
-          <w:insideH w:val="none" w:color="auto" w:sz="0" w:space="0"/>
-          <w:insideV w:val="none" w:color="auto" w:sz="0" w:space="0"/>
+          <w:top w:val="nil"/>
+          <w:left w:val="nil"/>
+          <w:bottom w:val="nil"/>
+          <w:right w:val="nil"/>
+          <w:insideH w:val="nil"/>
+          <w:insideV w:val="nil"/>
         </w:tblBorders>
-        <w:tblLayout w:type="autofit"/>
         <w:tblCellMar>
           <w:top w:w="0" w:type="dxa"/>
           <w:left w:w="108" w:type="dxa"/>
@@ -93,13 +93,15 @@
       </w:tblGrid>
       <w:tr>
         <w:tblPrEx>
+          <w:tblW w:w="8522" w:type="dxa"/>
+          <w:jc w:val="center"/>
           <w:tblBorders>
-            <w:top w:val="none" w:color="auto" w:sz="0" w:space="0"/>
-            <w:left w:val="none" w:color="auto" w:sz="0" w:space="0"/>
-            <w:bottom w:val="none" w:color="auto" w:sz="0" w:space="0"/>
-            <w:right w:val="none" w:color="auto" w:sz="0" w:space="0"/>
-            <w:insideH w:val="none" w:color="auto" w:sz="0" w:space="0"/>
-            <w:insideV w:val="none" w:color="auto" w:sz="0" w:space="0"/>
+            <w:top w:val="nil"/>
+            <w:left w:val="nil"/>
+            <w:bottom w:val="nil"/>
+            <w:right w:val="nil"/>
+            <w:insideH w:val="nil"/>
+            <w:insideV w:val="nil"/>
           </w:tblBorders>
           <w:tblCellMar>
             <w:top w:w="0" w:type="dxa"/>
@@ -109,7 +111,7 @@
           </w:tblCellMar>
         </w:tblPrEx>
         <w:trPr>
-          <w:trHeight w:val="0" w:hRule="atLeast"/>
+          <w:trHeight w:val="0"/>
           <w:tblHeader/>
           <w:jc w:val="center"/>
         </w:trPr>
@@ -117,8 +119,8 @@
           <w:tcPr>
             <w:tcW w:w="1824" w:type="dxa"/>
             <w:tcBorders>
-              <w:top w:val="single" w:color="auto" w:sz="4" w:space="0"/>
-              <w:left w:val="single" w:color="auto" w:sz="4" w:space="0"/>
+              <w:top w:val="single" w:sz="4" w:space="0" w:color="auto"/>
+              <w:left w:val="single" w:sz="4" w:space="0" w:color="auto"/>
               <w:bottom w:val="nil"/>
               <w:right w:val="nil"/>
             </w:tcBorders>
@@ -163,8 +165,8 @@
           <w:tcPr>
             <w:tcW w:w="3090" w:type="dxa"/>
             <w:tcBorders>
-              <w:top w:val="single" w:color="auto" w:sz="4" w:space="0"/>
-              <w:left w:val="single" w:color="auto" w:sz="4" w:space="0"/>
+              <w:top w:val="single" w:sz="4" w:space="0" w:color="auto"/>
+              <w:left w:val="single" w:sz="4" w:space="0" w:color="auto"/>
               <w:bottom w:val="nil"/>
               <w:right w:val="nil"/>
             </w:tcBorders>
@@ -208,8 +210,8 @@
           <w:tcPr>
             <w:tcW w:w="1824" w:type="dxa"/>
             <w:tcBorders>
-              <w:top w:val="single" w:color="auto" w:sz="4" w:space="0"/>
-              <w:left w:val="single" w:color="auto" w:sz="4" w:space="0"/>
+              <w:top w:val="single" w:sz="4" w:space="0" w:color="auto"/>
+              <w:left w:val="single" w:sz="4" w:space="0" w:color="auto"/>
               <w:bottom w:val="nil"/>
               <w:right w:val="nil"/>
             </w:tcBorders>
@@ -254,10 +256,10 @@
           <w:tcPr>
             <w:tcW w:w="1784" w:type="dxa"/>
             <w:tcBorders>
-              <w:top w:val="single" w:color="auto" w:sz="4" w:space="0"/>
-              <w:left w:val="single" w:color="auto" w:sz="4" w:space="0"/>
-              <w:bottom w:val="nil"/>
-              <w:right w:val="single" w:color="auto" w:sz="4" w:space="0"/>
+              <w:top w:val="single" w:sz="4" w:space="0" w:color="auto"/>
+              <w:left w:val="single" w:sz="4" w:space="0" w:color="auto"/>
+              <w:bottom w:val="nil"/>
+              <w:right w:val="single" w:sz="4" w:space="0" w:color="auto"/>
             </w:tcBorders>
             <w:tcMar>
               <w:top w:w="-1" w:type="dxa"/>
@@ -298,14 +300,8 @@
       </w:tr>
       <w:tr>
         <w:tblPrEx>
-          <w:tblBorders>
-            <w:top w:val="none" w:color="auto" w:sz="0" w:space="0"/>
-            <w:left w:val="none" w:color="auto" w:sz="0" w:space="0"/>
-            <w:bottom w:val="none" w:color="auto" w:sz="0" w:space="0"/>
-            <w:right w:val="none" w:color="auto" w:sz="0" w:space="0"/>
-            <w:insideH w:val="none" w:color="auto" w:sz="0" w:space="0"/>
-            <w:insideV w:val="none" w:color="auto" w:sz="0" w:space="0"/>
-          </w:tblBorders>
+          <w:tblW w:w="8522" w:type="dxa"/>
+          <w:jc w:val="center"/>
           <w:tblCellMar>
             <w:top w:w="0" w:type="dxa"/>
             <w:left w:w="108" w:type="dxa"/>
@@ -314,7 +310,7 @@
           </w:tblCellMar>
         </w:tblPrEx>
         <w:trPr>
-          <w:trHeight w:val="0" w:hRule="atLeast"/>
+          <w:trHeight w:val="0"/>
           <w:tblHeader/>
           <w:jc w:val="center"/>
         </w:trPr>
@@ -322,8 +318,8 @@
           <w:tcPr>
             <w:tcW w:w="1824" w:type="dxa"/>
             <w:tcBorders>
-              <w:top w:val="single" w:color="auto" w:sz="4" w:space="0"/>
-              <w:left w:val="single" w:color="auto" w:sz="4" w:space="0"/>
+              <w:top w:val="single" w:sz="4" w:space="0" w:color="auto"/>
+              <w:left w:val="single" w:sz="4" w:space="0" w:color="auto"/>
               <w:bottom w:val="nil"/>
               <w:right w:val="nil"/>
             </w:tcBorders>
@@ -368,8 +364,8 @@
           <w:tcPr>
             <w:tcW w:w="3090" w:type="dxa"/>
             <w:tcBorders>
-              <w:top w:val="single" w:color="auto" w:sz="4" w:space="0"/>
-              <w:left w:val="single" w:color="auto" w:sz="4" w:space="0"/>
+              <w:top w:val="single" w:sz="4" w:space="0" w:color="auto"/>
+              <w:left w:val="single" w:sz="4" w:space="0" w:color="auto"/>
               <w:bottom w:val="nil"/>
               <w:right w:val="nil"/>
             </w:tcBorders>
@@ -413,8 +409,8 @@
           <w:tcPr>
             <w:tcW w:w="1824" w:type="dxa"/>
             <w:tcBorders>
-              <w:top w:val="single" w:color="auto" w:sz="4" w:space="0"/>
-              <w:left w:val="single" w:color="auto" w:sz="4" w:space="0"/>
+              <w:top w:val="single" w:sz="4" w:space="0" w:color="auto"/>
+              <w:left w:val="single" w:sz="4" w:space="0" w:color="auto"/>
               <w:bottom w:val="nil"/>
               <w:right w:val="nil"/>
             </w:tcBorders>
@@ -459,10 +455,10 @@
           <w:tcPr>
             <w:tcW w:w="1784" w:type="dxa"/>
             <w:tcBorders>
-              <w:top w:val="single" w:color="auto" w:sz="4" w:space="0"/>
-              <w:left w:val="single" w:color="auto" w:sz="4" w:space="0"/>
-              <w:bottom w:val="nil"/>
-              <w:right w:val="single" w:color="auto" w:sz="4" w:space="0"/>
+              <w:top w:val="single" w:sz="4" w:space="0" w:color="auto"/>
+              <w:left w:val="single" w:sz="4" w:space="0" w:color="auto"/>
+              <w:bottom w:val="nil"/>
+              <w:right w:val="single" w:sz="4" w:space="0" w:color="auto"/>
             </w:tcBorders>
             <w:tcMar>
               <w:top w:w="-1" w:type="dxa"/>
@@ -503,14 +499,8 @@
       </w:tr>
       <w:tr>
         <w:tblPrEx>
-          <w:tblBorders>
-            <w:top w:val="none" w:color="auto" w:sz="0" w:space="0"/>
-            <w:left w:val="none" w:color="auto" w:sz="0" w:space="0"/>
-            <w:bottom w:val="none" w:color="auto" w:sz="0" w:space="0"/>
-            <w:right w:val="none" w:color="auto" w:sz="0" w:space="0"/>
-            <w:insideH w:val="none" w:color="auto" w:sz="0" w:space="0"/>
-            <w:insideV w:val="none" w:color="auto" w:sz="0" w:space="0"/>
-          </w:tblBorders>
+          <w:tblW w:w="8522" w:type="dxa"/>
+          <w:jc w:val="center"/>
           <w:tblCellMar>
             <w:top w:w="0" w:type="dxa"/>
             <w:left w:w="108" w:type="dxa"/>
@@ -519,7 +509,7 @@
           </w:tblCellMar>
         </w:tblPrEx>
         <w:trPr>
-          <w:trHeight w:val="0" w:hRule="atLeast"/>
+          <w:trHeight w:val="0"/>
           <w:tblHeader/>
           <w:jc w:val="center"/>
         </w:trPr>
@@ -527,8 +517,8 @@
           <w:tcPr>
             <w:tcW w:w="1824" w:type="dxa"/>
             <w:tcBorders>
-              <w:top w:val="single" w:color="auto" w:sz="4" w:space="0"/>
-              <w:left w:val="single" w:color="auto" w:sz="4" w:space="0"/>
+              <w:top w:val="single" w:sz="4" w:space="0" w:color="auto"/>
+              <w:left w:val="single" w:sz="4" w:space="0" w:color="auto"/>
               <w:bottom w:val="nil"/>
               <w:right w:val="nil"/>
             </w:tcBorders>
@@ -573,8 +563,8 @@
           <w:tcPr>
             <w:tcW w:w="3090" w:type="dxa"/>
             <w:tcBorders>
-              <w:top w:val="single" w:color="auto" w:sz="4" w:space="0"/>
-              <w:left w:val="single" w:color="auto" w:sz="4" w:space="0"/>
+              <w:top w:val="single" w:sz="4" w:space="0" w:color="auto"/>
+              <w:left w:val="single" w:sz="4" w:space="0" w:color="auto"/>
               <w:bottom w:val="nil"/>
               <w:right w:val="nil"/>
             </w:tcBorders>
@@ -618,8 +608,8 @@
           <w:tcPr>
             <w:tcW w:w="1824" w:type="dxa"/>
             <w:tcBorders>
-              <w:top w:val="single" w:color="auto" w:sz="4" w:space="0"/>
-              <w:left w:val="single" w:color="auto" w:sz="4" w:space="0"/>
+              <w:top w:val="single" w:sz="4" w:space="0" w:color="auto"/>
+              <w:left w:val="single" w:sz="4" w:space="0" w:color="auto"/>
               <w:bottom w:val="nil"/>
               <w:right w:val="nil"/>
             </w:tcBorders>
@@ -664,10 +654,10 @@
           <w:tcPr>
             <w:tcW w:w="1784" w:type="dxa"/>
             <w:tcBorders>
-              <w:top w:val="single" w:color="auto" w:sz="4" w:space="0"/>
-              <w:left w:val="single" w:color="auto" w:sz="4" w:space="0"/>
-              <w:bottom w:val="nil"/>
-              <w:right w:val="single" w:color="auto" w:sz="4" w:space="0"/>
+              <w:top w:val="single" w:sz="4" w:space="0" w:color="auto"/>
+              <w:left w:val="single" w:sz="4" w:space="0" w:color="auto"/>
+              <w:bottom w:val="nil"/>
+              <w:right w:val="single" w:sz="4" w:space="0" w:color="auto"/>
             </w:tcBorders>
             <w:tcMar>
               <w:top w:w="-1" w:type="dxa"/>
@@ -708,14 +698,8 @@
       </w:tr>
       <w:tr>
         <w:tblPrEx>
-          <w:tblBorders>
-            <w:top w:val="none" w:color="auto" w:sz="0" w:space="0"/>
-            <w:left w:val="none" w:color="auto" w:sz="0" w:space="0"/>
-            <w:bottom w:val="none" w:color="auto" w:sz="0" w:space="0"/>
-            <w:right w:val="none" w:color="auto" w:sz="0" w:space="0"/>
-            <w:insideH w:val="none" w:color="auto" w:sz="0" w:space="0"/>
-            <w:insideV w:val="none" w:color="auto" w:sz="0" w:space="0"/>
-          </w:tblBorders>
+          <w:tblW w:w="8522" w:type="dxa"/>
+          <w:jc w:val="center"/>
           <w:tblCellMar>
             <w:top w:w="0" w:type="dxa"/>
             <w:left w:w="108" w:type="dxa"/>
@@ -724,7 +708,7 @@
           </w:tblCellMar>
         </w:tblPrEx>
         <w:trPr>
-          <w:trHeight w:val="0" w:hRule="atLeast"/>
+          <w:trHeight w:val="0"/>
           <w:tblHeader/>
           <w:jc w:val="center"/>
         </w:trPr>
@@ -732,8 +716,8 @@
           <w:tcPr>
             <w:tcW w:w="1824" w:type="dxa"/>
             <w:tcBorders>
-              <w:top w:val="single" w:color="auto" w:sz="4" w:space="0"/>
-              <w:left w:val="single" w:color="auto" w:sz="4" w:space="0"/>
+              <w:top w:val="single" w:sz="4" w:space="0" w:color="auto"/>
+              <w:left w:val="single" w:sz="4" w:space="0" w:color="auto"/>
               <w:bottom w:val="nil"/>
               <w:right w:val="nil"/>
             </w:tcBorders>
@@ -778,8 +762,8 @@
           <w:tcPr>
             <w:tcW w:w="3090" w:type="dxa"/>
             <w:tcBorders>
-              <w:top w:val="single" w:color="auto" w:sz="4" w:space="0"/>
-              <w:left w:val="single" w:color="auto" w:sz="4" w:space="0"/>
+              <w:top w:val="single" w:sz="4" w:space="0" w:color="auto"/>
+              <w:left w:val="single" w:sz="4" w:space="0" w:color="auto"/>
               <w:bottom w:val="nil"/>
               <w:right w:val="nil"/>
             </w:tcBorders>
@@ -823,8 +807,8 @@
           <w:tcPr>
             <w:tcW w:w="1824" w:type="dxa"/>
             <w:tcBorders>
-              <w:top w:val="single" w:color="auto" w:sz="4" w:space="0"/>
-              <w:left w:val="single" w:color="auto" w:sz="4" w:space="0"/>
+              <w:top w:val="single" w:sz="4" w:space="0" w:color="auto"/>
+              <w:left w:val="single" w:sz="4" w:space="0" w:color="auto"/>
               <w:bottom w:val="nil"/>
               <w:right w:val="nil"/>
             </w:tcBorders>
@@ -869,10 +853,10 @@
           <w:tcPr>
             <w:tcW w:w="1784" w:type="dxa"/>
             <w:tcBorders>
-              <w:top w:val="single" w:color="auto" w:sz="4" w:space="0"/>
-              <w:left w:val="single" w:color="auto" w:sz="4" w:space="0"/>
-              <w:bottom w:val="nil"/>
-              <w:right w:val="single" w:color="auto" w:sz="4" w:space="0"/>
+              <w:top w:val="single" w:sz="4" w:space="0" w:color="auto"/>
+              <w:left w:val="single" w:sz="4" w:space="0" w:color="auto"/>
+              <w:bottom w:val="nil"/>
+              <w:right w:val="single" w:sz="4" w:space="0" w:color="auto"/>
             </w:tcBorders>
             <w:tcMar>
               <w:top w:w="-1" w:type="dxa"/>
@@ -913,14 +897,8 @@
       </w:tr>
       <w:tr>
         <w:tblPrEx>
-          <w:tblBorders>
-            <w:top w:val="none" w:color="auto" w:sz="0" w:space="0"/>
-            <w:left w:val="none" w:color="auto" w:sz="0" w:space="0"/>
-            <w:bottom w:val="none" w:color="auto" w:sz="0" w:space="0"/>
-            <w:right w:val="none" w:color="auto" w:sz="0" w:space="0"/>
-            <w:insideH w:val="none" w:color="auto" w:sz="0" w:space="0"/>
-            <w:insideV w:val="none" w:color="auto" w:sz="0" w:space="0"/>
-          </w:tblBorders>
+          <w:tblW w:w="8522" w:type="dxa"/>
+          <w:jc w:val="center"/>
           <w:tblCellMar>
             <w:top w:w="0" w:type="dxa"/>
             <w:left w:w="108" w:type="dxa"/>
@@ -929,7 +907,7 @@
           </w:tblCellMar>
         </w:tblPrEx>
         <w:trPr>
-          <w:trHeight w:val="0" w:hRule="atLeast"/>
+          <w:trHeight w:val="0"/>
           <w:tblHeader/>
           <w:jc w:val="center"/>
         </w:trPr>
@@ -937,9 +915,9 @@
           <w:tcPr>
             <w:tcW w:w="1824" w:type="dxa"/>
             <w:tcBorders>
-              <w:top w:val="single" w:color="auto" w:sz="4" w:space="0"/>
-              <w:left w:val="single" w:color="auto" w:sz="4" w:space="0"/>
-              <w:bottom w:val="single" w:color="auto" w:sz="4" w:space="0"/>
+              <w:top w:val="single" w:sz="4" w:space="0" w:color="auto"/>
+              <w:left w:val="single" w:sz="4" w:space="0" w:color="auto"/>
+              <w:bottom w:val="single" w:sz="4" w:space="0" w:color="auto"/>
               <w:right w:val="nil"/>
             </w:tcBorders>
             <w:shd w:val="clear" w:color="auto" w:fill="AEAAAA" w:themeFill="background2" w:themeFillShade="BF"/>
@@ -983,9 +961,9 @@
           <w:tcPr>
             <w:tcW w:w="3090" w:type="dxa"/>
             <w:tcBorders>
-              <w:top w:val="single" w:color="auto" w:sz="4" w:space="0"/>
-              <w:left w:val="single" w:color="auto" w:sz="4" w:space="0"/>
-              <w:bottom w:val="single" w:color="auto" w:sz="4" w:space="0"/>
+              <w:top w:val="single" w:sz="4" w:space="0" w:color="auto"/>
+              <w:left w:val="single" w:sz="4" w:space="0" w:color="auto"/>
+              <w:bottom w:val="single" w:sz="4" w:space="0" w:color="auto"/>
               <w:right w:val="nil"/>
             </w:tcBorders>
             <w:tcMar>
@@ -1028,9 +1006,9 @@
           <w:tcPr>
             <w:tcW w:w="1824" w:type="dxa"/>
             <w:tcBorders>
-              <w:top w:val="single" w:color="auto" w:sz="4" w:space="0"/>
-              <w:left w:val="single" w:color="auto" w:sz="4" w:space="0"/>
-              <w:bottom w:val="single" w:color="auto" w:sz="4" w:space="0"/>
+              <w:top w:val="single" w:sz="4" w:space="0" w:color="auto"/>
+              <w:left w:val="single" w:sz="4" w:space="0" w:color="auto"/>
+              <w:bottom w:val="single" w:sz="4" w:space="0" w:color="auto"/>
               <w:right w:val="nil"/>
             </w:tcBorders>
             <w:shd w:val="clear" w:color="auto" w:fill="AEAAAA" w:themeFill="background2" w:themeFillShade="BF"/>
@@ -1074,10 +1052,10 @@
           <w:tcPr>
             <w:tcW w:w="1784" w:type="dxa"/>
             <w:tcBorders>
-              <w:top w:val="single" w:color="auto" w:sz="4" w:space="0"/>
-              <w:left w:val="single" w:color="auto" w:sz="4" w:space="0"/>
-              <w:bottom w:val="single" w:color="auto" w:sz="4" w:space="0"/>
-              <w:right w:val="single" w:color="auto" w:sz="4" w:space="0"/>
+              <w:top w:val="single" w:sz="4" w:space="0" w:color="auto"/>
+              <w:left w:val="single" w:sz="4" w:space="0" w:color="auto"/>
+              <w:bottom w:val="single" w:sz="4" w:space="0" w:color="auto"/>
+              <w:right w:val="single" w:sz="4" w:space="0" w:color="auto"/>
             </w:tcBorders>
             <w:tcMar>
               <w:top w:w="-1" w:type="dxa"/>
@@ -1147,7 +1125,7 @@
     </w:p>
     <w:p>
       <w:pPr>
-        <w:pStyle w:val="31"/>
+        <w:pStyle w:val="a1"/>
         <w:keepLines w:val="0"/>
         <w:pageBreakBefore w:val="0"/>
         <w:widowControl w:val="0"/>
@@ -1181,18 +1159,17 @@
     </w:p>
     <w:tbl>
       <w:tblPr>
-        <w:tblStyle w:val="23"/>
+        <w:tblStyle w:val="TableGrid"/>
         <w:tblW w:w="8519" w:type="dxa"/>
         <w:jc w:val="center"/>
         <w:tblBorders>
-          <w:top w:val="none" w:color="auto" w:sz="0" w:space="0"/>
-          <w:left w:val="none" w:color="auto" w:sz="0" w:space="0"/>
-          <w:bottom w:val="none" w:color="auto" w:sz="0" w:space="0"/>
-          <w:right w:val="none" w:color="auto" w:sz="0" w:space="0"/>
-          <w:insideH w:val="none" w:color="auto" w:sz="0" w:space="0"/>
-          <w:insideV w:val="none" w:color="auto" w:sz="0" w:space="0"/>
+          <w:top w:val="nil"/>
+          <w:left w:val="nil"/>
+          <w:bottom w:val="nil"/>
+          <w:right w:val="nil"/>
+          <w:insideH w:val="nil"/>
+          <w:insideV w:val="nil"/>
         </w:tblBorders>
-        <w:tblLayout w:type="autofit"/>
         <w:tblCellMar>
           <w:top w:w="0" w:type="dxa"/>
           <w:left w:w="108" w:type="dxa"/>
@@ -1209,13 +1186,15 @@
       </w:tblGrid>
       <w:tr>
         <w:tblPrEx>
+          <w:tblW w:w="8519" w:type="dxa"/>
+          <w:jc w:val="center"/>
           <w:tblBorders>
-            <w:top w:val="none" w:color="auto" w:sz="0" w:space="0"/>
-            <w:left w:val="none" w:color="auto" w:sz="0" w:space="0"/>
-            <w:bottom w:val="none" w:color="auto" w:sz="0" w:space="0"/>
-            <w:right w:val="none" w:color="auto" w:sz="0" w:space="0"/>
-            <w:insideH w:val="none" w:color="auto" w:sz="0" w:space="0"/>
-            <w:insideV w:val="none" w:color="auto" w:sz="0" w:space="0"/>
+            <w:top w:val="nil"/>
+            <w:left w:val="nil"/>
+            <w:bottom w:val="nil"/>
+            <w:right w:val="nil"/>
+            <w:insideH w:val="nil"/>
+            <w:insideV w:val="nil"/>
           </w:tblBorders>
           <w:tblCellMar>
             <w:top w:w="0" w:type="dxa"/>
@@ -1225,7 +1204,7 @@
           </w:tblCellMar>
         </w:tblPrEx>
         <w:trPr>
-          <w:trHeight w:val="0" w:hRule="atLeast"/>
+          <w:trHeight w:val="0"/>
           <w:tblHeader/>
           <w:jc w:val="center"/>
         </w:trPr>
@@ -1233,8 +1212,8 @@
           <w:tcPr>
             <w:tcW w:w="0" w:type="auto"/>
             <w:tcBorders>
-              <w:top w:val="single" w:color="auto" w:sz="12" w:space="0"/>
-              <w:left w:val="single" w:color="auto" w:sz="12" w:space="0"/>
+              <w:top w:val="single" w:sz="12" w:space="0" w:color="auto"/>
+              <w:left w:val="single" w:sz="12" w:space="0" w:color="auto"/>
               <w:bottom w:val="nil"/>
               <w:right w:val="nil"/>
             </w:tcBorders>
@@ -1261,12 +1240,12 @@
               <w:adjustRightInd w:val="0"/>
               <w:snapToGrid w:val="0"/>
               <w:spacing w:line="240" w:lineRule="auto"/>
-              <w:ind w:left="0" w:leftChars="0" w:right="0" w:rightChars="0" w:firstLine="0" w:firstLineChars="0"/>
+              <w:ind w:left="0" w:right="0" w:firstLine="0" w:leftChars="0" w:rightChars="0" w:firstLineChars="0"/>
               <w:jc w:val="center"/>
               <w:textAlignment w:val="baseline"/>
               <w:rPr>
-                <w:rStyle w:val="25"/>
-                <w:rFonts w:hint="default" w:ascii="微软雅黑" w:hAnsi="微软雅黑" w:eastAsia="微软雅黑" w:cs="微软雅黑"/>
+                <w:rStyle w:val="Strong"/>
+                <w:rFonts w:ascii="微软雅黑" w:eastAsia="微软雅黑" w:hAnsi="微软雅黑" w:cs="微软雅黑" w:hint="default"/>
                 <w:b/>
                 <w:bCs/>
                 <w:i w:val="0"/>
@@ -1284,8 +1263,8 @@
             </w:pPr>
             <w:r>
               <w:rPr>
-                <w:rStyle w:val="25"/>
-                <w:rFonts w:hint="eastAsia" w:ascii="微软雅黑" w:hAnsi="微软雅黑" w:eastAsia="微软雅黑" w:cs="微软雅黑"/>
+                <w:rStyle w:val="Strong"/>
+                <w:rFonts w:ascii="微软雅黑" w:eastAsia="微软雅黑" w:hAnsi="微软雅黑" w:cs="微软雅黑" w:hint="eastAsia"/>
                 <w:b/>
                 <w:bCs/>
                 <w:i w:val="0"/>
@@ -1308,8 +1287,8 @@
           <w:tcPr>
             <w:tcW w:w="0" w:type="auto"/>
             <w:tcBorders>
-              <w:top w:val="single" w:color="auto" w:sz="12" w:space="0"/>
-              <w:left w:val="single" w:color="auto" w:sz="4" w:space="0"/>
+              <w:top w:val="single" w:sz="12" w:space="0" w:color="auto"/>
+              <w:left w:val="single" w:sz="4" w:space="0" w:color="auto"/>
               <w:bottom w:val="nil"/>
               <w:right w:val="nil"/>
             </w:tcBorders>
@@ -1336,12 +1315,12 @@
               <w:adjustRightInd w:val="0"/>
               <w:snapToGrid w:val="0"/>
               <w:spacing w:line="240" w:lineRule="auto"/>
-              <w:ind w:left="0" w:leftChars="0" w:right="0" w:rightChars="0" w:firstLine="0" w:firstLineChars="0"/>
+              <w:ind w:left="0" w:right="0" w:firstLine="0" w:leftChars="0" w:rightChars="0" w:firstLineChars="0"/>
               <w:jc w:val="center"/>
               <w:textAlignment w:val="baseline"/>
               <w:rPr>
-                <w:rStyle w:val="25"/>
-                <w:rFonts w:hint="default" w:ascii="微软雅黑" w:hAnsi="微软雅黑" w:eastAsia="微软雅黑" w:cs="微软雅黑"/>
+                <w:rStyle w:val="Strong"/>
+                <w:rFonts w:ascii="微软雅黑" w:eastAsia="微软雅黑" w:hAnsi="微软雅黑" w:cs="微软雅黑" w:hint="default"/>
                 <w:b/>
                 <w:bCs/>
                 <w:i w:val="0"/>
@@ -1359,8 +1338,8 @@
             </w:pPr>
             <w:r>
               <w:rPr>
-                <w:rStyle w:val="25"/>
-                <w:rFonts w:hint="eastAsia" w:ascii="微软雅黑" w:hAnsi="微软雅黑" w:eastAsia="微软雅黑" w:cs="微软雅黑"/>
+                <w:rStyle w:val="Strong"/>
+                <w:rFonts w:ascii="微软雅黑" w:eastAsia="微软雅黑" w:hAnsi="微软雅黑" w:cs="微软雅黑" w:hint="eastAsia"/>
                 <w:b/>
                 <w:bCs/>
                 <w:i w:val="0"/>
@@ -1383,8 +1362,8 @@
           <w:tcPr>
             <w:tcW w:w="0" w:type="auto"/>
             <w:tcBorders>
-              <w:top w:val="single" w:color="auto" w:sz="12" w:space="0"/>
-              <w:left w:val="single" w:color="auto" w:sz="4" w:space="0"/>
+              <w:top w:val="single" w:sz="12" w:space="0" w:color="auto"/>
+              <w:left w:val="single" w:sz="4" w:space="0" w:color="auto"/>
               <w:bottom w:val="nil"/>
               <w:right w:val="nil"/>
             </w:tcBorders>
@@ -1411,12 +1390,12 @@
               <w:adjustRightInd w:val="0"/>
               <w:snapToGrid w:val="0"/>
               <w:spacing w:line="240" w:lineRule="auto"/>
-              <w:ind w:left="0" w:leftChars="0" w:right="0" w:rightChars="0" w:firstLine="0" w:firstLineChars="0"/>
+              <w:ind w:left="0" w:right="0" w:firstLine="0" w:leftChars="0" w:rightChars="0" w:firstLineChars="0"/>
               <w:jc w:val="center"/>
               <w:textAlignment w:val="baseline"/>
               <w:rPr>
-                <w:rStyle w:val="25"/>
-                <w:rFonts w:hint="default" w:ascii="微软雅黑" w:hAnsi="微软雅黑" w:eastAsia="微软雅黑" w:cs="微软雅黑"/>
+                <w:rStyle w:val="Strong"/>
+                <w:rFonts w:ascii="微软雅黑" w:eastAsia="微软雅黑" w:hAnsi="微软雅黑" w:cs="微软雅黑" w:hint="default"/>
                 <w:b/>
                 <w:bCs/>
                 <w:i w:val="0"/>
@@ -1434,8 +1413,8 @@
             </w:pPr>
             <w:r>
               <w:rPr>
-                <w:rStyle w:val="25"/>
-                <w:rFonts w:hint="eastAsia" w:ascii="微软雅黑" w:hAnsi="微软雅黑" w:eastAsia="微软雅黑" w:cs="微软雅黑"/>
+                <w:rStyle w:val="Strong"/>
+                <w:rFonts w:ascii="微软雅黑" w:eastAsia="微软雅黑" w:hAnsi="微软雅黑" w:cs="微软雅黑" w:hint="eastAsia"/>
                 <w:b/>
                 <w:bCs/>
                 <w:i w:val="0"/>
@@ -1458,8 +1437,8 @@
           <w:tcPr>
             <w:tcW w:w="0" w:type="auto"/>
             <w:tcBorders>
-              <w:top w:val="single" w:color="auto" w:sz="12" w:space="0"/>
-              <w:left w:val="single" w:color="auto" w:sz="4" w:space="0"/>
+              <w:top w:val="single" w:sz="12" w:space="0" w:color="auto"/>
+              <w:left w:val="single" w:sz="4" w:space="0" w:color="auto"/>
               <w:bottom w:val="nil"/>
               <w:right w:val="nil"/>
             </w:tcBorders>
@@ -1486,12 +1465,12 @@
               <w:adjustRightInd w:val="0"/>
               <w:snapToGrid w:val="0"/>
               <w:spacing w:line="240" w:lineRule="auto"/>
-              <w:ind w:left="0" w:leftChars="0" w:right="0" w:rightChars="0" w:firstLine="0" w:firstLineChars="0"/>
+              <w:ind w:left="0" w:right="0" w:firstLine="0" w:leftChars="0" w:rightChars="0" w:firstLineChars="0"/>
               <w:jc w:val="center"/>
               <w:textAlignment w:val="baseline"/>
               <w:rPr>
-                <w:rStyle w:val="25"/>
-                <w:rFonts w:hint="default" w:ascii="微软雅黑" w:hAnsi="微软雅黑" w:eastAsia="微软雅黑" w:cs="微软雅黑"/>
+                <w:rStyle w:val="Strong"/>
+                <w:rFonts w:ascii="微软雅黑" w:eastAsia="微软雅黑" w:hAnsi="微软雅黑" w:cs="微软雅黑" w:hint="default"/>
                 <w:b/>
                 <w:bCs/>
                 <w:i w:val="0"/>
@@ -1509,8 +1488,8 @@
             </w:pPr>
             <w:r>
               <w:rPr>
-                <w:rStyle w:val="25"/>
-                <w:rFonts w:hint="eastAsia" w:ascii="微软雅黑" w:hAnsi="微软雅黑" w:eastAsia="微软雅黑" w:cs="微软雅黑"/>
+                <w:rStyle w:val="Strong"/>
+                <w:rFonts w:ascii="微软雅黑" w:eastAsia="微软雅黑" w:hAnsi="微软雅黑" w:cs="微软雅黑" w:hint="eastAsia"/>
                 <w:b/>
                 <w:bCs/>
                 <w:i w:val="0"/>
@@ -1533,10 +1512,10 @@
           <w:tcPr>
             <w:tcW w:w="1205" w:type="dxa"/>
             <w:tcBorders>
-              <w:top w:val="single" w:color="auto" w:sz="12" w:space="0"/>
-              <w:left w:val="single" w:color="auto" w:sz="4" w:space="0"/>
-              <w:bottom w:val="nil"/>
-              <w:right w:val="single" w:color="auto" w:sz="12" w:space="0"/>
+              <w:top w:val="single" w:sz="12" w:space="0" w:color="auto"/>
+              <w:left w:val="single" w:sz="4" w:space="0" w:color="auto"/>
+              <w:bottom w:val="nil"/>
+              <w:right w:val="single" w:sz="12" w:space="0" w:color="auto"/>
             </w:tcBorders>
             <w:tcMar>
               <w:top w:w="-1" w:type="dxa"/>
@@ -1561,12 +1540,12 @@
               <w:adjustRightInd w:val="0"/>
               <w:snapToGrid w:val="0"/>
               <w:spacing w:line="240" w:lineRule="auto"/>
-              <w:ind w:left="0" w:leftChars="0" w:right="0" w:rightChars="0" w:firstLine="0" w:firstLineChars="0"/>
+              <w:ind w:left="0" w:right="0" w:firstLine="0" w:leftChars="0" w:rightChars="0" w:firstLineChars="0"/>
               <w:jc w:val="center"/>
               <w:textAlignment w:val="baseline"/>
               <w:rPr>
-                <w:rStyle w:val="25"/>
-                <w:rFonts w:hint="default" w:ascii="微软雅黑" w:hAnsi="微软雅黑" w:eastAsia="微软雅黑" w:cs="微软雅黑"/>
+                <w:rStyle w:val="Strong"/>
+                <w:rFonts w:ascii="微软雅黑" w:eastAsia="微软雅黑" w:hAnsi="微软雅黑" w:cs="微软雅黑" w:hint="default"/>
                 <w:b/>
                 <w:bCs/>
                 <w:i w:val="0"/>
@@ -1584,8 +1563,8 @@
             </w:pPr>
             <w:r>
               <w:rPr>
-                <w:rStyle w:val="25"/>
-                <w:rFonts w:hint="eastAsia" w:ascii="微软雅黑" w:hAnsi="微软雅黑" w:eastAsia="微软雅黑" w:cs="微软雅黑"/>
+                <w:rStyle w:val="Strong"/>
+                <w:rFonts w:ascii="微软雅黑" w:eastAsia="微软雅黑" w:hAnsi="微软雅黑" w:cs="微软雅黑" w:hint="eastAsia"/>
                 <w:b/>
                 <w:bCs/>
                 <w:i w:val="0"/>
@@ -1607,14 +1586,8 @@
       </w:tr>
       <w:tr>
         <w:tblPrEx>
-          <w:tblBorders>
-            <w:top w:val="none" w:color="auto" w:sz="0" w:space="0"/>
-            <w:left w:val="none" w:color="auto" w:sz="0" w:space="0"/>
-            <w:bottom w:val="none" w:color="auto" w:sz="0" w:space="0"/>
-            <w:right w:val="none" w:color="auto" w:sz="0" w:space="0"/>
-            <w:insideH w:val="none" w:color="auto" w:sz="0" w:space="0"/>
-            <w:insideV w:val="none" w:color="auto" w:sz="0" w:space="0"/>
-          </w:tblBorders>
+          <w:tblW w:w="8519" w:type="dxa"/>
+          <w:jc w:val="center"/>
           <w:tblCellMar>
             <w:top w:w="0" w:type="dxa"/>
             <w:left w:w="108" w:type="dxa"/>
@@ -1623,15 +1596,15 @@
           </w:tblCellMar>
         </w:tblPrEx>
         <w:trPr>
-          <w:trHeight w:val="0" w:hRule="atLeast"/>
+          <w:trHeight w:val="0"/>
           <w:jc w:val="center"/>
         </w:trPr>
         <w:tc>
           <w:tcPr>
             <w:tcW w:w="0" w:type="auto"/>
             <w:tcBorders>
-              <w:top w:val="single" w:color="auto" w:sz="4" w:space="0"/>
-              <w:left w:val="single" w:color="auto" w:sz="12" w:space="0"/>
+              <w:top w:val="single" w:sz="4" w:space="0" w:color="auto"/>
+              <w:left w:val="single" w:sz="12" w:space="0" w:color="auto"/>
               <w:bottom w:val="nil"/>
               <w:right w:val="nil"/>
             </w:tcBorders>
@@ -1658,12 +1631,12 @@
               <w:adjustRightInd w:val="0"/>
               <w:snapToGrid w:val="0"/>
               <w:spacing w:line="240" w:lineRule="auto"/>
-              <w:ind w:left="0" w:leftChars="0" w:right="0" w:rightChars="0" w:firstLine="0" w:firstLineChars="0"/>
+              <w:ind w:left="0" w:right="0" w:firstLine="0" w:leftChars="0" w:rightChars="0" w:firstLineChars="0"/>
               <w:jc w:val="center"/>
               <w:textAlignment w:val="baseline"/>
               <w:rPr>
-                <w:rStyle w:val="25"/>
-                <w:rFonts w:hint="default" w:ascii="微软雅黑" w:hAnsi="微软雅黑" w:eastAsia="微软雅黑" w:cs="微软雅黑"/>
+                <w:rStyle w:val="Strong"/>
+                <w:rFonts w:ascii="微软雅黑" w:eastAsia="微软雅黑" w:hAnsi="微软雅黑" w:cs="微软雅黑" w:hint="default"/>
                 <w:b w:val="0"/>
                 <w:bCs/>
                 <w:i w:val="0"/>
@@ -1681,8 +1654,8 @@
             </w:pPr>
             <w:r>
               <w:rPr>
-                <w:rStyle w:val="25"/>
-                <w:rFonts w:hint="eastAsia" w:ascii="微软雅黑" w:hAnsi="微软雅黑" w:eastAsia="微软雅黑" w:cs="微软雅黑"/>
+                <w:rStyle w:val="Strong"/>
+                <w:rFonts w:ascii="微软雅黑" w:eastAsia="微软雅黑" w:hAnsi="微软雅黑" w:cs="微软雅黑" w:hint="eastAsia"/>
                 <w:b w:val="0"/>
                 <w:bCs/>
                 <w:i w:val="0"/>
@@ -1700,8 +1673,8 @@
             </w:r>
             <w:r>
               <w:rPr>
-                <w:rStyle w:val="25"/>
-                <w:rFonts w:hint="eastAsia" w:ascii="微软雅黑" w:hAnsi="微软雅黑" w:eastAsia="微软雅黑" w:cs="微软雅黑"/>
+                <w:rStyle w:val="Strong"/>
+                <w:rFonts w:ascii="微软雅黑" w:eastAsia="微软雅黑" w:hAnsi="微软雅黑" w:cs="微软雅黑" w:hint="eastAsia"/>
                 <w:b w:val="0"/>
                 <w:bCs/>
                 <w:i w:val="0"/>
@@ -1724,8 +1697,8 @@
           <w:tcPr>
             <w:tcW w:w="0" w:type="auto"/>
             <w:tcBorders>
-              <w:top w:val="single" w:color="auto" w:sz="4" w:space="0"/>
-              <w:left w:val="single" w:color="auto" w:sz="4" w:space="0"/>
+              <w:top w:val="single" w:sz="4" w:space="0" w:color="auto"/>
+              <w:left w:val="single" w:sz="4" w:space="0" w:color="auto"/>
               <w:bottom w:val="nil"/>
               <w:right w:val="nil"/>
             </w:tcBorders>
@@ -1752,12 +1725,12 @@
               <w:adjustRightInd w:val="0"/>
               <w:snapToGrid w:val="0"/>
               <w:spacing w:line="240" w:lineRule="auto"/>
-              <w:ind w:left="0" w:leftChars="0" w:right="0" w:rightChars="0" w:firstLine="0" w:firstLineChars="0"/>
+              <w:ind w:left="0" w:right="0" w:firstLine="0" w:leftChars="0" w:rightChars="0" w:firstLineChars="0"/>
               <w:jc w:val="center"/>
               <w:textAlignment w:val="baseline"/>
               <w:rPr>
-                <w:rStyle w:val="25"/>
-                <w:rFonts w:hint="default" w:ascii="微软雅黑" w:hAnsi="微软雅黑" w:eastAsia="微软雅黑" w:cs="微软雅黑"/>
+                <w:rStyle w:val="Strong"/>
+                <w:rFonts w:ascii="微软雅黑" w:eastAsia="微软雅黑" w:hAnsi="微软雅黑" w:cs="微软雅黑" w:hint="default"/>
                 <w:b w:val="0"/>
                 <w:bCs/>
                 <w:i w:val="0"/>
@@ -1775,8 +1748,8 @@
             </w:pPr>
             <w:r>
               <w:rPr>
-                <w:rStyle w:val="25"/>
-                <w:rFonts w:hint="eastAsia" w:ascii="微软雅黑" w:hAnsi="微软雅黑" w:eastAsia="微软雅黑" w:cs="微软雅黑"/>
+                <w:rStyle w:val="Strong"/>
+                <w:rFonts w:ascii="微软雅黑" w:eastAsia="微软雅黑" w:hAnsi="微软雅黑" w:cs="微软雅黑" w:hint="eastAsia"/>
                 <w:b w:val="0"/>
                 <w:bCs/>
                 <w:i w:val="0"/>
@@ -1799,8 +1772,8 @@
           <w:tcPr>
             <w:tcW w:w="0" w:type="auto"/>
             <w:tcBorders>
-              <w:top w:val="single" w:color="auto" w:sz="4" w:space="0"/>
-              <w:left w:val="single" w:color="auto" w:sz="4" w:space="0"/>
+              <w:top w:val="single" w:sz="4" w:space="0" w:color="auto"/>
+              <w:left w:val="single" w:sz="4" w:space="0" w:color="auto"/>
               <w:bottom w:val="nil"/>
               <w:right w:val="nil"/>
             </w:tcBorders>
@@ -1827,12 +1800,12 @@
               <w:adjustRightInd w:val="0"/>
               <w:snapToGrid w:val="0"/>
               <w:spacing w:line="240" w:lineRule="auto"/>
-              <w:ind w:left="0" w:leftChars="0" w:right="0" w:rightChars="0" w:firstLine="0" w:firstLineChars="0"/>
+              <w:ind w:left="0" w:right="0" w:firstLine="0" w:leftChars="0" w:rightChars="0" w:firstLineChars="0"/>
               <w:jc w:val="center"/>
               <w:textAlignment w:val="baseline"/>
               <w:rPr>
-                <w:rStyle w:val="25"/>
-                <w:rFonts w:hint="default" w:ascii="微软雅黑" w:hAnsi="微软雅黑" w:eastAsia="微软雅黑" w:cs="微软雅黑"/>
+                <w:rStyle w:val="Strong"/>
+                <w:rFonts w:ascii="微软雅黑" w:eastAsia="微软雅黑" w:hAnsi="微软雅黑" w:cs="微软雅黑" w:hint="default"/>
                 <w:b w:val="0"/>
                 <w:bCs/>
                 <w:i w:val="0"/>
@@ -1850,8 +1823,8 @@
             </w:pPr>
             <w:r>
               <w:rPr>
-                <w:rStyle w:val="25"/>
-                <w:rFonts w:hint="eastAsia" w:ascii="微软雅黑" w:hAnsi="微软雅黑" w:eastAsia="微软雅黑" w:cs="微软雅黑"/>
+                <w:rStyle w:val="Strong"/>
+                <w:rFonts w:ascii="微软雅黑" w:eastAsia="微软雅黑" w:hAnsi="微软雅黑" w:cs="微软雅黑" w:hint="eastAsia"/>
                 <w:b w:val="0"/>
                 <w:bCs/>
                 <w:i w:val="0"/>
@@ -1874,8 +1847,8 @@
           <w:tcPr>
             <w:tcW w:w="0" w:type="auto"/>
             <w:tcBorders>
-              <w:top w:val="single" w:color="auto" w:sz="4" w:space="0"/>
-              <w:left w:val="single" w:color="auto" w:sz="4" w:space="0"/>
+              <w:top w:val="single" w:sz="4" w:space="0" w:color="auto"/>
+              <w:left w:val="single" w:sz="4" w:space="0" w:color="auto"/>
               <w:bottom w:val="nil"/>
               <w:right w:val="nil"/>
             </w:tcBorders>
@@ -1902,12 +1875,12 @@
               <w:adjustRightInd w:val="0"/>
               <w:snapToGrid w:val="0"/>
               <w:spacing w:line="240" w:lineRule="auto"/>
-              <w:ind w:left="0" w:leftChars="0" w:right="0" w:rightChars="0" w:firstLine="0" w:firstLineChars="0"/>
+              <w:ind w:left="0" w:right="0" w:firstLine="0" w:leftChars="0" w:rightChars="0" w:firstLineChars="0"/>
               <w:jc w:val="center"/>
               <w:textAlignment w:val="baseline"/>
               <w:rPr>
-                <w:rStyle w:val="25"/>
-                <w:rFonts w:hint="default" w:ascii="微软雅黑" w:hAnsi="微软雅黑" w:eastAsia="微软雅黑" w:cs="微软雅黑"/>
+                <w:rStyle w:val="Strong"/>
+                <w:rFonts w:ascii="微软雅黑" w:eastAsia="微软雅黑" w:hAnsi="微软雅黑" w:cs="微软雅黑" w:hint="default"/>
                 <w:b w:val="0"/>
                 <w:bCs/>
                 <w:i w:val="0"/>
@@ -1925,8 +1898,8 @@
             </w:pPr>
             <w:r>
               <w:rPr>
-                <w:rStyle w:val="25"/>
-                <w:rFonts w:hint="eastAsia" w:ascii="微软雅黑" w:hAnsi="微软雅黑" w:eastAsia="微软雅黑" w:cs="微软雅黑"/>
+                <w:rStyle w:val="Strong"/>
+                <w:rFonts w:ascii="微软雅黑" w:eastAsia="微软雅黑" w:hAnsi="微软雅黑" w:cs="微软雅黑" w:hint="eastAsia"/>
                 <w:b w:val="0"/>
                 <w:bCs/>
                 <w:i w:val="0"/>
@@ -1949,10 +1922,10 @@
           <w:tcPr>
             <w:tcW w:w="1205" w:type="dxa"/>
             <w:tcBorders>
-              <w:top w:val="single" w:color="auto" w:sz="4" w:space="0"/>
-              <w:left w:val="single" w:color="auto" w:sz="4" w:space="0"/>
-              <w:bottom w:val="nil"/>
-              <w:right w:val="single" w:color="auto" w:sz="12" w:space="0"/>
+              <w:top w:val="single" w:sz="4" w:space="0" w:color="auto"/>
+              <w:left w:val="single" w:sz="4" w:space="0" w:color="auto"/>
+              <w:bottom w:val="nil"/>
+              <w:right w:val="single" w:sz="12" w:space="0" w:color="auto"/>
             </w:tcBorders>
             <w:tcMar>
               <w:top w:w="-1" w:type="dxa"/>
@@ -1977,12 +1950,12 @@
               <w:adjustRightInd w:val="0"/>
               <w:snapToGrid w:val="0"/>
               <w:spacing w:line="240" w:lineRule="auto"/>
-              <w:ind w:left="0" w:leftChars="0" w:right="0" w:rightChars="0" w:firstLine="0" w:firstLineChars="0"/>
+              <w:ind w:left="0" w:right="0" w:firstLine="0" w:leftChars="0" w:rightChars="0" w:firstLineChars="0"/>
               <w:jc w:val="center"/>
               <w:textAlignment w:val="baseline"/>
               <w:rPr>
-                <w:rStyle w:val="25"/>
-                <w:rFonts w:hint="default" w:ascii="微软雅黑" w:hAnsi="微软雅黑" w:eastAsia="微软雅黑" w:cs="微软雅黑"/>
+                <w:rStyle w:val="Strong"/>
+                <w:rFonts w:ascii="微软雅黑" w:eastAsia="微软雅黑" w:hAnsi="微软雅黑" w:cs="微软雅黑" w:hint="default"/>
                 <w:b w:val="0"/>
                 <w:bCs/>
                 <w:i w:val="0"/>
@@ -2003,14 +1976,8 @@
       </w:tr>
       <w:tr>
         <w:tblPrEx>
-          <w:tblBorders>
-            <w:top w:val="none" w:color="auto" w:sz="0" w:space="0"/>
-            <w:left w:val="none" w:color="auto" w:sz="0" w:space="0"/>
-            <w:bottom w:val="none" w:color="auto" w:sz="0" w:space="0"/>
-            <w:right w:val="none" w:color="auto" w:sz="0" w:space="0"/>
-            <w:insideH w:val="none" w:color="auto" w:sz="0" w:space="0"/>
-            <w:insideV w:val="none" w:color="auto" w:sz="0" w:space="0"/>
-          </w:tblBorders>
+          <w:tblW w:w="8519" w:type="dxa"/>
+          <w:jc w:val="center"/>
           <w:tblCellMar>
             <w:top w:w="0" w:type="dxa"/>
             <w:left w:w="108" w:type="dxa"/>
@@ -2019,15 +1986,15 @@
           </w:tblCellMar>
         </w:tblPrEx>
         <w:trPr>
-          <w:trHeight w:val="0" w:hRule="atLeast"/>
+          <w:trHeight w:val="0"/>
           <w:jc w:val="center"/>
         </w:trPr>
         <w:tc>
           <w:tcPr>
             <w:tcW w:w="0" w:type="auto"/>
             <w:tcBorders>
-              <w:top w:val="single" w:color="auto" w:sz="4" w:space="0"/>
-              <w:left w:val="single" w:color="auto" w:sz="12" w:space="0"/>
+              <w:top w:val="single" w:sz="4" w:space="0" w:color="auto"/>
+              <w:left w:val="single" w:sz="12" w:space="0" w:color="auto"/>
               <w:bottom w:val="nil"/>
               <w:right w:val="nil"/>
             </w:tcBorders>
@@ -2054,12 +2021,12 @@
               <w:adjustRightInd w:val="0"/>
               <w:snapToGrid w:val="0"/>
               <w:spacing w:line="240" w:lineRule="auto"/>
-              <w:ind w:left="0" w:leftChars="0" w:right="0" w:rightChars="0" w:firstLine="0" w:firstLineChars="0"/>
+              <w:ind w:left="0" w:right="0" w:firstLine="0" w:leftChars="0" w:rightChars="0" w:firstLineChars="0"/>
               <w:jc w:val="center"/>
               <w:textAlignment w:val="baseline"/>
               <w:rPr>
-                <w:rStyle w:val="25"/>
-                <w:rFonts w:hint="default" w:ascii="微软雅黑" w:hAnsi="微软雅黑" w:eastAsia="微软雅黑" w:cs="微软雅黑"/>
+                <w:rStyle w:val="Strong"/>
+                <w:rFonts w:ascii="微软雅黑" w:eastAsia="微软雅黑" w:hAnsi="微软雅黑" w:cs="微软雅黑" w:hint="default"/>
                 <w:b w:val="0"/>
                 <w:bCs/>
                 <w:i w:val="0"/>
@@ -2081,8 +2048,8 @@
           <w:tcPr>
             <w:tcW w:w="0" w:type="auto"/>
             <w:tcBorders>
-              <w:top w:val="single" w:color="auto" w:sz="4" w:space="0"/>
-              <w:left w:val="single" w:color="auto" w:sz="4" w:space="0"/>
+              <w:top w:val="single" w:sz="4" w:space="0" w:color="auto"/>
+              <w:left w:val="single" w:sz="4" w:space="0" w:color="auto"/>
               <w:bottom w:val="nil"/>
               <w:right w:val="nil"/>
             </w:tcBorders>
@@ -2109,12 +2076,12 @@
               <w:adjustRightInd w:val="0"/>
               <w:snapToGrid w:val="0"/>
               <w:spacing w:line="240" w:lineRule="auto"/>
-              <w:ind w:left="0" w:leftChars="0" w:right="0" w:rightChars="0" w:firstLine="0" w:firstLineChars="0"/>
+              <w:ind w:left="0" w:right="0" w:firstLine="0" w:leftChars="0" w:rightChars="0" w:firstLineChars="0"/>
               <w:jc w:val="center"/>
               <w:textAlignment w:val="baseline"/>
               <w:rPr>
-                <w:rStyle w:val="25"/>
-                <w:rFonts w:hint="default" w:ascii="微软雅黑" w:hAnsi="微软雅黑" w:eastAsia="微软雅黑" w:cs="微软雅黑"/>
+                <w:rStyle w:val="Strong"/>
+                <w:rFonts w:ascii="微软雅黑" w:eastAsia="微软雅黑" w:hAnsi="微软雅黑" w:cs="微软雅黑" w:hint="default"/>
                 <w:b w:val="0"/>
                 <w:bCs/>
                 <w:i w:val="0"/>
@@ -2136,8 +2103,8 @@
           <w:tcPr>
             <w:tcW w:w="0" w:type="auto"/>
             <w:tcBorders>
-              <w:top w:val="single" w:color="auto" w:sz="4" w:space="0"/>
-              <w:left w:val="single" w:color="auto" w:sz="4" w:space="0"/>
+              <w:top w:val="single" w:sz="4" w:space="0" w:color="auto"/>
+              <w:left w:val="single" w:sz="4" w:space="0" w:color="auto"/>
               <w:bottom w:val="nil"/>
               <w:right w:val="nil"/>
             </w:tcBorders>
@@ -2164,12 +2131,12 @@
               <w:adjustRightInd w:val="0"/>
               <w:snapToGrid w:val="0"/>
               <w:spacing w:line="240" w:lineRule="auto"/>
-              <w:ind w:left="0" w:leftChars="0" w:right="0" w:rightChars="0" w:firstLine="0" w:firstLineChars="0"/>
+              <w:ind w:left="0" w:right="0" w:firstLine="0" w:leftChars="0" w:rightChars="0" w:firstLineChars="0"/>
               <w:jc w:val="center"/>
               <w:textAlignment w:val="baseline"/>
               <w:rPr>
-                <w:rStyle w:val="25"/>
-                <w:rFonts w:hint="default" w:ascii="微软雅黑" w:hAnsi="微软雅黑" w:eastAsia="微软雅黑" w:cs="微软雅黑"/>
+                <w:rStyle w:val="Strong"/>
+                <w:rFonts w:ascii="微软雅黑" w:eastAsia="微软雅黑" w:hAnsi="微软雅黑" w:cs="微软雅黑" w:hint="default"/>
                 <w:b w:val="0"/>
                 <w:bCs/>
                 <w:i w:val="0"/>
@@ -2191,8 +2158,8 @@
           <w:tcPr>
             <w:tcW w:w="0" w:type="auto"/>
             <w:tcBorders>
-              <w:top w:val="single" w:color="auto" w:sz="4" w:space="0"/>
-              <w:left w:val="single" w:color="auto" w:sz="4" w:space="0"/>
+              <w:top w:val="single" w:sz="4" w:space="0" w:color="auto"/>
+              <w:left w:val="single" w:sz="4" w:space="0" w:color="auto"/>
               <w:bottom w:val="nil"/>
               <w:right w:val="nil"/>
             </w:tcBorders>
@@ -2219,12 +2186,12 @@
               <w:adjustRightInd w:val="0"/>
               <w:snapToGrid w:val="0"/>
               <w:spacing w:line="240" w:lineRule="auto"/>
-              <w:ind w:left="0" w:leftChars="0" w:right="0" w:rightChars="0" w:firstLine="0" w:firstLineChars="0"/>
+              <w:ind w:left="0" w:right="0" w:firstLine="0" w:leftChars="0" w:rightChars="0" w:firstLineChars="0"/>
               <w:jc w:val="center"/>
               <w:textAlignment w:val="baseline"/>
               <w:rPr>
-                <w:rStyle w:val="25"/>
-                <w:rFonts w:hint="default" w:ascii="微软雅黑" w:hAnsi="微软雅黑" w:eastAsia="微软雅黑" w:cs="微软雅黑"/>
+                <w:rStyle w:val="Strong"/>
+                <w:rFonts w:ascii="微软雅黑" w:eastAsia="微软雅黑" w:hAnsi="微软雅黑" w:cs="微软雅黑" w:hint="default"/>
                 <w:b w:val="0"/>
                 <w:bCs/>
                 <w:i w:val="0"/>
@@ -2246,10 +2213,10 @@
           <w:tcPr>
             <w:tcW w:w="1205" w:type="dxa"/>
             <w:tcBorders>
-              <w:top w:val="single" w:color="auto" w:sz="4" w:space="0"/>
-              <w:left w:val="single" w:color="auto" w:sz="4" w:space="0"/>
-              <w:bottom w:val="nil"/>
-              <w:right w:val="single" w:color="auto" w:sz="12" w:space="0"/>
+              <w:top w:val="single" w:sz="4" w:space="0" w:color="auto"/>
+              <w:left w:val="single" w:sz="4" w:space="0" w:color="auto"/>
+              <w:bottom w:val="nil"/>
+              <w:right w:val="single" w:sz="12" w:space="0" w:color="auto"/>
             </w:tcBorders>
             <w:tcMar>
               <w:top w:w="-1" w:type="dxa"/>
@@ -2274,12 +2241,12 @@
               <w:adjustRightInd w:val="0"/>
               <w:snapToGrid w:val="0"/>
               <w:spacing w:line="240" w:lineRule="auto"/>
-              <w:ind w:left="0" w:leftChars="0" w:right="0" w:rightChars="0" w:firstLine="0" w:firstLineChars="0"/>
+              <w:ind w:left="0" w:right="0" w:firstLine="0" w:leftChars="0" w:rightChars="0" w:firstLineChars="0"/>
               <w:jc w:val="center"/>
               <w:textAlignment w:val="baseline"/>
               <w:rPr>
-                <w:rStyle w:val="25"/>
-                <w:rFonts w:hint="default" w:ascii="微软雅黑" w:hAnsi="微软雅黑" w:eastAsia="微软雅黑" w:cs="微软雅黑"/>
+                <w:rStyle w:val="Strong"/>
+                <w:rFonts w:ascii="微软雅黑" w:eastAsia="微软雅黑" w:hAnsi="微软雅黑" w:cs="微软雅黑" w:hint="default"/>
                 <w:b w:val="0"/>
                 <w:bCs/>
                 <w:i w:val="0"/>
@@ -2300,14 +2267,8 @@
       </w:tr>
       <w:tr>
         <w:tblPrEx>
-          <w:tblBorders>
-            <w:top w:val="none" w:color="auto" w:sz="0" w:space="0"/>
-            <w:left w:val="none" w:color="auto" w:sz="0" w:space="0"/>
-            <w:bottom w:val="none" w:color="auto" w:sz="0" w:space="0"/>
-            <w:right w:val="none" w:color="auto" w:sz="0" w:space="0"/>
-            <w:insideH w:val="none" w:color="auto" w:sz="0" w:space="0"/>
-            <w:insideV w:val="none" w:color="auto" w:sz="0" w:space="0"/>
-          </w:tblBorders>
+          <w:tblW w:w="8519" w:type="dxa"/>
+          <w:jc w:val="center"/>
           <w:tblCellMar>
             <w:top w:w="0" w:type="dxa"/>
             <w:left w:w="108" w:type="dxa"/>
@@ -2316,15 +2277,15 @@
           </w:tblCellMar>
         </w:tblPrEx>
         <w:trPr>
-          <w:trHeight w:val="0" w:hRule="atLeast"/>
+          <w:trHeight w:val="0"/>
           <w:jc w:val="center"/>
         </w:trPr>
         <w:tc>
           <w:tcPr>
             <w:tcW w:w="0" w:type="auto"/>
             <w:tcBorders>
-              <w:top w:val="single" w:color="auto" w:sz="4" w:space="0"/>
-              <w:left w:val="single" w:color="auto" w:sz="12" w:space="0"/>
+              <w:top w:val="single" w:sz="4" w:space="0" w:color="auto"/>
+              <w:left w:val="single" w:sz="12" w:space="0" w:color="auto"/>
               <w:bottom w:val="nil"/>
               <w:right w:val="nil"/>
             </w:tcBorders>
@@ -2351,12 +2312,12 @@
               <w:adjustRightInd w:val="0"/>
               <w:snapToGrid w:val="0"/>
               <w:spacing w:line="240" w:lineRule="auto"/>
-              <w:ind w:left="0" w:leftChars="0" w:right="0" w:rightChars="0" w:firstLine="0" w:firstLineChars="0"/>
+              <w:ind w:left="0" w:right="0" w:firstLine="0" w:leftChars="0" w:rightChars="0" w:firstLineChars="0"/>
               <w:jc w:val="center"/>
               <w:textAlignment w:val="baseline"/>
               <w:rPr>
-                <w:rStyle w:val="25"/>
-                <w:rFonts w:hint="default" w:ascii="微软雅黑" w:hAnsi="微软雅黑" w:eastAsia="微软雅黑" w:cs="微软雅黑"/>
+                <w:rStyle w:val="Strong"/>
+                <w:rFonts w:ascii="微软雅黑" w:eastAsia="微软雅黑" w:hAnsi="微软雅黑" w:cs="微软雅黑" w:hint="default"/>
                 <w:b w:val="0"/>
                 <w:bCs/>
                 <w:i w:val="0"/>
@@ -2378,8 +2339,8 @@
           <w:tcPr>
             <w:tcW w:w="0" w:type="auto"/>
             <w:tcBorders>
-              <w:top w:val="single" w:color="auto" w:sz="4" w:space="0"/>
-              <w:left w:val="single" w:color="auto" w:sz="4" w:space="0"/>
+              <w:top w:val="single" w:sz="4" w:space="0" w:color="auto"/>
+              <w:left w:val="single" w:sz="4" w:space="0" w:color="auto"/>
               <w:bottom w:val="nil"/>
               <w:right w:val="nil"/>
             </w:tcBorders>
@@ -2406,12 +2367,12 @@
               <w:adjustRightInd w:val="0"/>
               <w:snapToGrid w:val="0"/>
               <w:spacing w:line="240" w:lineRule="auto"/>
-              <w:ind w:left="0" w:leftChars="0" w:right="0" w:rightChars="0" w:firstLine="0" w:firstLineChars="0"/>
+              <w:ind w:left="0" w:right="0" w:firstLine="0" w:leftChars="0" w:rightChars="0" w:firstLineChars="0"/>
               <w:jc w:val="center"/>
               <w:textAlignment w:val="baseline"/>
               <w:rPr>
-                <w:rStyle w:val="25"/>
-                <w:rFonts w:hint="default" w:ascii="微软雅黑" w:hAnsi="微软雅黑" w:eastAsia="微软雅黑" w:cs="微软雅黑"/>
+                <w:rStyle w:val="Strong"/>
+                <w:rFonts w:ascii="微软雅黑" w:eastAsia="微软雅黑" w:hAnsi="微软雅黑" w:cs="微软雅黑" w:hint="default"/>
                 <w:b w:val="0"/>
                 <w:bCs/>
                 <w:i w:val="0"/>
@@ -2433,8 +2394,8 @@
           <w:tcPr>
             <w:tcW w:w="0" w:type="auto"/>
             <w:tcBorders>
-              <w:top w:val="single" w:color="auto" w:sz="4" w:space="0"/>
-              <w:left w:val="single" w:color="auto" w:sz="4" w:space="0"/>
+              <w:top w:val="single" w:sz="4" w:space="0" w:color="auto"/>
+              <w:left w:val="single" w:sz="4" w:space="0" w:color="auto"/>
               <w:bottom w:val="nil"/>
               <w:right w:val="nil"/>
             </w:tcBorders>
@@ -2461,12 +2422,12 @@
               <w:adjustRightInd w:val="0"/>
               <w:snapToGrid w:val="0"/>
               <w:spacing w:line="240" w:lineRule="auto"/>
-              <w:ind w:left="0" w:leftChars="0" w:right="0" w:rightChars="0" w:firstLine="0" w:firstLineChars="0"/>
+              <w:ind w:left="0" w:right="0" w:firstLine="0" w:leftChars="0" w:rightChars="0" w:firstLineChars="0"/>
               <w:jc w:val="center"/>
               <w:textAlignment w:val="baseline"/>
               <w:rPr>
-                <w:rStyle w:val="25"/>
-                <w:rFonts w:hint="default" w:ascii="微软雅黑" w:hAnsi="微软雅黑" w:eastAsia="微软雅黑" w:cs="微软雅黑"/>
+                <w:rStyle w:val="Strong"/>
+                <w:rFonts w:ascii="微软雅黑" w:eastAsia="微软雅黑" w:hAnsi="微软雅黑" w:cs="微软雅黑" w:hint="default"/>
                 <w:b w:val="0"/>
                 <w:bCs/>
                 <w:i w:val="0"/>
@@ -2488,8 +2449,8 @@
           <w:tcPr>
             <w:tcW w:w="0" w:type="auto"/>
             <w:tcBorders>
-              <w:top w:val="single" w:color="auto" w:sz="4" w:space="0"/>
-              <w:left w:val="single" w:color="auto" w:sz="4" w:space="0"/>
+              <w:top w:val="single" w:sz="4" w:space="0" w:color="auto"/>
+              <w:left w:val="single" w:sz="4" w:space="0" w:color="auto"/>
               <w:bottom w:val="nil"/>
               <w:right w:val="nil"/>
             </w:tcBorders>
@@ -2516,12 +2477,12 @@
               <w:adjustRightInd w:val="0"/>
               <w:snapToGrid w:val="0"/>
               <w:spacing w:line="240" w:lineRule="auto"/>
-              <w:ind w:left="0" w:leftChars="0" w:right="0" w:rightChars="0" w:firstLine="0" w:firstLineChars="0"/>
+              <w:ind w:left="0" w:right="0" w:firstLine="0" w:leftChars="0" w:rightChars="0" w:firstLineChars="0"/>
               <w:jc w:val="center"/>
               <w:textAlignment w:val="baseline"/>
               <w:rPr>
-                <w:rStyle w:val="25"/>
-                <w:rFonts w:hint="default" w:ascii="微软雅黑" w:hAnsi="微软雅黑" w:eastAsia="微软雅黑" w:cs="微软雅黑"/>
+                <w:rStyle w:val="Strong"/>
+                <w:rFonts w:ascii="微软雅黑" w:eastAsia="微软雅黑" w:hAnsi="微软雅黑" w:cs="微软雅黑" w:hint="default"/>
                 <w:b w:val="0"/>
                 <w:bCs/>
                 <w:i w:val="0"/>
@@ -2543,10 +2504,10 @@
           <w:tcPr>
             <w:tcW w:w="1205" w:type="dxa"/>
             <w:tcBorders>
-              <w:top w:val="single" w:color="auto" w:sz="4" w:space="0"/>
-              <w:left w:val="single" w:color="auto" w:sz="4" w:space="0"/>
-              <w:bottom w:val="nil"/>
-              <w:right w:val="single" w:color="auto" w:sz="12" w:space="0"/>
+              <w:top w:val="single" w:sz="4" w:space="0" w:color="auto"/>
+              <w:left w:val="single" w:sz="4" w:space="0" w:color="auto"/>
+              <w:bottom w:val="nil"/>
+              <w:right w:val="single" w:sz="12" w:space="0" w:color="auto"/>
             </w:tcBorders>
             <w:tcMar>
               <w:top w:w="-1" w:type="dxa"/>
@@ -2571,12 +2532,12 @@
               <w:adjustRightInd w:val="0"/>
               <w:snapToGrid w:val="0"/>
               <w:spacing w:line="240" w:lineRule="auto"/>
-              <w:ind w:left="0" w:leftChars="0" w:right="0" w:rightChars="0" w:firstLine="0" w:firstLineChars="0"/>
+              <w:ind w:left="0" w:right="0" w:firstLine="0" w:leftChars="0" w:rightChars="0" w:firstLineChars="0"/>
               <w:jc w:val="center"/>
               <w:textAlignment w:val="baseline"/>
               <w:rPr>
-                <w:rStyle w:val="25"/>
-                <w:rFonts w:hint="default" w:ascii="微软雅黑" w:hAnsi="微软雅黑" w:eastAsia="微软雅黑" w:cs="微软雅黑"/>
+                <w:rStyle w:val="Strong"/>
+                <w:rFonts w:ascii="微软雅黑" w:eastAsia="微软雅黑" w:hAnsi="微软雅黑" w:cs="微软雅黑" w:hint="default"/>
                 <w:b w:val="0"/>
                 <w:bCs/>
                 <w:i w:val="0"/>
@@ -2597,14 +2558,8 @@
       </w:tr>
       <w:tr>
         <w:tblPrEx>
-          <w:tblBorders>
-            <w:top w:val="none" w:color="auto" w:sz="0" w:space="0"/>
-            <w:left w:val="none" w:color="auto" w:sz="0" w:space="0"/>
-            <w:bottom w:val="none" w:color="auto" w:sz="0" w:space="0"/>
-            <w:right w:val="none" w:color="auto" w:sz="0" w:space="0"/>
-            <w:insideH w:val="none" w:color="auto" w:sz="0" w:space="0"/>
-            <w:insideV w:val="none" w:color="auto" w:sz="0" w:space="0"/>
-          </w:tblBorders>
+          <w:tblW w:w="8519" w:type="dxa"/>
+          <w:jc w:val="center"/>
           <w:tblCellMar>
             <w:top w:w="0" w:type="dxa"/>
             <w:left w:w="108" w:type="dxa"/>
@@ -2613,16 +2568,16 @@
           </w:tblCellMar>
         </w:tblPrEx>
         <w:trPr>
-          <w:trHeight w:val="0" w:hRule="atLeast"/>
+          <w:trHeight w:val="0"/>
           <w:jc w:val="center"/>
         </w:trPr>
         <w:tc>
           <w:tcPr>
             <w:tcW w:w="1621" w:type="dxa"/>
             <w:tcBorders>
-              <w:top w:val="single" w:color="auto" w:sz="4" w:space="0"/>
-              <w:left w:val="single" w:color="auto" w:sz="12" w:space="0"/>
-              <w:bottom w:val="single" w:color="auto" w:sz="12" w:space="0"/>
+              <w:top w:val="single" w:sz="4" w:space="0" w:color="auto"/>
+              <w:left w:val="single" w:sz="12" w:space="0" w:color="auto"/>
+              <w:bottom w:val="single" w:sz="12" w:space="0" w:color="auto"/>
               <w:right w:val="nil"/>
             </w:tcBorders>
             <w:tcMar>
@@ -2648,12 +2603,12 @@
               <w:adjustRightInd w:val="0"/>
               <w:snapToGrid w:val="0"/>
               <w:spacing w:line="240" w:lineRule="auto"/>
-              <w:ind w:left="0" w:leftChars="0" w:right="0" w:rightChars="0" w:firstLine="0" w:firstLineChars="0"/>
+              <w:ind w:left="0" w:right="0" w:firstLine="0" w:leftChars="0" w:rightChars="0" w:firstLineChars="0"/>
               <w:jc w:val="center"/>
               <w:textAlignment w:val="baseline"/>
               <w:rPr>
-                <w:rStyle w:val="25"/>
-                <w:rFonts w:hint="default" w:ascii="微软雅黑" w:hAnsi="微软雅黑" w:eastAsia="微软雅黑" w:cs="微软雅黑"/>
+                <w:rStyle w:val="Strong"/>
+                <w:rFonts w:ascii="微软雅黑" w:eastAsia="微软雅黑" w:hAnsi="微软雅黑" w:cs="微软雅黑" w:hint="default"/>
                 <w:b w:val="0"/>
                 <w:bCs/>
                 <w:i w:val="0"/>
@@ -2675,9 +2630,9 @@
           <w:tcPr>
             <w:tcW w:w="2036" w:type="dxa"/>
             <w:tcBorders>
-              <w:top w:val="single" w:color="auto" w:sz="4" w:space="0"/>
-              <w:left w:val="single" w:color="auto" w:sz="4" w:space="0"/>
-              <w:bottom w:val="single" w:color="auto" w:sz="12" w:space="0"/>
+              <w:top w:val="single" w:sz="4" w:space="0" w:color="auto"/>
+              <w:left w:val="single" w:sz="4" w:space="0" w:color="auto"/>
+              <w:bottom w:val="single" w:sz="12" w:space="0" w:color="auto"/>
               <w:right w:val="nil"/>
             </w:tcBorders>
             <w:tcMar>
@@ -2703,12 +2658,12 @@
               <w:adjustRightInd w:val="0"/>
               <w:snapToGrid w:val="0"/>
               <w:spacing w:line="240" w:lineRule="auto"/>
-              <w:ind w:left="0" w:leftChars="0" w:right="0" w:rightChars="0" w:firstLine="0" w:firstLineChars="0"/>
+              <w:ind w:left="0" w:right="0" w:firstLine="0" w:leftChars="0" w:rightChars="0" w:firstLineChars="0"/>
               <w:jc w:val="center"/>
               <w:textAlignment w:val="baseline"/>
               <w:rPr>
-                <w:rStyle w:val="25"/>
-                <w:rFonts w:hint="default" w:ascii="微软雅黑" w:hAnsi="微软雅黑" w:eastAsia="微软雅黑" w:cs="微软雅黑"/>
+                <w:rStyle w:val="Strong"/>
+                <w:rFonts w:ascii="微软雅黑" w:eastAsia="微软雅黑" w:hAnsi="微软雅黑" w:cs="微软雅黑" w:hint="default"/>
                 <w:b w:val="0"/>
                 <w:bCs/>
                 <w:i w:val="0"/>
@@ -2730,9 +2685,9 @@
           <w:tcPr>
             <w:tcW w:w="1621" w:type="dxa"/>
             <w:tcBorders>
-              <w:top w:val="single" w:color="auto" w:sz="4" w:space="0"/>
-              <w:left w:val="single" w:color="auto" w:sz="4" w:space="0"/>
-              <w:bottom w:val="single" w:color="auto" w:sz="12" w:space="0"/>
+              <w:top w:val="single" w:sz="4" w:space="0" w:color="auto"/>
+              <w:left w:val="single" w:sz="4" w:space="0" w:color="auto"/>
+              <w:bottom w:val="single" w:sz="12" w:space="0" w:color="auto"/>
               <w:right w:val="nil"/>
             </w:tcBorders>
             <w:tcMar>
@@ -2758,12 +2713,12 @@
               <w:adjustRightInd w:val="0"/>
               <w:snapToGrid w:val="0"/>
               <w:spacing w:line="240" w:lineRule="auto"/>
-              <w:ind w:left="0" w:leftChars="0" w:right="0" w:rightChars="0" w:firstLine="0" w:firstLineChars="0"/>
+              <w:ind w:left="0" w:right="0" w:firstLine="0" w:leftChars="0" w:rightChars="0" w:firstLineChars="0"/>
               <w:jc w:val="center"/>
               <w:textAlignment w:val="baseline"/>
               <w:rPr>
-                <w:rStyle w:val="25"/>
-                <w:rFonts w:hint="default" w:ascii="微软雅黑" w:hAnsi="微软雅黑" w:eastAsia="微软雅黑" w:cs="微软雅黑"/>
+                <w:rStyle w:val="Strong"/>
+                <w:rFonts w:ascii="微软雅黑" w:eastAsia="微软雅黑" w:hAnsi="微软雅黑" w:cs="微软雅黑" w:hint="default"/>
                 <w:b w:val="0"/>
                 <w:bCs/>
                 <w:i w:val="0"/>
@@ -2785,9 +2740,9 @@
           <w:tcPr>
             <w:tcW w:w="2036" w:type="dxa"/>
             <w:tcBorders>
-              <w:top w:val="single" w:color="auto" w:sz="4" w:space="0"/>
-              <w:left w:val="single" w:color="auto" w:sz="4" w:space="0"/>
-              <w:bottom w:val="single" w:color="auto" w:sz="12" w:space="0"/>
+              <w:top w:val="single" w:sz="4" w:space="0" w:color="auto"/>
+              <w:left w:val="single" w:sz="4" w:space="0" w:color="auto"/>
+              <w:bottom w:val="single" w:sz="12" w:space="0" w:color="auto"/>
               <w:right w:val="nil"/>
             </w:tcBorders>
             <w:tcMar>
@@ -2813,12 +2768,12 @@
               <w:adjustRightInd w:val="0"/>
               <w:snapToGrid w:val="0"/>
               <w:spacing w:line="240" w:lineRule="auto"/>
-              <w:ind w:left="0" w:leftChars="0" w:right="0" w:rightChars="0" w:firstLine="0" w:firstLineChars="0"/>
+              <w:ind w:left="0" w:right="0" w:firstLine="0" w:leftChars="0" w:rightChars="0" w:firstLineChars="0"/>
               <w:jc w:val="center"/>
               <w:textAlignment w:val="baseline"/>
               <w:rPr>
-                <w:rStyle w:val="25"/>
-                <w:rFonts w:hint="default" w:ascii="微软雅黑" w:hAnsi="微软雅黑" w:eastAsia="微软雅黑" w:cs="微软雅黑"/>
+                <w:rStyle w:val="Strong"/>
+                <w:rFonts w:ascii="微软雅黑" w:eastAsia="微软雅黑" w:hAnsi="微软雅黑" w:cs="微软雅黑" w:hint="default"/>
                 <w:b w:val="0"/>
                 <w:bCs/>
                 <w:i w:val="0"/>
@@ -2840,10 +2795,10 @@
           <w:tcPr>
             <w:tcW w:w="1205" w:type="dxa"/>
             <w:tcBorders>
-              <w:top w:val="single" w:color="auto" w:sz="4" w:space="0"/>
-              <w:left w:val="single" w:color="auto" w:sz="4" w:space="0"/>
-              <w:bottom w:val="single" w:color="auto" w:sz="12" w:space="0"/>
-              <w:right w:val="single" w:color="auto" w:sz="12" w:space="0"/>
+              <w:top w:val="single" w:sz="4" w:space="0" w:color="auto"/>
+              <w:left w:val="single" w:sz="4" w:space="0" w:color="auto"/>
+              <w:bottom w:val="single" w:sz="12" w:space="0" w:color="auto"/>
+              <w:right w:val="single" w:sz="12" w:space="0" w:color="auto"/>
             </w:tcBorders>
             <w:tcMar>
               <w:top w:w="-1" w:type="dxa"/>
@@ -2868,12 +2823,12 @@
               <w:adjustRightInd w:val="0"/>
               <w:snapToGrid w:val="0"/>
               <w:spacing w:line="240" w:lineRule="auto"/>
-              <w:ind w:left="0" w:leftChars="0" w:right="0" w:rightChars="0" w:firstLine="0" w:firstLineChars="0"/>
+              <w:ind w:left="0" w:right="0" w:firstLine="0" w:leftChars="0" w:rightChars="0" w:firstLineChars="0"/>
               <w:jc w:val="center"/>
               <w:textAlignment w:val="baseline"/>
               <w:rPr>
-                <w:rStyle w:val="25"/>
-                <w:rFonts w:hint="default" w:ascii="微软雅黑" w:hAnsi="微软雅黑" w:eastAsia="微软雅黑" w:cs="微软雅黑"/>
+                <w:rStyle w:val="Strong"/>
+                <w:rFonts w:ascii="微软雅黑" w:eastAsia="微软雅黑" w:hAnsi="微软雅黑" w:cs="微软雅黑" w:hint="default"/>
                 <w:b w:val="0"/>
                 <w:bCs/>
                 <w:i w:val="0"/>
@@ -2911,8 +2866,8 @@
       </w:pPr>
       <w:r>
         <w:rPr>
-          <w:rStyle w:val="25"/>
-          <w:rFonts w:hint="default" w:ascii="微软雅黑" w:hAnsi="微软雅黑" w:eastAsia="微软雅黑" w:cs="微软雅黑"/>
+          <w:rStyle w:val="Strong"/>
+          <w:rFonts w:ascii="微软雅黑" w:eastAsia="微软雅黑" w:hAnsi="微软雅黑" w:cs="微软雅黑" w:hint="default"/>
           <w:b w:val="0"/>
           <w:bCs/>
           <w:i w:val="0"/>
@@ -2932,7 +2887,7 @@
     <w:sdt>
       <w:sdtPr>
         <w:rPr>
-          <w:rFonts w:ascii="宋体" w:hAnsi="宋体" w:eastAsia="宋体" w:cs="Arial"/>
+          <w:rFonts w:ascii="宋体" w:eastAsia="宋体" w:hAnsi="宋体" w:cs="Arial"/>
           <w:snapToGrid w:val="0"/>
           <w:color w:val="000000"/>
           <w:kern w:val="0"/>
@@ -2948,7 +2903,7 @@
       </w:sdtPr>
       <w:sdtEndPr>
         <w:rPr>
-          <w:rFonts w:ascii="宋体" w:hAnsi="宋体" w:eastAsia="宋体" w:cs="Arial"/>
+          <w:rFonts w:ascii="宋体" w:eastAsia="宋体" w:hAnsi="宋体" w:cs="Arial"/>
           <w:snapToGrid w:val="0"/>
           <w:color w:val="000000"/>
           <w:kern w:val="0"/>
@@ -2961,12 +2916,12 @@
         <w:p>
           <w:pPr>
             <w:spacing w:before="0" w:beforeLines="0" w:after="0" w:afterLines="0" w:line="240" w:lineRule="auto"/>
-            <w:ind w:left="0" w:leftChars="0" w:right="0" w:rightChars="0" w:firstLine="0" w:firstLineChars="0"/>
+            <w:ind w:left="0" w:right="0" w:firstLine="0" w:leftChars="0" w:rightChars="0" w:firstLineChars="0"/>
             <w:jc w:val="center"/>
           </w:pPr>
           <w:r>
             <w:rPr>
-              <w:rFonts w:ascii="宋体" w:hAnsi="宋体" w:eastAsia="宋体"/>
+              <w:rFonts w:ascii="宋体" w:eastAsia="宋体" w:hAnsi="宋体"/>
               <w:sz w:val="21"/>
             </w:rPr>
             <w:t>目录</w:t>
@@ -2974,7 +2929,7 @@
         </w:p>
         <w:p>
           <w:pPr>
-            <w:pStyle w:val="16"/>
+            <w:pStyle w:val="TOC1"/>
             <w:tabs>
               <w:tab w:val="right" w:leader="dot" w:pos="8306"/>
             </w:tabs>
@@ -3030,7 +2985,7 @@
         </w:p>
         <w:p>
           <w:pPr>
-            <w:pStyle w:val="16"/>
+            <w:pStyle w:val="TOC1"/>
             <w:tabs>
               <w:tab w:val="right" w:leader="dot" w:pos="8306"/>
             </w:tabs>
@@ -3077,7 +3032,7 @@
         </w:p>
         <w:p>
           <w:pPr>
-            <w:pStyle w:val="16"/>
+            <w:pStyle w:val="TOC1"/>
             <w:tabs>
               <w:tab w:val="right" w:leader="dot" w:pos="8306"/>
             </w:tabs>
@@ -3124,7 +3079,7 @@
         </w:p>
         <w:p>
           <w:pPr>
-            <w:pStyle w:val="16"/>
+            <w:pStyle w:val="TOC1"/>
             <w:tabs>
               <w:tab w:val="right" w:leader="dot" w:pos="8306"/>
             </w:tabs>
@@ -3171,7 +3126,7 @@
         </w:p>
         <w:p>
           <w:pPr>
-            <w:pStyle w:val="16"/>
+            <w:pStyle w:val="TOC1"/>
             <w:tabs>
               <w:tab w:val="right" w:leader="dot" w:pos="8306"/>
             </w:tabs>
@@ -3218,7 +3173,7 @@
         </w:p>
         <w:p>
           <w:pPr>
-            <w:pStyle w:val="16"/>
+            <w:pStyle w:val="TOC1"/>
             <w:tabs>
               <w:tab w:val="right" w:leader="dot" w:pos="8306"/>
             </w:tabs>
@@ -3265,7 +3220,7 @@
         </w:p>
         <w:p>
           <w:pPr>
-            <w:pStyle w:val="16"/>
+            <w:pStyle w:val="TOC1"/>
             <w:tabs>
               <w:tab w:val="right" w:leader="dot" w:pos="8306"/>
             </w:tabs>
@@ -3312,7 +3267,7 @@
         </w:p>
         <w:p>
           <w:pPr>
-            <w:pStyle w:val="16"/>
+            <w:pStyle w:val="TOC1"/>
             <w:tabs>
               <w:tab w:val="right" w:leader="dot" w:pos="8306"/>
             </w:tabs>
@@ -3368,7 +3323,7 @@
       <w:pPr>
         <w:jc w:val="center"/>
         <w:rPr>
-          <w:rFonts w:hint="eastAsia" w:eastAsia="宋体"/>
+          <w:rFonts w:eastAsia="宋体" w:hint="eastAsia"/>
           <w:lang w:val="en-US" w:eastAsia="zh-CN"/>
         </w:rPr>
       </w:pPr>
@@ -3382,7 +3337,7 @@
     </w:p>
     <w:p>
       <w:pPr>
-        <w:pStyle w:val="17"/>
+        <w:pStyle w:val="TableofFigures"/>
         <w:tabs>
           <w:tab w:val="right" w:leader="dot" w:pos="8306"/>
         </w:tabs>
@@ -3391,7 +3346,7 @@
         <w:fldChar w:fldCharType="begin"/>
       </w:r>
       <w:r>
-        <w:instrText xml:space="preserve">TOC \h \c "表"</w:instrText>
+        <w:instrText>TOC \h \c "表"</w:instrText>
       </w:r>
       <w:r>
         <w:fldChar w:fldCharType="separate"/>
@@ -3470,7 +3425,7 @@
     </w:p>
     <w:p>
       <w:pPr>
-        <w:pStyle w:val="17"/>
+        <w:pStyle w:val="TableofFigures"/>
         <w:tabs>
           <w:tab w:val="right" w:leader="dot" w:pos="8306"/>
         </w:tabs>
@@ -3549,7 +3504,7 @@
     </w:p>
     <w:p>
       <w:pPr>
-        <w:pStyle w:val="17"/>
+        <w:pStyle w:val="TableofFigures"/>
         <w:tabs>
           <w:tab w:val="right" w:leader="dot" w:pos="8306"/>
         </w:tabs>
@@ -3661,7 +3616,7 @@
     </w:p>
     <w:p>
       <w:pPr>
-        <w:pStyle w:val="30"/>
+        <w:pStyle w:val="1"/>
         <w:bidi w:val="0"/>
       </w:pPr>
       <w:bookmarkStart w:id="1" w:name="heading_2"/>
@@ -3674,7 +3629,7 @@
     </w:p>
     <w:p>
       <w:pPr>
-        <w:pStyle w:val="31"/>
+        <w:pStyle w:val="a1"/>
         <w:bidi w:val="0"/>
       </w:pPr>
       <w:r>
@@ -3683,7 +3638,7 @@
     </w:p>
     <w:p>
       <w:pPr>
-        <w:pStyle w:val="30"/>
+        <w:pStyle w:val="1"/>
         <w:bidi w:val="0"/>
       </w:pPr>
       <w:bookmarkStart w:id="3" w:name="_Toc28353"/>
@@ -3696,7 +3651,7 @@
     </w:p>
     <w:p>
       <w:pPr>
-        <w:pStyle w:val="31"/>
+        <w:pStyle w:val="a1"/>
         <w:keepNext w:val="0"/>
         <w:keepLines w:val="0"/>
         <w:pageBreakBefore w:val="0"/>
@@ -3713,7 +3668,7 @@
         <w:jc w:val="center"/>
         <w:textAlignment w:val="baseline"/>
         <w:rPr>
-          <w:rFonts w:hint="default" w:eastAsia="宋体"/>
+          <w:rFonts w:eastAsia="宋体" w:hint="default"/>
           <w:lang w:val="en-US" w:eastAsia="zh-CN"/>
         </w:rPr>
       </w:pPr>
@@ -3746,7 +3701,7 @@
           <w:rFonts w:hint="eastAsia"/>
           <w:lang w:val="en-US" w:eastAsia="zh-CN"/>
         </w:rPr>
-        <w:instrText xml:space="preserve">"柴_标题1"\n</w:instrText>
+        <w:instrText>"柴_标题1"\n</w:instrText>
       </w:r>
       <w:r>
         <w:instrText xml:space="preserve"> \s</w:instrText>
@@ -3763,7 +3718,7 @@
           <w:rFonts w:hint="eastAsia"/>
           <w:lang w:val="en-US" w:eastAsia="zh-CN"/>
         </w:rPr>
-        <w:instrText xml:space="preserve">* Charformat</w:instrText>
+        <w:instrText>* Charformat</w:instrText>
       </w:r>
       <w:r>
         <w:rPr>
@@ -3852,18 +3807,17 @@
     </w:p>
     <w:tbl>
       <w:tblPr>
-        <w:tblStyle w:val="22"/>
+        <w:tblStyle w:val="TableNormal"/>
         <w:tblW w:w="8522" w:type="dxa"/>
         <w:jc w:val="center"/>
         <w:tblBorders>
-          <w:top w:val="none" w:color="auto" w:sz="0" w:space="0"/>
-          <w:left w:val="none" w:color="auto" w:sz="0" w:space="0"/>
-          <w:bottom w:val="none" w:color="auto" w:sz="0" w:space="0"/>
-          <w:right w:val="none" w:color="auto" w:sz="0" w:space="0"/>
-          <w:insideH w:val="none" w:color="auto" w:sz="0" w:space="0"/>
-          <w:insideV w:val="none" w:color="auto" w:sz="0" w:space="0"/>
+          <w:top w:val="nil"/>
+          <w:left w:val="nil"/>
+          <w:bottom w:val="nil"/>
+          <w:right w:val="nil"/>
+          <w:insideH w:val="nil"/>
+          <w:insideV w:val="nil"/>
         </w:tblBorders>
-        <w:tblLayout w:type="autofit"/>
         <w:tblCellMar>
           <w:top w:w="0" w:type="dxa"/>
           <w:left w:w="10" w:type="dxa"/>
@@ -3879,13 +3833,15 @@
       </w:tblGrid>
       <w:tr>
         <w:tblPrEx>
+          <w:tblW w:w="8522" w:type="dxa"/>
+          <w:jc w:val="center"/>
           <w:tblBorders>
-            <w:top w:val="none" w:color="auto" w:sz="0" w:space="0"/>
-            <w:left w:val="none" w:color="auto" w:sz="0" w:space="0"/>
-            <w:bottom w:val="none" w:color="auto" w:sz="0" w:space="0"/>
-            <w:right w:val="none" w:color="auto" w:sz="0" w:space="0"/>
-            <w:insideH w:val="none" w:color="auto" w:sz="0" w:space="0"/>
-            <w:insideV w:val="none" w:color="auto" w:sz="0" w:space="0"/>
+            <w:top w:val="nil"/>
+            <w:left w:val="nil"/>
+            <w:bottom w:val="nil"/>
+            <w:right w:val="nil"/>
+            <w:insideH w:val="nil"/>
+            <w:insideV w:val="nil"/>
           </w:tblBorders>
           <w:tblCellMar>
             <w:top w:w="0" w:type="dxa"/>
@@ -3895,7 +3851,7 @@
           </w:tblCellMar>
         </w:tblPrEx>
         <w:trPr>
-          <w:trHeight w:val="0" w:hRule="atLeast"/>
+          <w:trHeight w:val="0"/>
           <w:tblHeader/>
           <w:jc w:val="center"/>
         </w:trPr>
@@ -3903,8 +3859,8 @@
           <w:tcPr>
             <w:tcW w:w="1217" w:type="dxa"/>
             <w:tcBorders>
-              <w:top w:val="single" w:color="auto" w:sz="12" w:space="0"/>
-              <w:left w:val="single" w:color="auto" w:sz="12" w:space="0"/>
+              <w:top w:val="single" w:sz="12" w:space="0" w:color="auto"/>
+              <w:left w:val="single" w:sz="12" w:space="0" w:color="auto"/>
               <w:bottom w:val="nil"/>
               <w:right w:val="nil"/>
             </w:tcBorders>
@@ -3918,11 +3874,11 @@
           </w:tcPr>
           <w:p>
             <w:pPr>
-              <w:pStyle w:val="31"/>
-              <w:bidi w:val="0"/>
-              <w:snapToGrid w:val="0"/>
-              <w:spacing w:line="240" w:lineRule="auto"/>
-              <w:ind w:left="0" w:leftChars="0" w:right="0" w:rightChars="0" w:firstLine="0" w:firstLineChars="0"/>
+              <w:pStyle w:val="a1"/>
+              <w:bidi w:val="0"/>
+              <w:snapToGrid w:val="0"/>
+              <w:spacing w:line="240" w:lineRule="auto"/>
+              <w:ind w:left="0" w:right="0" w:firstLine="0" w:leftChars="0" w:rightChars="0" w:firstLineChars="0"/>
               <w:jc w:val="center"/>
               <w:rPr>
                 <w:b/>
@@ -3940,8 +3896,8 @@
           <w:tcPr>
             <w:tcW w:w="1623" w:type="dxa"/>
             <w:tcBorders>
-              <w:top w:val="single" w:color="auto" w:sz="12" w:space="0"/>
-              <w:left w:val="single" w:color="auto" w:sz="4" w:space="0"/>
+              <w:top w:val="single" w:sz="12" w:space="0" w:color="auto"/>
+              <w:left w:val="single" w:sz="4" w:space="0" w:color="auto"/>
               <w:bottom w:val="nil"/>
               <w:right w:val="nil"/>
             </w:tcBorders>
@@ -3955,11 +3911,11 @@
           </w:tcPr>
           <w:p>
             <w:pPr>
-              <w:pStyle w:val="31"/>
-              <w:bidi w:val="0"/>
-              <w:snapToGrid w:val="0"/>
-              <w:spacing w:line="240" w:lineRule="auto"/>
-              <w:ind w:left="0" w:leftChars="0" w:right="0" w:rightChars="0" w:firstLine="0" w:firstLineChars="0"/>
+              <w:pStyle w:val="a1"/>
+              <w:bidi w:val="0"/>
+              <w:snapToGrid w:val="0"/>
+              <w:spacing w:line="240" w:lineRule="auto"/>
+              <w:ind w:left="0" w:right="0" w:firstLine="0" w:leftChars="0" w:rightChars="0" w:firstLineChars="0"/>
               <w:jc w:val="center"/>
               <w:rPr>
                 <w:b/>
@@ -3977,8 +3933,8 @@
           <w:tcPr>
             <w:tcW w:w="2434" w:type="dxa"/>
             <w:tcBorders>
-              <w:top w:val="single" w:color="auto" w:sz="12" w:space="0"/>
-              <w:left w:val="single" w:color="auto" w:sz="4" w:space="0"/>
+              <w:top w:val="single" w:sz="12" w:space="0" w:color="auto"/>
+              <w:left w:val="single" w:sz="4" w:space="0" w:color="auto"/>
               <w:bottom w:val="nil"/>
               <w:right w:val="nil"/>
             </w:tcBorders>
@@ -3992,11 +3948,11 @@
           </w:tcPr>
           <w:p>
             <w:pPr>
-              <w:pStyle w:val="31"/>
-              <w:bidi w:val="0"/>
-              <w:snapToGrid w:val="0"/>
-              <w:spacing w:line="240" w:lineRule="auto"/>
-              <w:ind w:left="0" w:leftChars="0" w:right="0" w:rightChars="0" w:firstLine="0" w:firstLineChars="0"/>
+              <w:pStyle w:val="a1"/>
+              <w:bidi w:val="0"/>
+              <w:snapToGrid w:val="0"/>
+              <w:spacing w:line="240" w:lineRule="auto"/>
+              <w:ind w:left="0" w:right="0" w:firstLine="0" w:leftChars="0" w:rightChars="0" w:firstLineChars="0"/>
               <w:jc w:val="center"/>
               <w:rPr>
                 <w:b/>
@@ -4014,10 +3970,10 @@
           <w:tcPr>
             <w:tcW w:w="3248" w:type="dxa"/>
             <w:tcBorders>
-              <w:top w:val="single" w:color="auto" w:sz="12" w:space="0"/>
-              <w:left w:val="single" w:color="auto" w:sz="4" w:space="0"/>
-              <w:bottom w:val="nil"/>
-              <w:right w:val="single" w:color="auto" w:sz="12" w:space="0"/>
+              <w:top w:val="single" w:sz="12" w:space="0" w:color="auto"/>
+              <w:left w:val="single" w:sz="4" w:space="0" w:color="auto"/>
+              <w:bottom w:val="nil"/>
+              <w:right w:val="single" w:sz="12" w:space="0" w:color="auto"/>
             </w:tcBorders>
             <w:tcMar>
               <w:top w:w="60" w:type="dxa"/>
@@ -4029,11 +3985,11 @@
           </w:tcPr>
           <w:p>
             <w:pPr>
-              <w:pStyle w:val="31"/>
-              <w:bidi w:val="0"/>
-              <w:snapToGrid w:val="0"/>
-              <w:spacing w:line="240" w:lineRule="auto"/>
-              <w:ind w:left="0" w:leftChars="0" w:right="0" w:rightChars="0" w:firstLine="0" w:firstLineChars="0"/>
+              <w:pStyle w:val="a1"/>
+              <w:bidi w:val="0"/>
+              <w:snapToGrid w:val="0"/>
+              <w:spacing w:line="240" w:lineRule="auto"/>
+              <w:ind w:left="0" w:right="0" w:firstLine="0" w:leftChars="0" w:rightChars="0" w:firstLineChars="0"/>
               <w:jc w:val="center"/>
               <w:rPr>
                 <w:b/>
@@ -4050,14 +4006,8 @@
       </w:tr>
       <w:tr>
         <w:tblPrEx>
-          <w:tblBorders>
-            <w:top w:val="none" w:color="auto" w:sz="0" w:space="0"/>
-            <w:left w:val="none" w:color="auto" w:sz="0" w:space="0"/>
-            <w:bottom w:val="none" w:color="auto" w:sz="0" w:space="0"/>
-            <w:right w:val="none" w:color="auto" w:sz="0" w:space="0"/>
-            <w:insideH w:val="none" w:color="auto" w:sz="0" w:space="0"/>
-            <w:insideV w:val="none" w:color="auto" w:sz="0" w:space="0"/>
-          </w:tblBorders>
+          <w:tblW w:w="8522" w:type="dxa"/>
+          <w:jc w:val="center"/>
           <w:tblCellMar>
             <w:top w:w="0" w:type="dxa"/>
             <w:left w:w="10" w:type="dxa"/>
@@ -4066,15 +4016,15 @@
           </w:tblCellMar>
         </w:tblPrEx>
         <w:trPr>
-          <w:trHeight w:val="0" w:hRule="atLeast"/>
+          <w:trHeight w:val="0"/>
           <w:jc w:val="center"/>
         </w:trPr>
         <w:tc>
           <w:tcPr>
             <w:tcW w:w="1217" w:type="dxa"/>
             <w:tcBorders>
-              <w:top w:val="single" w:color="auto" w:sz="4" w:space="0"/>
-              <w:left w:val="single" w:color="auto" w:sz="12" w:space="0"/>
+              <w:top w:val="single" w:sz="4" w:space="0" w:color="auto"/>
+              <w:left w:val="single" w:sz="12" w:space="0" w:color="auto"/>
               <w:bottom w:val="nil"/>
               <w:right w:val="nil"/>
             </w:tcBorders>
@@ -4088,11 +4038,11 @@
           </w:tcPr>
           <w:p>
             <w:pPr>
-              <w:pStyle w:val="31"/>
-              <w:bidi w:val="0"/>
-              <w:snapToGrid w:val="0"/>
-              <w:spacing w:line="240" w:lineRule="auto"/>
-              <w:ind w:left="0" w:leftChars="0" w:right="0" w:rightChars="0" w:firstLine="0" w:firstLineChars="0"/>
+              <w:pStyle w:val="a1"/>
+              <w:bidi w:val="0"/>
+              <w:snapToGrid w:val="0"/>
+              <w:spacing w:line="240" w:lineRule="auto"/>
+              <w:ind w:left="0" w:right="0" w:firstLine="0" w:leftChars="0" w:rightChars="0" w:firstLineChars="0"/>
               <w:jc w:val="center"/>
             </w:pPr>
             <w:r>
@@ -4104,8 +4054,8 @@
           <w:tcPr>
             <w:tcW w:w="1623" w:type="dxa"/>
             <w:tcBorders>
-              <w:top w:val="single" w:color="auto" w:sz="4" w:space="0"/>
-              <w:left w:val="single" w:color="auto" w:sz="4" w:space="0"/>
+              <w:top w:val="single" w:sz="4" w:space="0" w:color="auto"/>
+              <w:left w:val="single" w:sz="4" w:space="0" w:color="auto"/>
               <w:bottom w:val="nil"/>
               <w:right w:val="nil"/>
             </w:tcBorders>
@@ -4119,11 +4069,11 @@
           </w:tcPr>
           <w:p>
             <w:pPr>
-              <w:pStyle w:val="31"/>
-              <w:bidi w:val="0"/>
-              <w:snapToGrid w:val="0"/>
-              <w:spacing w:line="240" w:lineRule="auto"/>
-              <w:ind w:left="0" w:leftChars="0" w:right="0" w:rightChars="0" w:firstLine="0" w:firstLineChars="0"/>
+              <w:pStyle w:val="a1"/>
+              <w:bidi w:val="0"/>
+              <w:snapToGrid w:val="0"/>
+              <w:spacing w:line="240" w:lineRule="auto"/>
+              <w:ind w:left="0" w:right="0" w:firstLine="0" w:leftChars="0" w:rightChars="0" w:firstLineChars="0"/>
               <w:jc w:val="center"/>
             </w:pPr>
             <w:r>
@@ -4135,8 +4085,8 @@
           <w:tcPr>
             <w:tcW w:w="2434" w:type="dxa"/>
             <w:tcBorders>
-              <w:top w:val="single" w:color="auto" w:sz="4" w:space="0"/>
-              <w:left w:val="single" w:color="auto" w:sz="4" w:space="0"/>
+              <w:top w:val="single" w:sz="4" w:space="0" w:color="auto"/>
+              <w:left w:val="single" w:sz="4" w:space="0" w:color="auto"/>
               <w:bottom w:val="nil"/>
               <w:right w:val="nil"/>
             </w:tcBorders>
@@ -4150,11 +4100,11 @@
           </w:tcPr>
           <w:p>
             <w:pPr>
-              <w:pStyle w:val="31"/>
-              <w:bidi w:val="0"/>
-              <w:snapToGrid w:val="0"/>
-              <w:spacing w:line="240" w:lineRule="auto"/>
-              <w:ind w:left="0" w:leftChars="0" w:right="0" w:rightChars="0" w:firstLine="0" w:firstLineChars="0"/>
+              <w:pStyle w:val="a1"/>
+              <w:bidi w:val="0"/>
+              <w:snapToGrid w:val="0"/>
+              <w:spacing w:line="240" w:lineRule="auto"/>
+              <w:ind w:left="0" w:right="0" w:firstLine="0" w:leftChars="0" w:rightChars="0" w:firstLineChars="0"/>
               <w:jc w:val="center"/>
             </w:pPr>
             <w:r>
@@ -4166,10 +4116,10 @@
           <w:tcPr>
             <w:tcW w:w="3248" w:type="dxa"/>
             <w:tcBorders>
-              <w:top w:val="single" w:color="auto" w:sz="4" w:space="0"/>
-              <w:left w:val="single" w:color="auto" w:sz="4" w:space="0"/>
-              <w:bottom w:val="nil"/>
-              <w:right w:val="single" w:color="auto" w:sz="12" w:space="0"/>
+              <w:top w:val="single" w:sz="4" w:space="0" w:color="auto"/>
+              <w:left w:val="single" w:sz="4" w:space="0" w:color="auto"/>
+              <w:bottom w:val="nil"/>
+              <w:right w:val="single" w:sz="12" w:space="0" w:color="auto"/>
             </w:tcBorders>
             <w:tcMar>
               <w:top w:w="60" w:type="dxa"/>
@@ -4181,11 +4131,11 @@
           </w:tcPr>
           <w:p>
             <w:pPr>
-              <w:pStyle w:val="31"/>
-              <w:bidi w:val="0"/>
-              <w:snapToGrid w:val="0"/>
-              <w:spacing w:line="240" w:lineRule="auto"/>
-              <w:ind w:left="0" w:leftChars="0" w:right="0" w:rightChars="0" w:firstLine="0" w:firstLineChars="0"/>
+              <w:pStyle w:val="a1"/>
+              <w:bidi w:val="0"/>
+              <w:snapToGrid w:val="0"/>
+              <w:spacing w:line="240" w:lineRule="auto"/>
+              <w:ind w:left="0" w:right="0" w:firstLine="0" w:leftChars="0" w:rightChars="0" w:firstLineChars="0"/>
               <w:jc w:val="left"/>
             </w:pPr>
             <w:r>
@@ -4196,14 +4146,8 @@
       </w:tr>
       <w:tr>
         <w:tblPrEx>
-          <w:tblBorders>
-            <w:top w:val="none" w:color="auto" w:sz="0" w:space="0"/>
-            <w:left w:val="none" w:color="auto" w:sz="0" w:space="0"/>
-            <w:bottom w:val="none" w:color="auto" w:sz="0" w:space="0"/>
-            <w:right w:val="none" w:color="auto" w:sz="0" w:space="0"/>
-            <w:insideH w:val="none" w:color="auto" w:sz="0" w:space="0"/>
-            <w:insideV w:val="none" w:color="auto" w:sz="0" w:space="0"/>
-          </w:tblBorders>
+          <w:tblW w:w="8522" w:type="dxa"/>
+          <w:jc w:val="center"/>
           <w:tblCellMar>
             <w:top w:w="0" w:type="dxa"/>
             <w:left w:w="10" w:type="dxa"/>
@@ -4212,15 +4156,15 @@
           </w:tblCellMar>
         </w:tblPrEx>
         <w:trPr>
-          <w:trHeight w:val="0" w:hRule="atLeast"/>
+          <w:trHeight w:val="0"/>
           <w:jc w:val="center"/>
         </w:trPr>
         <w:tc>
           <w:tcPr>
             <w:tcW w:w="1217" w:type="dxa"/>
             <w:tcBorders>
-              <w:top w:val="single" w:color="auto" w:sz="4" w:space="0"/>
-              <w:left w:val="single" w:color="auto" w:sz="12" w:space="0"/>
+              <w:top w:val="single" w:sz="4" w:space="0" w:color="auto"/>
+              <w:left w:val="single" w:sz="12" w:space="0" w:color="auto"/>
               <w:bottom w:val="nil"/>
               <w:right w:val="nil"/>
             </w:tcBorders>
@@ -4234,11 +4178,11 @@
           </w:tcPr>
           <w:p>
             <w:pPr>
-              <w:pStyle w:val="31"/>
-              <w:bidi w:val="0"/>
-              <w:snapToGrid w:val="0"/>
-              <w:spacing w:line="240" w:lineRule="auto"/>
-              <w:ind w:left="0" w:leftChars="0" w:right="0" w:rightChars="0" w:firstLine="0" w:firstLineChars="0"/>
+              <w:pStyle w:val="a1"/>
+              <w:bidi w:val="0"/>
+              <w:snapToGrid w:val="0"/>
+              <w:spacing w:line="240" w:lineRule="auto"/>
+              <w:ind w:left="0" w:right="0" w:firstLine="0" w:leftChars="0" w:rightChars="0" w:firstLineChars="0"/>
               <w:jc w:val="center"/>
             </w:pPr>
             <w:r>
@@ -4250,8 +4194,8 @@
           <w:tcPr>
             <w:tcW w:w="1623" w:type="dxa"/>
             <w:tcBorders>
-              <w:top w:val="single" w:color="auto" w:sz="4" w:space="0"/>
-              <w:left w:val="single" w:color="auto" w:sz="4" w:space="0"/>
+              <w:top w:val="single" w:sz="4" w:space="0" w:color="auto"/>
+              <w:left w:val="single" w:sz="4" w:space="0" w:color="auto"/>
               <w:bottom w:val="nil"/>
               <w:right w:val="nil"/>
             </w:tcBorders>
@@ -4265,11 +4209,11 @@
           </w:tcPr>
           <w:p>
             <w:pPr>
-              <w:pStyle w:val="31"/>
-              <w:bidi w:val="0"/>
-              <w:snapToGrid w:val="0"/>
-              <w:spacing w:line="240" w:lineRule="auto"/>
-              <w:ind w:left="0" w:leftChars="0" w:right="0" w:rightChars="0" w:firstLine="0" w:firstLineChars="0"/>
+              <w:pStyle w:val="a1"/>
+              <w:bidi w:val="0"/>
+              <w:snapToGrid w:val="0"/>
+              <w:spacing w:line="240" w:lineRule="auto"/>
+              <w:ind w:left="0" w:right="0" w:firstLine="0" w:leftChars="0" w:rightChars="0" w:firstLineChars="0"/>
               <w:jc w:val="center"/>
             </w:pPr>
             <w:r>
@@ -4281,8 +4225,8 @@
           <w:tcPr>
             <w:tcW w:w="2434" w:type="dxa"/>
             <w:tcBorders>
-              <w:top w:val="single" w:color="auto" w:sz="4" w:space="0"/>
-              <w:left w:val="single" w:color="auto" w:sz="4" w:space="0"/>
+              <w:top w:val="single" w:sz="4" w:space="0" w:color="auto"/>
+              <w:left w:val="single" w:sz="4" w:space="0" w:color="auto"/>
               <w:bottom w:val="nil"/>
               <w:right w:val="nil"/>
             </w:tcBorders>
@@ -4296,14 +4240,14 @@
           </w:tcPr>
           <w:p>
             <w:pPr>
-              <w:pStyle w:val="31"/>
-              <w:bidi w:val="0"/>
-              <w:snapToGrid w:val="0"/>
-              <w:spacing w:line="240" w:lineRule="auto"/>
-              <w:ind w:left="0" w:leftChars="0" w:right="0" w:rightChars="0" w:firstLine="0" w:firstLineChars="0"/>
+              <w:pStyle w:val="a1"/>
+              <w:bidi w:val="0"/>
+              <w:snapToGrid w:val="0"/>
+              <w:spacing w:line="240" w:lineRule="auto"/>
+              <w:ind w:left="0" w:right="0" w:firstLine="0" w:leftChars="0" w:rightChars="0" w:firstLineChars="0"/>
               <w:jc w:val="center"/>
               <w:rPr>
-                <w:rFonts w:hint="eastAsia" w:eastAsia="宋体"/>
+                <w:rFonts w:eastAsia="宋体" w:hint="eastAsia"/>
                 <w:lang w:eastAsia="zh-CN"/>
               </w:rPr>
             </w:pPr>
@@ -4320,10 +4264,10 @@
           <w:tcPr>
             <w:tcW w:w="3248" w:type="dxa"/>
             <w:tcBorders>
-              <w:top w:val="single" w:color="auto" w:sz="4" w:space="0"/>
-              <w:left w:val="single" w:color="auto" w:sz="4" w:space="0"/>
-              <w:bottom w:val="nil"/>
-              <w:right w:val="single" w:color="auto" w:sz="12" w:space="0"/>
+              <w:top w:val="single" w:sz="4" w:space="0" w:color="auto"/>
+              <w:left w:val="single" w:sz="4" w:space="0" w:color="auto"/>
+              <w:bottom w:val="nil"/>
+              <w:right w:val="single" w:sz="12" w:space="0" w:color="auto"/>
             </w:tcBorders>
             <w:tcMar>
               <w:top w:w="60" w:type="dxa"/>
@@ -4335,11 +4279,11 @@
           </w:tcPr>
           <w:p>
             <w:pPr>
-              <w:pStyle w:val="31"/>
-              <w:bidi w:val="0"/>
-              <w:snapToGrid w:val="0"/>
-              <w:spacing w:line="240" w:lineRule="auto"/>
-              <w:ind w:left="0" w:leftChars="0" w:right="0" w:rightChars="0" w:firstLine="0" w:firstLineChars="0"/>
+              <w:pStyle w:val="a1"/>
+              <w:bidi w:val="0"/>
+              <w:snapToGrid w:val="0"/>
+              <w:spacing w:line="240" w:lineRule="auto"/>
+              <w:ind w:left="0" w:right="0" w:firstLine="0" w:leftChars="0" w:rightChars="0" w:firstLineChars="0"/>
               <w:jc w:val="left"/>
             </w:pPr>
             <w:r>
@@ -4350,14 +4294,8 @@
       </w:tr>
       <w:tr>
         <w:tblPrEx>
-          <w:tblBorders>
-            <w:top w:val="none" w:color="auto" w:sz="0" w:space="0"/>
-            <w:left w:val="none" w:color="auto" w:sz="0" w:space="0"/>
-            <w:bottom w:val="none" w:color="auto" w:sz="0" w:space="0"/>
-            <w:right w:val="none" w:color="auto" w:sz="0" w:space="0"/>
-            <w:insideH w:val="none" w:color="auto" w:sz="0" w:space="0"/>
-            <w:insideV w:val="none" w:color="auto" w:sz="0" w:space="0"/>
-          </w:tblBorders>
+          <w:tblW w:w="8522" w:type="dxa"/>
+          <w:jc w:val="center"/>
           <w:tblCellMar>
             <w:top w:w="0" w:type="dxa"/>
             <w:left w:w="10" w:type="dxa"/>
@@ -4366,15 +4304,15 @@
           </w:tblCellMar>
         </w:tblPrEx>
         <w:trPr>
-          <w:trHeight w:val="0" w:hRule="atLeast"/>
+          <w:trHeight w:val="0"/>
           <w:jc w:val="center"/>
         </w:trPr>
         <w:tc>
           <w:tcPr>
             <w:tcW w:w="1217" w:type="dxa"/>
             <w:tcBorders>
-              <w:top w:val="single" w:color="auto" w:sz="4" w:space="0"/>
-              <w:left w:val="single" w:color="auto" w:sz="12" w:space="0"/>
+              <w:top w:val="single" w:sz="4" w:space="0" w:color="auto"/>
+              <w:left w:val="single" w:sz="12" w:space="0" w:color="auto"/>
               <w:bottom w:val="nil"/>
               <w:right w:val="nil"/>
             </w:tcBorders>
@@ -4388,11 +4326,11 @@
           </w:tcPr>
           <w:p>
             <w:pPr>
-              <w:pStyle w:val="31"/>
-              <w:bidi w:val="0"/>
-              <w:snapToGrid w:val="0"/>
-              <w:spacing w:line="240" w:lineRule="auto"/>
-              <w:ind w:left="0" w:leftChars="0" w:right="0" w:rightChars="0" w:firstLine="0" w:firstLineChars="0"/>
+              <w:pStyle w:val="a1"/>
+              <w:bidi w:val="0"/>
+              <w:snapToGrid w:val="0"/>
+              <w:spacing w:line="240" w:lineRule="auto"/>
+              <w:ind w:left="0" w:right="0" w:firstLine="0" w:leftChars="0" w:rightChars="0" w:firstLineChars="0"/>
               <w:jc w:val="center"/>
             </w:pPr>
             <w:r>
@@ -4404,8 +4342,8 @@
           <w:tcPr>
             <w:tcW w:w="1623" w:type="dxa"/>
             <w:tcBorders>
-              <w:top w:val="single" w:color="auto" w:sz="4" w:space="0"/>
-              <w:left w:val="single" w:color="auto" w:sz="4" w:space="0"/>
+              <w:top w:val="single" w:sz="4" w:space="0" w:color="auto"/>
+              <w:left w:val="single" w:sz="4" w:space="0" w:color="auto"/>
               <w:bottom w:val="nil"/>
               <w:right w:val="nil"/>
             </w:tcBorders>
@@ -4419,11 +4357,11 @@
           </w:tcPr>
           <w:p>
             <w:pPr>
-              <w:pStyle w:val="31"/>
-              <w:bidi w:val="0"/>
-              <w:snapToGrid w:val="0"/>
-              <w:spacing w:line="240" w:lineRule="auto"/>
-              <w:ind w:left="0" w:leftChars="0" w:right="0" w:rightChars="0" w:firstLine="0" w:firstLineChars="0"/>
+              <w:pStyle w:val="a1"/>
+              <w:bidi w:val="0"/>
+              <w:snapToGrid w:val="0"/>
+              <w:spacing w:line="240" w:lineRule="auto"/>
+              <w:ind w:left="0" w:right="0" w:firstLine="0" w:leftChars="0" w:rightChars="0" w:firstLineChars="0"/>
               <w:jc w:val="center"/>
             </w:pPr>
             <w:r>
@@ -4435,8 +4373,8 @@
           <w:tcPr>
             <w:tcW w:w="2434" w:type="dxa"/>
             <w:tcBorders>
-              <w:top w:val="single" w:color="auto" w:sz="4" w:space="0"/>
-              <w:left w:val="single" w:color="auto" w:sz="4" w:space="0"/>
+              <w:top w:val="single" w:sz="4" w:space="0" w:color="auto"/>
+              <w:left w:val="single" w:sz="4" w:space="0" w:color="auto"/>
               <w:bottom w:val="nil"/>
               <w:right w:val="nil"/>
             </w:tcBorders>
@@ -4450,11 +4388,11 @@
           </w:tcPr>
           <w:p>
             <w:pPr>
-              <w:pStyle w:val="31"/>
-              <w:bidi w:val="0"/>
-              <w:snapToGrid w:val="0"/>
-              <w:spacing w:line="240" w:lineRule="auto"/>
-              <w:ind w:left="0" w:leftChars="0" w:right="0" w:rightChars="0" w:firstLine="0" w:firstLineChars="0"/>
+              <w:pStyle w:val="a1"/>
+              <w:bidi w:val="0"/>
+              <w:snapToGrid w:val="0"/>
+              <w:spacing w:line="240" w:lineRule="auto"/>
+              <w:ind w:left="0" w:right="0" w:firstLine="0" w:leftChars="0" w:rightChars="0" w:firstLineChars="0"/>
               <w:jc w:val="center"/>
             </w:pPr>
             <w:r>
@@ -4466,10 +4404,10 @@
           <w:tcPr>
             <w:tcW w:w="3248" w:type="dxa"/>
             <w:tcBorders>
-              <w:top w:val="single" w:color="auto" w:sz="4" w:space="0"/>
-              <w:left w:val="single" w:color="auto" w:sz="4" w:space="0"/>
-              <w:bottom w:val="nil"/>
-              <w:right w:val="single" w:color="auto" w:sz="12" w:space="0"/>
+              <w:top w:val="single" w:sz="4" w:space="0" w:color="auto"/>
+              <w:left w:val="single" w:sz="4" w:space="0" w:color="auto"/>
+              <w:bottom w:val="nil"/>
+              <w:right w:val="single" w:sz="12" w:space="0" w:color="auto"/>
             </w:tcBorders>
             <w:tcMar>
               <w:top w:w="60" w:type="dxa"/>
@@ -4481,11 +4419,11 @@
           </w:tcPr>
           <w:p>
             <w:pPr>
-              <w:pStyle w:val="31"/>
-              <w:bidi w:val="0"/>
-              <w:snapToGrid w:val="0"/>
-              <w:spacing w:line="240" w:lineRule="auto"/>
-              <w:ind w:left="0" w:leftChars="0" w:right="0" w:rightChars="0" w:firstLine="0" w:firstLineChars="0"/>
+              <w:pStyle w:val="a1"/>
+              <w:bidi w:val="0"/>
+              <w:snapToGrid w:val="0"/>
+              <w:spacing w:line="240" w:lineRule="auto"/>
+              <w:ind w:left="0" w:right="0" w:firstLine="0" w:leftChars="0" w:rightChars="0" w:firstLineChars="0"/>
               <w:jc w:val="left"/>
             </w:pPr>
             <w:r>
@@ -4496,14 +4434,8 @@
       </w:tr>
       <w:tr>
         <w:tblPrEx>
-          <w:tblBorders>
-            <w:top w:val="none" w:color="auto" w:sz="0" w:space="0"/>
-            <w:left w:val="none" w:color="auto" w:sz="0" w:space="0"/>
-            <w:bottom w:val="none" w:color="auto" w:sz="0" w:space="0"/>
-            <w:right w:val="none" w:color="auto" w:sz="0" w:space="0"/>
-            <w:insideH w:val="none" w:color="auto" w:sz="0" w:space="0"/>
-            <w:insideV w:val="none" w:color="auto" w:sz="0" w:space="0"/>
-          </w:tblBorders>
+          <w:tblW w:w="8522" w:type="dxa"/>
+          <w:jc w:val="center"/>
           <w:tblCellMar>
             <w:top w:w="0" w:type="dxa"/>
             <w:left w:w="10" w:type="dxa"/>
@@ -4512,15 +4444,15 @@
           </w:tblCellMar>
         </w:tblPrEx>
         <w:trPr>
-          <w:trHeight w:val="0" w:hRule="atLeast"/>
+          <w:trHeight w:val="0"/>
           <w:jc w:val="center"/>
         </w:trPr>
         <w:tc>
           <w:tcPr>
             <w:tcW w:w="1217" w:type="dxa"/>
             <w:tcBorders>
-              <w:top w:val="single" w:color="auto" w:sz="4" w:space="0"/>
-              <w:left w:val="single" w:color="auto" w:sz="12" w:space="0"/>
+              <w:top w:val="single" w:sz="4" w:space="0" w:color="auto"/>
+              <w:left w:val="single" w:sz="12" w:space="0" w:color="auto"/>
               <w:bottom w:val="nil"/>
               <w:right w:val="nil"/>
             </w:tcBorders>
@@ -4534,11 +4466,11 @@
           </w:tcPr>
           <w:p>
             <w:pPr>
-              <w:pStyle w:val="31"/>
-              <w:bidi w:val="0"/>
-              <w:snapToGrid w:val="0"/>
-              <w:spacing w:line="240" w:lineRule="auto"/>
-              <w:ind w:left="0" w:leftChars="0" w:right="0" w:rightChars="0" w:firstLine="0" w:firstLineChars="0"/>
+              <w:pStyle w:val="a1"/>
+              <w:bidi w:val="0"/>
+              <w:snapToGrid w:val="0"/>
+              <w:spacing w:line="240" w:lineRule="auto"/>
+              <w:ind w:left="0" w:right="0" w:firstLine="0" w:leftChars="0" w:rightChars="0" w:firstLineChars="0"/>
               <w:jc w:val="center"/>
             </w:pPr>
             <w:r>
@@ -4550,8 +4482,8 @@
           <w:tcPr>
             <w:tcW w:w="1623" w:type="dxa"/>
             <w:tcBorders>
-              <w:top w:val="single" w:color="auto" w:sz="4" w:space="0"/>
-              <w:left w:val="single" w:color="auto" w:sz="4" w:space="0"/>
+              <w:top w:val="single" w:sz="4" w:space="0" w:color="auto"/>
+              <w:left w:val="single" w:sz="4" w:space="0" w:color="auto"/>
               <w:bottom w:val="nil"/>
               <w:right w:val="nil"/>
             </w:tcBorders>
@@ -4565,11 +4497,11 @@
           </w:tcPr>
           <w:p>
             <w:pPr>
-              <w:pStyle w:val="31"/>
-              <w:bidi w:val="0"/>
-              <w:snapToGrid w:val="0"/>
-              <w:spacing w:line="240" w:lineRule="auto"/>
-              <w:ind w:left="0" w:leftChars="0" w:right="0" w:rightChars="0" w:firstLine="0" w:firstLineChars="0"/>
+              <w:pStyle w:val="a1"/>
+              <w:bidi w:val="0"/>
+              <w:snapToGrid w:val="0"/>
+              <w:spacing w:line="240" w:lineRule="auto"/>
+              <w:ind w:left="0" w:right="0" w:firstLine="0" w:leftChars="0" w:rightChars="0" w:firstLineChars="0"/>
               <w:jc w:val="center"/>
             </w:pPr>
             <w:r>
@@ -4584,8 +4516,8 @@
           <w:tcPr>
             <w:tcW w:w="2434" w:type="dxa"/>
             <w:tcBorders>
-              <w:top w:val="single" w:color="auto" w:sz="4" w:space="0"/>
-              <w:left w:val="single" w:color="auto" w:sz="4" w:space="0"/>
+              <w:top w:val="single" w:sz="4" w:space="0" w:color="auto"/>
+              <w:left w:val="single" w:sz="4" w:space="0" w:color="auto"/>
               <w:bottom w:val="nil"/>
               <w:right w:val="nil"/>
             </w:tcBorders>
@@ -4599,11 +4531,11 @@
           </w:tcPr>
           <w:p>
             <w:pPr>
-              <w:pStyle w:val="31"/>
-              <w:bidi w:val="0"/>
-              <w:snapToGrid w:val="0"/>
-              <w:spacing w:line="240" w:lineRule="auto"/>
-              <w:ind w:left="0" w:leftChars="0" w:right="0" w:rightChars="0" w:firstLine="0" w:firstLineChars="0"/>
+              <w:pStyle w:val="a1"/>
+              <w:bidi w:val="0"/>
+              <w:snapToGrid w:val="0"/>
+              <w:spacing w:line="240" w:lineRule="auto"/>
+              <w:ind w:left="0" w:right="0" w:firstLine="0" w:leftChars="0" w:rightChars="0" w:firstLineChars="0"/>
               <w:jc w:val="center"/>
             </w:pPr>
             <w:r>
@@ -4615,10 +4547,10 @@
           <w:tcPr>
             <w:tcW w:w="3248" w:type="dxa"/>
             <w:tcBorders>
-              <w:top w:val="single" w:color="auto" w:sz="4" w:space="0"/>
-              <w:left w:val="single" w:color="auto" w:sz="4" w:space="0"/>
-              <w:bottom w:val="nil"/>
-              <w:right w:val="single" w:color="auto" w:sz="12" w:space="0"/>
+              <w:top w:val="single" w:sz="4" w:space="0" w:color="auto"/>
+              <w:left w:val="single" w:sz="4" w:space="0" w:color="auto"/>
+              <w:bottom w:val="nil"/>
+              <w:right w:val="single" w:sz="12" w:space="0" w:color="auto"/>
             </w:tcBorders>
             <w:tcMar>
               <w:top w:w="60" w:type="dxa"/>
@@ -4630,11 +4562,11 @@
           </w:tcPr>
           <w:p>
             <w:pPr>
-              <w:pStyle w:val="31"/>
-              <w:bidi w:val="0"/>
-              <w:snapToGrid w:val="0"/>
-              <w:spacing w:line="240" w:lineRule="auto"/>
-              <w:ind w:left="0" w:leftChars="0" w:right="0" w:rightChars="0" w:firstLine="0" w:firstLineChars="0"/>
+              <w:pStyle w:val="a1"/>
+              <w:bidi w:val="0"/>
+              <w:snapToGrid w:val="0"/>
+              <w:spacing w:line="240" w:lineRule="auto"/>
+              <w:ind w:left="0" w:right="0" w:firstLine="0" w:leftChars="0" w:rightChars="0" w:firstLineChars="0"/>
               <w:jc w:val="left"/>
             </w:pPr>
             <w:r>
@@ -4645,14 +4577,8 @@
       </w:tr>
       <w:tr>
         <w:tblPrEx>
-          <w:tblBorders>
-            <w:top w:val="none" w:color="auto" w:sz="0" w:space="0"/>
-            <w:left w:val="none" w:color="auto" w:sz="0" w:space="0"/>
-            <w:bottom w:val="none" w:color="auto" w:sz="0" w:space="0"/>
-            <w:right w:val="none" w:color="auto" w:sz="0" w:space="0"/>
-            <w:insideH w:val="none" w:color="auto" w:sz="0" w:space="0"/>
-            <w:insideV w:val="none" w:color="auto" w:sz="0" w:space="0"/>
-          </w:tblBorders>
+          <w:tblW w:w="8522" w:type="dxa"/>
+          <w:jc w:val="center"/>
           <w:tblCellMar>
             <w:top w:w="0" w:type="dxa"/>
             <w:left w:w="10" w:type="dxa"/>
@@ -4661,15 +4587,15 @@
           </w:tblCellMar>
         </w:tblPrEx>
         <w:trPr>
-          <w:trHeight w:val="0" w:hRule="atLeast"/>
+          <w:trHeight w:val="0"/>
           <w:jc w:val="center"/>
         </w:trPr>
         <w:tc>
           <w:tcPr>
             <w:tcW w:w="1217" w:type="dxa"/>
             <w:tcBorders>
-              <w:top w:val="single" w:color="auto" w:sz="4" w:space="0"/>
-              <w:left w:val="single" w:color="auto" w:sz="12" w:space="0"/>
+              <w:top w:val="single" w:sz="4" w:space="0" w:color="auto"/>
+              <w:left w:val="single" w:sz="12" w:space="0" w:color="auto"/>
               <w:bottom w:val="nil"/>
               <w:right w:val="nil"/>
             </w:tcBorders>
@@ -4683,11 +4609,11 @@
           </w:tcPr>
           <w:p>
             <w:pPr>
-              <w:pStyle w:val="31"/>
-              <w:bidi w:val="0"/>
-              <w:snapToGrid w:val="0"/>
-              <w:spacing w:line="240" w:lineRule="auto"/>
-              <w:ind w:left="0" w:leftChars="0" w:right="0" w:rightChars="0" w:firstLine="0" w:firstLineChars="0"/>
+              <w:pStyle w:val="a1"/>
+              <w:bidi w:val="0"/>
+              <w:snapToGrid w:val="0"/>
+              <w:spacing w:line="240" w:lineRule="auto"/>
+              <w:ind w:left="0" w:right="0" w:firstLine="0" w:leftChars="0" w:rightChars="0" w:firstLineChars="0"/>
               <w:jc w:val="center"/>
             </w:pPr>
             <w:r>
@@ -4699,8 +4625,8 @@
           <w:tcPr>
             <w:tcW w:w="1623" w:type="dxa"/>
             <w:tcBorders>
-              <w:top w:val="single" w:color="auto" w:sz="4" w:space="0"/>
-              <w:left w:val="single" w:color="auto" w:sz="4" w:space="0"/>
+              <w:top w:val="single" w:sz="4" w:space="0" w:color="auto"/>
+              <w:left w:val="single" w:sz="4" w:space="0" w:color="auto"/>
               <w:bottom w:val="nil"/>
               <w:right w:val="nil"/>
             </w:tcBorders>
@@ -4714,11 +4640,11 @@
           </w:tcPr>
           <w:p>
             <w:pPr>
-              <w:pStyle w:val="31"/>
-              <w:bidi w:val="0"/>
-              <w:snapToGrid w:val="0"/>
-              <w:spacing w:line="240" w:lineRule="auto"/>
-              <w:ind w:left="0" w:leftChars="0" w:right="0" w:rightChars="0" w:firstLine="0" w:firstLineChars="0"/>
+              <w:pStyle w:val="a1"/>
+              <w:bidi w:val="0"/>
+              <w:snapToGrid w:val="0"/>
+              <w:spacing w:line="240" w:lineRule="auto"/>
+              <w:ind w:left="0" w:right="0" w:firstLine="0" w:leftChars="0" w:rightChars="0" w:firstLineChars="0"/>
               <w:jc w:val="center"/>
             </w:pPr>
             <w:r>
@@ -4730,8 +4656,8 @@
           <w:tcPr>
             <w:tcW w:w="2434" w:type="dxa"/>
             <w:tcBorders>
-              <w:top w:val="single" w:color="auto" w:sz="4" w:space="0"/>
-              <w:left w:val="single" w:color="auto" w:sz="4" w:space="0"/>
+              <w:top w:val="single" w:sz="4" w:space="0" w:color="auto"/>
+              <w:left w:val="single" w:sz="4" w:space="0" w:color="auto"/>
               <w:bottom w:val="nil"/>
               <w:right w:val="nil"/>
             </w:tcBorders>
@@ -4745,11 +4671,11 @@
           </w:tcPr>
           <w:p>
             <w:pPr>
-              <w:pStyle w:val="31"/>
-              <w:bidi w:val="0"/>
-              <w:snapToGrid w:val="0"/>
-              <w:spacing w:line="240" w:lineRule="auto"/>
-              <w:ind w:left="0" w:leftChars="0" w:right="0" w:rightChars="0" w:firstLine="0" w:firstLineChars="0"/>
+              <w:pStyle w:val="a1"/>
+              <w:bidi w:val="0"/>
+              <w:snapToGrid w:val="0"/>
+              <w:spacing w:line="240" w:lineRule="auto"/>
+              <w:ind w:left="0" w:right="0" w:firstLine="0" w:leftChars="0" w:rightChars="0" w:firstLineChars="0"/>
               <w:jc w:val="center"/>
             </w:pPr>
             <w:r>
@@ -4761,10 +4687,10 @@
           <w:tcPr>
             <w:tcW w:w="3248" w:type="dxa"/>
             <w:tcBorders>
-              <w:top w:val="single" w:color="auto" w:sz="4" w:space="0"/>
-              <w:left w:val="single" w:color="auto" w:sz="4" w:space="0"/>
-              <w:bottom w:val="nil"/>
-              <w:right w:val="single" w:color="auto" w:sz="12" w:space="0"/>
+              <w:top w:val="single" w:sz="4" w:space="0" w:color="auto"/>
+              <w:left w:val="single" w:sz="4" w:space="0" w:color="auto"/>
+              <w:bottom w:val="nil"/>
+              <w:right w:val="single" w:sz="12" w:space="0" w:color="auto"/>
             </w:tcBorders>
             <w:tcMar>
               <w:top w:w="60" w:type="dxa"/>
@@ -4776,11 +4702,11 @@
           </w:tcPr>
           <w:p>
             <w:pPr>
-              <w:pStyle w:val="31"/>
-              <w:bidi w:val="0"/>
-              <w:snapToGrid w:val="0"/>
-              <w:spacing w:line="240" w:lineRule="auto"/>
-              <w:ind w:left="0" w:leftChars="0" w:right="0" w:rightChars="0" w:firstLine="0" w:firstLineChars="0"/>
+              <w:pStyle w:val="a1"/>
+              <w:bidi w:val="0"/>
+              <w:snapToGrid w:val="0"/>
+              <w:spacing w:line="240" w:lineRule="auto"/>
+              <w:ind w:left="0" w:right="0" w:firstLine="0" w:leftChars="0" w:rightChars="0" w:firstLineChars="0"/>
               <w:jc w:val="left"/>
             </w:pPr>
             <w:r>
@@ -4791,14 +4717,8 @@
       </w:tr>
       <w:tr>
         <w:tblPrEx>
-          <w:tblBorders>
-            <w:top w:val="none" w:color="auto" w:sz="0" w:space="0"/>
-            <w:left w:val="none" w:color="auto" w:sz="0" w:space="0"/>
-            <w:bottom w:val="none" w:color="auto" w:sz="0" w:space="0"/>
-            <w:right w:val="none" w:color="auto" w:sz="0" w:space="0"/>
-            <w:insideH w:val="none" w:color="auto" w:sz="0" w:space="0"/>
-            <w:insideV w:val="none" w:color="auto" w:sz="0" w:space="0"/>
-          </w:tblBorders>
+          <w:tblW w:w="8522" w:type="dxa"/>
+          <w:jc w:val="center"/>
           <w:tblCellMar>
             <w:top w:w="0" w:type="dxa"/>
             <w:left w:w="10" w:type="dxa"/>
@@ -4807,16 +4727,16 @@
           </w:tblCellMar>
         </w:tblPrEx>
         <w:trPr>
-          <w:trHeight w:val="0" w:hRule="atLeast"/>
+          <w:trHeight w:val="0"/>
           <w:jc w:val="center"/>
         </w:trPr>
         <w:tc>
           <w:tcPr>
             <w:tcW w:w="1217" w:type="dxa"/>
             <w:tcBorders>
-              <w:top w:val="single" w:color="auto" w:sz="4" w:space="0"/>
-              <w:left w:val="single" w:color="auto" w:sz="12" w:space="0"/>
-              <w:bottom w:val="single" w:color="auto" w:sz="12" w:space="0"/>
+              <w:top w:val="single" w:sz="4" w:space="0" w:color="auto"/>
+              <w:left w:val="single" w:sz="12" w:space="0" w:color="auto"/>
+              <w:bottom w:val="single" w:sz="12" w:space="0" w:color="auto"/>
               <w:right w:val="nil"/>
             </w:tcBorders>
             <w:tcMar>
@@ -4829,11 +4749,11 @@
           </w:tcPr>
           <w:p>
             <w:pPr>
-              <w:pStyle w:val="31"/>
-              <w:bidi w:val="0"/>
-              <w:snapToGrid w:val="0"/>
-              <w:spacing w:line="240" w:lineRule="auto"/>
-              <w:ind w:left="0" w:leftChars="0" w:right="0" w:rightChars="0" w:firstLine="0" w:firstLineChars="0"/>
+              <w:pStyle w:val="a1"/>
+              <w:bidi w:val="0"/>
+              <w:snapToGrid w:val="0"/>
+              <w:spacing w:line="240" w:lineRule="auto"/>
+              <w:ind w:left="0" w:right="0" w:firstLine="0" w:leftChars="0" w:rightChars="0" w:firstLineChars="0"/>
               <w:jc w:val="center"/>
             </w:pPr>
             <w:r>
@@ -4845,9 +4765,9 @@
           <w:tcPr>
             <w:tcW w:w="1623" w:type="dxa"/>
             <w:tcBorders>
-              <w:top w:val="single" w:color="auto" w:sz="4" w:space="0"/>
-              <w:left w:val="single" w:color="auto" w:sz="4" w:space="0"/>
-              <w:bottom w:val="single" w:color="auto" w:sz="12" w:space="0"/>
+              <w:top w:val="single" w:sz="4" w:space="0" w:color="auto"/>
+              <w:left w:val="single" w:sz="4" w:space="0" w:color="auto"/>
+              <w:bottom w:val="single" w:sz="12" w:space="0" w:color="auto"/>
               <w:right w:val="nil"/>
             </w:tcBorders>
             <w:tcMar>
@@ -4860,11 +4780,11 @@
           </w:tcPr>
           <w:p>
             <w:pPr>
-              <w:pStyle w:val="31"/>
-              <w:bidi w:val="0"/>
-              <w:snapToGrid w:val="0"/>
-              <w:spacing w:line="240" w:lineRule="auto"/>
-              <w:ind w:left="0" w:leftChars="0" w:right="0" w:rightChars="0" w:firstLine="0" w:firstLineChars="0"/>
+              <w:pStyle w:val="a1"/>
+              <w:bidi w:val="0"/>
+              <w:snapToGrid w:val="0"/>
+              <w:spacing w:line="240" w:lineRule="auto"/>
+              <w:ind w:left="0" w:right="0" w:firstLine="0" w:leftChars="0" w:rightChars="0" w:firstLineChars="0"/>
               <w:jc w:val="center"/>
             </w:pPr>
             <w:r>
@@ -4876,9 +4796,9 @@
           <w:tcPr>
             <w:tcW w:w="2434" w:type="dxa"/>
             <w:tcBorders>
-              <w:top w:val="single" w:color="auto" w:sz="4" w:space="0"/>
-              <w:left w:val="single" w:color="auto" w:sz="4" w:space="0"/>
-              <w:bottom w:val="single" w:color="auto" w:sz="12" w:space="0"/>
+              <w:top w:val="single" w:sz="4" w:space="0" w:color="auto"/>
+              <w:left w:val="single" w:sz="4" w:space="0" w:color="auto"/>
+              <w:bottom w:val="single" w:sz="12" w:space="0" w:color="auto"/>
               <w:right w:val="nil"/>
             </w:tcBorders>
             <w:tcMar>
@@ -4891,11 +4811,11 @@
           </w:tcPr>
           <w:p>
             <w:pPr>
-              <w:pStyle w:val="31"/>
-              <w:bidi w:val="0"/>
-              <w:snapToGrid w:val="0"/>
-              <w:spacing w:line="240" w:lineRule="auto"/>
-              <w:ind w:left="0" w:leftChars="0" w:right="0" w:rightChars="0" w:firstLine="0" w:firstLineChars="0"/>
+              <w:pStyle w:val="a1"/>
+              <w:bidi w:val="0"/>
+              <w:snapToGrid w:val="0"/>
+              <w:spacing w:line="240" w:lineRule="auto"/>
+              <w:ind w:left="0" w:right="0" w:firstLine="0" w:leftChars="0" w:rightChars="0" w:firstLineChars="0"/>
               <w:jc w:val="center"/>
             </w:pPr>
             <w:r>
@@ -4907,10 +4827,10 @@
           <w:tcPr>
             <w:tcW w:w="3248" w:type="dxa"/>
             <w:tcBorders>
-              <w:top w:val="single" w:color="auto" w:sz="4" w:space="0"/>
-              <w:left w:val="single" w:color="auto" w:sz="4" w:space="0"/>
-              <w:bottom w:val="single" w:color="auto" w:sz="12" w:space="0"/>
-              <w:right w:val="single" w:color="auto" w:sz="12" w:space="0"/>
+              <w:top w:val="single" w:sz="4" w:space="0" w:color="auto"/>
+              <w:left w:val="single" w:sz="4" w:space="0" w:color="auto"/>
+              <w:bottom w:val="single" w:sz="12" w:space="0" w:color="auto"/>
+              <w:right w:val="single" w:sz="12" w:space="0" w:color="auto"/>
             </w:tcBorders>
             <w:tcMar>
               <w:top w:w="60" w:type="dxa"/>
@@ -4922,11 +4842,11 @@
           </w:tcPr>
           <w:p>
             <w:pPr>
-              <w:pStyle w:val="31"/>
-              <w:bidi w:val="0"/>
-              <w:snapToGrid w:val="0"/>
-              <w:spacing w:line="240" w:lineRule="auto"/>
-              <w:ind w:left="0" w:leftChars="0" w:right="0" w:rightChars="0" w:firstLine="0" w:firstLineChars="0"/>
+              <w:pStyle w:val="a1"/>
+              <w:bidi w:val="0"/>
+              <w:snapToGrid w:val="0"/>
+              <w:spacing w:line="240" w:lineRule="auto"/>
+              <w:ind w:left="0" w:right="0" w:firstLine="0" w:leftChars="0" w:rightChars="0" w:firstLineChars="0"/>
               <w:jc w:val="left"/>
             </w:pPr>
             <w:r>
@@ -4938,7 +4858,7 @@
     </w:tbl>
     <w:p>
       <w:pPr>
-        <w:pStyle w:val="30"/>
+        <w:pStyle w:val="1"/>
         <w:bidi w:val="0"/>
       </w:pPr>
       <w:bookmarkStart w:id="7" w:name="_Toc11775"/>
@@ -4951,7 +4871,7 @@
     </w:p>
     <w:p>
       <w:pPr>
-        <w:pStyle w:val="31"/>
+        <w:pStyle w:val="a1"/>
         <w:bidi w:val="0"/>
       </w:pPr>
       <w:r>
@@ -4970,7 +4890,7 @@
     </w:p>
     <w:p>
       <w:pPr>
-        <w:pStyle w:val="30"/>
+        <w:pStyle w:val="1"/>
         <w:bidi w:val="0"/>
       </w:pPr>
       <w:bookmarkStart w:id="9" w:name="_Toc25151"/>
@@ -4983,7 +4903,7 @@
     </w:p>
     <w:p>
       <w:pPr>
-        <w:pStyle w:val="31"/>
+        <w:pStyle w:val="a1"/>
         <w:bidi w:val="0"/>
       </w:pPr>
       <w:r>
@@ -4992,7 +4912,7 @@
     </w:p>
     <w:p>
       <w:pPr>
-        <w:pStyle w:val="30"/>
+        <w:pStyle w:val="1"/>
         <w:bidi w:val="0"/>
       </w:pPr>
       <w:bookmarkStart w:id="11" w:name="_Toc27077"/>
@@ -5005,7 +4925,7 @@
     </w:p>
     <w:p>
       <w:pPr>
-        <w:pStyle w:val="31"/>
+        <w:pStyle w:val="a1"/>
         <w:keepNext w:val="0"/>
         <w:keepLines w:val="0"/>
         <w:pageBreakBefore w:val="0"/>
@@ -5022,7 +4942,7 @@
         <w:jc w:val="center"/>
         <w:textAlignment w:val="baseline"/>
         <w:rPr>
-          <w:rFonts w:hint="default" w:eastAsia="宋体"/>
+          <w:rFonts w:eastAsia="宋体" w:hint="default"/>
           <w:lang w:val="en-US" w:eastAsia="zh-CN"/>
         </w:rPr>
       </w:pPr>
@@ -5055,7 +4975,7 @@
           <w:rFonts w:hint="eastAsia"/>
           <w:lang w:val="en-US" w:eastAsia="zh-CN"/>
         </w:rPr>
-        <w:instrText xml:space="preserve">"柴_标题1"\n</w:instrText>
+        <w:instrText>"柴_标题1"\n</w:instrText>
       </w:r>
       <w:r>
         <w:instrText xml:space="preserve"> \s</w:instrText>
@@ -5072,7 +4992,7 @@
           <w:rFonts w:hint="eastAsia"/>
           <w:lang w:val="en-US" w:eastAsia="zh-CN"/>
         </w:rPr>
-        <w:instrText xml:space="preserve">* Charformat</w:instrText>
+        <w:instrText>* Charformat</w:instrText>
       </w:r>
       <w:r>
         <w:rPr>
@@ -5159,18 +5079,17 @@
     </w:p>
     <w:tbl>
       <w:tblPr>
-        <w:tblStyle w:val="22"/>
+        <w:tblStyle w:val="TableNormal"/>
         <w:tblW w:w="8522" w:type="dxa"/>
         <w:jc w:val="center"/>
         <w:tblBorders>
-          <w:top w:val="none" w:color="auto" w:sz="0" w:space="0"/>
-          <w:left w:val="none" w:color="auto" w:sz="0" w:space="0"/>
-          <w:bottom w:val="none" w:color="auto" w:sz="0" w:space="0"/>
-          <w:right w:val="none" w:color="auto" w:sz="0" w:space="0"/>
-          <w:insideH w:val="none" w:color="auto" w:sz="0" w:space="0"/>
-          <w:insideV w:val="none" w:color="auto" w:sz="0" w:space="0"/>
+          <w:top w:val="nil"/>
+          <w:left w:val="nil"/>
+          <w:bottom w:val="nil"/>
+          <w:right w:val="nil"/>
+          <w:insideH w:val="nil"/>
+          <w:insideV w:val="nil"/>
         </w:tblBorders>
-        <w:tblLayout w:type="autofit"/>
         <w:tblCellMar>
           <w:top w:w="0" w:type="dxa"/>
           <w:left w:w="10" w:type="dxa"/>
@@ -5186,13 +5105,15 @@
       </w:tblGrid>
       <w:tr>
         <w:tblPrEx>
+          <w:tblW w:w="8522" w:type="dxa"/>
+          <w:jc w:val="center"/>
           <w:tblBorders>
-            <w:top w:val="none" w:color="auto" w:sz="0" w:space="0"/>
-            <w:left w:val="none" w:color="auto" w:sz="0" w:space="0"/>
-            <w:bottom w:val="none" w:color="auto" w:sz="0" w:space="0"/>
-            <w:right w:val="none" w:color="auto" w:sz="0" w:space="0"/>
-            <w:insideH w:val="none" w:color="auto" w:sz="0" w:space="0"/>
-            <w:insideV w:val="none" w:color="auto" w:sz="0" w:space="0"/>
+            <w:top w:val="nil"/>
+            <w:left w:val="nil"/>
+            <w:bottom w:val="nil"/>
+            <w:right w:val="nil"/>
+            <w:insideH w:val="nil"/>
+            <w:insideV w:val="nil"/>
           </w:tblBorders>
           <w:tblCellMar>
             <w:top w:w="0" w:type="dxa"/>
@@ -5202,7 +5123,7 @@
           </w:tblCellMar>
         </w:tblPrEx>
         <w:trPr>
-          <w:trHeight w:val="0" w:hRule="atLeast"/>
+          <w:trHeight w:val="0"/>
           <w:tblHeader/>
           <w:jc w:val="center"/>
         </w:trPr>
@@ -5210,8 +5131,8 @@
           <w:tcPr>
             <w:tcW w:w="728" w:type="dxa"/>
             <w:tcBorders>
-              <w:top w:val="single" w:color="auto" w:sz="12" w:space="0"/>
-              <w:left w:val="single" w:color="auto" w:sz="12" w:space="0"/>
+              <w:top w:val="single" w:sz="12" w:space="0" w:color="auto"/>
+              <w:left w:val="single" w:sz="12" w:space="0" w:color="auto"/>
               <w:bottom w:val="nil"/>
               <w:right w:val="nil"/>
             </w:tcBorders>
@@ -5225,11 +5146,11 @@
           </w:tcPr>
           <w:p>
             <w:pPr>
-              <w:pStyle w:val="31"/>
-              <w:bidi w:val="0"/>
-              <w:snapToGrid w:val="0"/>
-              <w:spacing w:line="240" w:lineRule="auto"/>
-              <w:ind w:left="0" w:leftChars="0" w:right="0" w:rightChars="0" w:firstLine="0" w:firstLineChars="0"/>
+              <w:pStyle w:val="a1"/>
+              <w:bidi w:val="0"/>
+              <w:snapToGrid w:val="0"/>
+              <w:spacing w:line="240" w:lineRule="auto"/>
+              <w:ind w:left="0" w:right="0" w:firstLine="0" w:leftChars="0" w:rightChars="0" w:firstLineChars="0"/>
               <w:jc w:val="center"/>
               <w:rPr>
                 <w:b/>
@@ -5247,8 +5168,8 @@
           <w:tcPr>
             <w:tcW w:w="4666" w:type="dxa"/>
             <w:tcBorders>
-              <w:top w:val="single" w:color="auto" w:sz="12" w:space="0"/>
-              <w:left w:val="single" w:color="auto" w:sz="4" w:space="0"/>
+              <w:top w:val="single" w:sz="12" w:space="0" w:color="auto"/>
+              <w:left w:val="single" w:sz="4" w:space="0" w:color="auto"/>
               <w:bottom w:val="nil"/>
               <w:right w:val="nil"/>
             </w:tcBorders>
@@ -5262,11 +5183,11 @@
           </w:tcPr>
           <w:p>
             <w:pPr>
-              <w:pStyle w:val="31"/>
-              <w:bidi w:val="0"/>
-              <w:snapToGrid w:val="0"/>
-              <w:spacing w:line="240" w:lineRule="auto"/>
-              <w:ind w:left="0" w:leftChars="0" w:right="0" w:rightChars="0" w:firstLine="0" w:firstLineChars="0"/>
+              <w:pStyle w:val="a1"/>
+              <w:bidi w:val="0"/>
+              <w:snapToGrid w:val="0"/>
+              <w:spacing w:line="240" w:lineRule="auto"/>
+              <w:ind w:left="0" w:right="0" w:firstLine="0" w:leftChars="0" w:rightChars="0" w:firstLineChars="0"/>
               <w:jc w:val="center"/>
               <w:rPr>
                 <w:b/>
@@ -5284,8 +5205,8 @@
           <w:tcPr>
             <w:tcW w:w="1867" w:type="dxa"/>
             <w:tcBorders>
-              <w:top w:val="single" w:color="auto" w:sz="12" w:space="0"/>
-              <w:left w:val="single" w:color="auto" w:sz="4" w:space="0"/>
+              <w:top w:val="single" w:sz="12" w:space="0" w:color="auto"/>
+              <w:left w:val="single" w:sz="4" w:space="0" w:color="auto"/>
               <w:bottom w:val="nil"/>
               <w:right w:val="nil"/>
             </w:tcBorders>
@@ -5299,11 +5220,11 @@
           </w:tcPr>
           <w:p>
             <w:pPr>
-              <w:pStyle w:val="31"/>
-              <w:bidi w:val="0"/>
-              <w:snapToGrid w:val="0"/>
-              <w:spacing w:line="240" w:lineRule="auto"/>
-              <w:ind w:left="0" w:leftChars="0" w:right="0" w:rightChars="0" w:firstLine="0" w:firstLineChars="0"/>
+              <w:pStyle w:val="a1"/>
+              <w:bidi w:val="0"/>
+              <w:snapToGrid w:val="0"/>
+              <w:spacing w:line="240" w:lineRule="auto"/>
+              <w:ind w:left="0" w:right="0" w:firstLine="0" w:leftChars="0" w:rightChars="0" w:firstLineChars="0"/>
               <w:jc w:val="center"/>
               <w:rPr>
                 <w:b/>
@@ -5321,10 +5242,10 @@
           <w:tcPr>
             <w:tcW w:w="1261" w:type="dxa"/>
             <w:tcBorders>
-              <w:top w:val="single" w:color="auto" w:sz="12" w:space="0"/>
-              <w:left w:val="single" w:color="auto" w:sz="4" w:space="0"/>
-              <w:bottom w:val="nil"/>
-              <w:right w:val="single" w:color="auto" w:sz="12" w:space="0"/>
+              <w:top w:val="single" w:sz="12" w:space="0" w:color="auto"/>
+              <w:left w:val="single" w:sz="4" w:space="0" w:color="auto"/>
+              <w:bottom w:val="nil"/>
+              <w:right w:val="single" w:sz="12" w:space="0" w:color="auto"/>
             </w:tcBorders>
             <w:tcMar>
               <w:top w:w="60" w:type="dxa"/>
@@ -5336,11 +5257,11 @@
           </w:tcPr>
           <w:p>
             <w:pPr>
-              <w:pStyle w:val="31"/>
-              <w:bidi w:val="0"/>
-              <w:snapToGrid w:val="0"/>
-              <w:spacing w:line="240" w:lineRule="auto"/>
-              <w:ind w:left="0" w:leftChars="0" w:right="0" w:rightChars="0" w:firstLine="0" w:firstLineChars="0"/>
+              <w:pStyle w:val="a1"/>
+              <w:bidi w:val="0"/>
+              <w:snapToGrid w:val="0"/>
+              <w:spacing w:line="240" w:lineRule="auto"/>
+              <w:ind w:left="0" w:right="0" w:firstLine="0" w:leftChars="0" w:rightChars="0" w:firstLineChars="0"/>
               <w:jc w:val="center"/>
               <w:rPr>
                 <w:b/>
@@ -5365,14 +5286,8 @@
       </w:tr>
       <w:tr>
         <w:tblPrEx>
-          <w:tblBorders>
-            <w:top w:val="none" w:color="auto" w:sz="0" w:space="0"/>
-            <w:left w:val="none" w:color="auto" w:sz="0" w:space="0"/>
-            <w:bottom w:val="none" w:color="auto" w:sz="0" w:space="0"/>
-            <w:right w:val="none" w:color="auto" w:sz="0" w:space="0"/>
-            <w:insideH w:val="none" w:color="auto" w:sz="0" w:space="0"/>
-            <w:insideV w:val="none" w:color="auto" w:sz="0" w:space="0"/>
-          </w:tblBorders>
+          <w:tblW w:w="8522" w:type="dxa"/>
+          <w:jc w:val="center"/>
           <w:tblCellMar>
             <w:top w:w="0" w:type="dxa"/>
             <w:left w:w="10" w:type="dxa"/>
@@ -5381,15 +5296,15 @@
           </w:tblCellMar>
         </w:tblPrEx>
         <w:trPr>
-          <w:trHeight w:val="0" w:hRule="atLeast"/>
+          <w:trHeight w:val="0"/>
           <w:jc w:val="center"/>
         </w:trPr>
         <w:tc>
           <w:tcPr>
             <w:tcW w:w="728" w:type="dxa"/>
             <w:tcBorders>
-              <w:top w:val="single" w:color="auto" w:sz="4" w:space="0"/>
-              <w:left w:val="single" w:color="auto" w:sz="12" w:space="0"/>
+              <w:top w:val="single" w:sz="4" w:space="0" w:color="auto"/>
+              <w:left w:val="single" w:sz="12" w:space="0" w:color="auto"/>
               <w:bottom w:val="nil"/>
               <w:right w:val="nil"/>
             </w:tcBorders>
@@ -5403,11 +5318,11 @@
           </w:tcPr>
           <w:p>
             <w:pPr>
-              <w:pStyle w:val="31"/>
-              <w:bidi w:val="0"/>
-              <w:snapToGrid w:val="0"/>
-              <w:spacing w:line="240" w:lineRule="auto"/>
-              <w:ind w:left="0" w:leftChars="0" w:right="0" w:rightChars="0" w:firstLine="0" w:firstLineChars="0"/>
+              <w:pStyle w:val="a1"/>
+              <w:bidi w:val="0"/>
+              <w:snapToGrid w:val="0"/>
+              <w:spacing w:line="240" w:lineRule="auto"/>
+              <w:ind w:left="0" w:right="0" w:firstLine="0" w:leftChars="0" w:rightChars="0" w:firstLineChars="0"/>
               <w:jc w:val="center"/>
             </w:pPr>
             <w:r>
@@ -5419,8 +5334,8 @@
           <w:tcPr>
             <w:tcW w:w="4666" w:type="dxa"/>
             <w:tcBorders>
-              <w:top w:val="single" w:color="auto" w:sz="4" w:space="0"/>
-              <w:left w:val="single" w:color="auto" w:sz="4" w:space="0"/>
+              <w:top w:val="single" w:sz="4" w:space="0" w:color="auto"/>
+              <w:left w:val="single" w:sz="4" w:space="0" w:color="auto"/>
               <w:bottom w:val="nil"/>
               <w:right w:val="nil"/>
             </w:tcBorders>
@@ -5434,11 +5349,11 @@
           </w:tcPr>
           <w:p>
             <w:pPr>
-              <w:pStyle w:val="31"/>
-              <w:bidi w:val="0"/>
-              <w:snapToGrid w:val="0"/>
-              <w:spacing w:line="240" w:lineRule="auto"/>
-              <w:ind w:left="0" w:leftChars="0" w:right="0" w:rightChars="0" w:firstLine="0" w:firstLineChars="0"/>
+              <w:pStyle w:val="a1"/>
+              <w:bidi w:val="0"/>
+              <w:snapToGrid w:val="0"/>
+              <w:spacing w:line="240" w:lineRule="auto"/>
+              <w:ind w:left="0" w:right="0" w:firstLine="0" w:leftChars="0" w:rightChars="0" w:firstLineChars="0"/>
               <w:jc w:val="center"/>
             </w:pPr>
             <w:r>
@@ -5450,8 +5365,8 @@
           <w:tcPr>
             <w:tcW w:w="1867" w:type="dxa"/>
             <w:tcBorders>
-              <w:top w:val="single" w:color="auto" w:sz="4" w:space="0"/>
-              <w:left w:val="single" w:color="auto" w:sz="4" w:space="0"/>
+              <w:top w:val="single" w:sz="4" w:space="0" w:color="auto"/>
+              <w:left w:val="single" w:sz="4" w:space="0" w:color="auto"/>
               <w:bottom w:val="nil"/>
               <w:right w:val="nil"/>
             </w:tcBorders>
@@ -5465,11 +5380,11 @@
           </w:tcPr>
           <w:p>
             <w:pPr>
-              <w:pStyle w:val="31"/>
-              <w:bidi w:val="0"/>
-              <w:snapToGrid w:val="0"/>
-              <w:spacing w:line="240" w:lineRule="auto"/>
-              <w:ind w:left="0" w:leftChars="0" w:right="0" w:rightChars="0" w:firstLine="0" w:firstLineChars="0"/>
+              <w:pStyle w:val="a1"/>
+              <w:bidi w:val="0"/>
+              <w:snapToGrid w:val="0"/>
+              <w:spacing w:line="240" w:lineRule="auto"/>
+              <w:ind w:left="0" w:right="0" w:firstLine="0" w:leftChars="0" w:rightChars="0" w:firstLineChars="0"/>
               <w:jc w:val="left"/>
             </w:pPr>
             <w:r>
@@ -5481,10 +5396,10 @@
           <w:tcPr>
             <w:tcW w:w="1261" w:type="dxa"/>
             <w:tcBorders>
-              <w:top w:val="single" w:color="auto" w:sz="4" w:space="0"/>
-              <w:left w:val="single" w:color="auto" w:sz="4" w:space="0"/>
-              <w:bottom w:val="nil"/>
-              <w:right w:val="single" w:color="auto" w:sz="12" w:space="0"/>
+              <w:top w:val="single" w:sz="4" w:space="0" w:color="auto"/>
+              <w:left w:val="single" w:sz="4" w:space="0" w:color="auto"/>
+              <w:bottom w:val="nil"/>
+              <w:right w:val="single" w:sz="12" w:space="0" w:color="auto"/>
             </w:tcBorders>
             <w:tcMar>
               <w:top w:w="60" w:type="dxa"/>
@@ -5496,11 +5411,11 @@
           </w:tcPr>
           <w:p>
             <w:pPr>
-              <w:pStyle w:val="31"/>
-              <w:bidi w:val="0"/>
-              <w:snapToGrid w:val="0"/>
-              <w:spacing w:line="240" w:lineRule="auto"/>
-              <w:ind w:left="0" w:leftChars="0" w:right="0" w:rightChars="0" w:firstLine="0" w:firstLineChars="0"/>
+              <w:pStyle w:val="a1"/>
+              <w:bidi w:val="0"/>
+              <w:snapToGrid w:val="0"/>
+              <w:spacing w:line="240" w:lineRule="auto"/>
+              <w:ind w:left="0" w:right="0" w:firstLine="0" w:leftChars="0" w:rightChars="0" w:firstLineChars="0"/>
               <w:jc w:val="left"/>
             </w:pPr>
             <w:r>
@@ -5528,14 +5443,8 @@
       </w:tr>
       <w:tr>
         <w:tblPrEx>
-          <w:tblBorders>
-            <w:top w:val="none" w:color="auto" w:sz="0" w:space="0"/>
-            <w:left w:val="none" w:color="auto" w:sz="0" w:space="0"/>
-            <w:bottom w:val="none" w:color="auto" w:sz="0" w:space="0"/>
-            <w:right w:val="none" w:color="auto" w:sz="0" w:space="0"/>
-            <w:insideH w:val="none" w:color="auto" w:sz="0" w:space="0"/>
-            <w:insideV w:val="none" w:color="auto" w:sz="0" w:space="0"/>
-          </w:tblBorders>
+          <w:tblW w:w="8522" w:type="dxa"/>
+          <w:jc w:val="center"/>
           <w:tblCellMar>
             <w:top w:w="0" w:type="dxa"/>
             <w:left w:w="10" w:type="dxa"/>
@@ -5544,15 +5453,15 @@
           </w:tblCellMar>
         </w:tblPrEx>
         <w:trPr>
-          <w:trHeight w:val="0" w:hRule="atLeast"/>
+          <w:trHeight w:val="0"/>
           <w:jc w:val="center"/>
         </w:trPr>
         <w:tc>
           <w:tcPr>
             <w:tcW w:w="728" w:type="dxa"/>
             <w:tcBorders>
-              <w:top w:val="single" w:color="auto" w:sz="4" w:space="0"/>
-              <w:left w:val="single" w:color="auto" w:sz="12" w:space="0"/>
+              <w:top w:val="single" w:sz="4" w:space="0" w:color="auto"/>
+              <w:left w:val="single" w:sz="12" w:space="0" w:color="auto"/>
               <w:bottom w:val="nil"/>
               <w:right w:val="nil"/>
             </w:tcBorders>
@@ -5566,11 +5475,11 @@
           </w:tcPr>
           <w:p>
             <w:pPr>
-              <w:pStyle w:val="31"/>
-              <w:bidi w:val="0"/>
-              <w:snapToGrid w:val="0"/>
-              <w:spacing w:line="240" w:lineRule="auto"/>
-              <w:ind w:left="0" w:leftChars="0" w:right="0" w:rightChars="0" w:firstLine="0" w:firstLineChars="0"/>
+              <w:pStyle w:val="a1"/>
+              <w:bidi w:val="0"/>
+              <w:snapToGrid w:val="0"/>
+              <w:spacing w:line="240" w:lineRule="auto"/>
+              <w:ind w:left="0" w:right="0" w:firstLine="0" w:leftChars="0" w:rightChars="0" w:firstLineChars="0"/>
               <w:jc w:val="center"/>
             </w:pPr>
             <w:r>
@@ -5582,8 +5491,8 @@
           <w:tcPr>
             <w:tcW w:w="4666" w:type="dxa"/>
             <w:tcBorders>
-              <w:top w:val="single" w:color="auto" w:sz="4" w:space="0"/>
-              <w:left w:val="single" w:color="auto" w:sz="4" w:space="0"/>
+              <w:top w:val="single" w:sz="4" w:space="0" w:color="auto"/>
+              <w:left w:val="single" w:sz="4" w:space="0" w:color="auto"/>
               <w:bottom w:val="nil"/>
               <w:right w:val="nil"/>
             </w:tcBorders>
@@ -5597,11 +5506,11 @@
           </w:tcPr>
           <w:p>
             <w:pPr>
-              <w:pStyle w:val="31"/>
-              <w:bidi w:val="0"/>
-              <w:snapToGrid w:val="0"/>
-              <w:spacing w:line="240" w:lineRule="auto"/>
-              <w:ind w:left="0" w:leftChars="0" w:right="0" w:rightChars="0" w:firstLine="0" w:firstLineChars="0"/>
+              <w:pStyle w:val="a1"/>
+              <w:bidi w:val="0"/>
+              <w:snapToGrid w:val="0"/>
+              <w:spacing w:line="240" w:lineRule="auto"/>
+              <w:ind w:left="0" w:right="0" w:firstLine="0" w:leftChars="0" w:rightChars="0" w:firstLineChars="0"/>
               <w:jc w:val="center"/>
             </w:pPr>
             <w:r>
@@ -5613,8 +5522,8 @@
           <w:tcPr>
             <w:tcW w:w="1867" w:type="dxa"/>
             <w:tcBorders>
-              <w:top w:val="single" w:color="auto" w:sz="4" w:space="0"/>
-              <w:left w:val="single" w:color="auto" w:sz="4" w:space="0"/>
+              <w:top w:val="single" w:sz="4" w:space="0" w:color="auto"/>
+              <w:left w:val="single" w:sz="4" w:space="0" w:color="auto"/>
               <w:bottom w:val="nil"/>
               <w:right w:val="nil"/>
             </w:tcBorders>
@@ -5628,11 +5537,11 @@
           </w:tcPr>
           <w:p>
             <w:pPr>
-              <w:pStyle w:val="31"/>
-              <w:bidi w:val="0"/>
-              <w:snapToGrid w:val="0"/>
-              <w:spacing w:line="240" w:lineRule="auto"/>
-              <w:ind w:left="0" w:leftChars="0" w:right="0" w:rightChars="0" w:firstLine="0" w:firstLineChars="0"/>
+              <w:pStyle w:val="a1"/>
+              <w:bidi w:val="0"/>
+              <w:snapToGrid w:val="0"/>
+              <w:spacing w:line="240" w:lineRule="auto"/>
+              <w:ind w:left="0" w:right="0" w:firstLine="0" w:leftChars="0" w:rightChars="0" w:firstLineChars="0"/>
               <w:jc w:val="left"/>
             </w:pPr>
             <w:r>
@@ -5644,10 +5553,10 @@
           <w:tcPr>
             <w:tcW w:w="1261" w:type="dxa"/>
             <w:tcBorders>
-              <w:top w:val="single" w:color="auto" w:sz="4" w:space="0"/>
-              <w:left w:val="single" w:color="auto" w:sz="4" w:space="0"/>
-              <w:bottom w:val="nil"/>
-              <w:right w:val="single" w:color="auto" w:sz="12" w:space="0"/>
+              <w:top w:val="single" w:sz="4" w:space="0" w:color="auto"/>
+              <w:left w:val="single" w:sz="4" w:space="0" w:color="auto"/>
+              <w:bottom w:val="nil"/>
+              <w:right w:val="single" w:sz="12" w:space="0" w:color="auto"/>
             </w:tcBorders>
             <w:tcMar>
               <w:top w:w="60" w:type="dxa"/>
@@ -5659,11 +5568,11 @@
           </w:tcPr>
           <w:p>
             <w:pPr>
-              <w:pStyle w:val="31"/>
-              <w:bidi w:val="0"/>
-              <w:snapToGrid w:val="0"/>
-              <w:spacing w:line="240" w:lineRule="auto"/>
-              <w:ind w:left="0" w:leftChars="0" w:right="0" w:rightChars="0" w:firstLine="0" w:firstLineChars="0"/>
+              <w:pStyle w:val="a1"/>
+              <w:bidi w:val="0"/>
+              <w:snapToGrid w:val="0"/>
+              <w:spacing w:line="240" w:lineRule="auto"/>
+              <w:ind w:left="0" w:right="0" w:firstLine="0" w:leftChars="0" w:rightChars="0" w:firstLineChars="0"/>
               <w:jc w:val="left"/>
             </w:pPr>
             <w:r>
@@ -5691,14 +5600,8 @@
       </w:tr>
       <w:tr>
         <w:tblPrEx>
-          <w:tblBorders>
-            <w:top w:val="none" w:color="auto" w:sz="0" w:space="0"/>
-            <w:left w:val="none" w:color="auto" w:sz="0" w:space="0"/>
-            <w:bottom w:val="none" w:color="auto" w:sz="0" w:space="0"/>
-            <w:right w:val="none" w:color="auto" w:sz="0" w:space="0"/>
-            <w:insideH w:val="none" w:color="auto" w:sz="0" w:space="0"/>
-            <w:insideV w:val="none" w:color="auto" w:sz="0" w:space="0"/>
-          </w:tblBorders>
+          <w:tblW w:w="8522" w:type="dxa"/>
+          <w:jc w:val="center"/>
           <w:tblCellMar>
             <w:top w:w="0" w:type="dxa"/>
             <w:left w:w="10" w:type="dxa"/>
@@ -5707,15 +5610,15 @@
           </w:tblCellMar>
         </w:tblPrEx>
         <w:trPr>
-          <w:trHeight w:val="0" w:hRule="atLeast"/>
+          <w:trHeight w:val="0"/>
           <w:jc w:val="center"/>
         </w:trPr>
         <w:tc>
           <w:tcPr>
             <w:tcW w:w="728" w:type="dxa"/>
             <w:tcBorders>
-              <w:top w:val="single" w:color="auto" w:sz="4" w:space="0"/>
-              <w:left w:val="single" w:color="auto" w:sz="12" w:space="0"/>
+              <w:top w:val="single" w:sz="4" w:space="0" w:color="auto"/>
+              <w:left w:val="single" w:sz="12" w:space="0" w:color="auto"/>
               <w:bottom w:val="nil"/>
               <w:right w:val="nil"/>
             </w:tcBorders>
@@ -5729,11 +5632,11 @@
           </w:tcPr>
           <w:p>
             <w:pPr>
-              <w:pStyle w:val="31"/>
-              <w:bidi w:val="0"/>
-              <w:snapToGrid w:val="0"/>
-              <w:spacing w:line="240" w:lineRule="auto"/>
-              <w:ind w:left="0" w:leftChars="0" w:right="0" w:rightChars="0" w:firstLine="0" w:firstLineChars="0"/>
+              <w:pStyle w:val="a1"/>
+              <w:bidi w:val="0"/>
+              <w:snapToGrid w:val="0"/>
+              <w:spacing w:line="240" w:lineRule="auto"/>
+              <w:ind w:left="0" w:right="0" w:firstLine="0" w:leftChars="0" w:rightChars="0" w:firstLineChars="0"/>
               <w:jc w:val="center"/>
             </w:pPr>
             <w:r>
@@ -5745,8 +5648,8 @@
           <w:tcPr>
             <w:tcW w:w="4666" w:type="dxa"/>
             <w:tcBorders>
-              <w:top w:val="single" w:color="auto" w:sz="4" w:space="0"/>
-              <w:left w:val="single" w:color="auto" w:sz="4" w:space="0"/>
+              <w:top w:val="single" w:sz="4" w:space="0" w:color="auto"/>
+              <w:left w:val="single" w:sz="4" w:space="0" w:color="auto"/>
               <w:bottom w:val="nil"/>
               <w:right w:val="nil"/>
             </w:tcBorders>
@@ -5760,11 +5663,11 @@
           </w:tcPr>
           <w:p>
             <w:pPr>
-              <w:pStyle w:val="31"/>
-              <w:bidi w:val="0"/>
-              <w:snapToGrid w:val="0"/>
-              <w:spacing w:line="240" w:lineRule="auto"/>
-              <w:ind w:left="0" w:leftChars="0" w:right="0" w:rightChars="0" w:firstLine="0" w:firstLineChars="0"/>
+              <w:pStyle w:val="a1"/>
+              <w:bidi w:val="0"/>
+              <w:snapToGrid w:val="0"/>
+              <w:spacing w:line="240" w:lineRule="auto"/>
+              <w:ind w:left="0" w:right="0" w:firstLine="0" w:leftChars="0" w:rightChars="0" w:firstLineChars="0"/>
               <w:jc w:val="center"/>
             </w:pPr>
             <w:r>
@@ -5776,8 +5679,8 @@
           <w:tcPr>
             <w:tcW w:w="1867" w:type="dxa"/>
             <w:tcBorders>
-              <w:top w:val="single" w:color="auto" w:sz="4" w:space="0"/>
-              <w:left w:val="single" w:color="auto" w:sz="4" w:space="0"/>
+              <w:top w:val="single" w:sz="4" w:space="0" w:color="auto"/>
+              <w:left w:val="single" w:sz="4" w:space="0" w:color="auto"/>
               <w:bottom w:val="nil"/>
               <w:right w:val="nil"/>
             </w:tcBorders>
@@ -5791,11 +5694,11 @@
           </w:tcPr>
           <w:p>
             <w:pPr>
-              <w:pStyle w:val="31"/>
-              <w:bidi w:val="0"/>
-              <w:snapToGrid w:val="0"/>
-              <w:spacing w:line="240" w:lineRule="auto"/>
-              <w:ind w:left="0" w:leftChars="0" w:right="0" w:rightChars="0" w:firstLine="0" w:firstLineChars="0"/>
+              <w:pStyle w:val="a1"/>
+              <w:bidi w:val="0"/>
+              <w:snapToGrid w:val="0"/>
+              <w:spacing w:line="240" w:lineRule="auto"/>
+              <w:ind w:left="0" w:right="0" w:firstLine="0" w:leftChars="0" w:rightChars="0" w:firstLineChars="0"/>
               <w:jc w:val="left"/>
             </w:pPr>
             <w:r>
@@ -5807,10 +5710,10 @@
           <w:tcPr>
             <w:tcW w:w="1261" w:type="dxa"/>
             <w:tcBorders>
-              <w:top w:val="single" w:color="auto" w:sz="4" w:space="0"/>
-              <w:left w:val="single" w:color="auto" w:sz="4" w:space="0"/>
-              <w:bottom w:val="nil"/>
-              <w:right w:val="single" w:color="auto" w:sz="12" w:space="0"/>
+              <w:top w:val="single" w:sz="4" w:space="0" w:color="auto"/>
+              <w:left w:val="single" w:sz="4" w:space="0" w:color="auto"/>
+              <w:bottom w:val="nil"/>
+              <w:right w:val="single" w:sz="12" w:space="0" w:color="auto"/>
             </w:tcBorders>
             <w:tcMar>
               <w:top w:w="60" w:type="dxa"/>
@@ -5822,11 +5725,11 @@
           </w:tcPr>
           <w:p>
             <w:pPr>
-              <w:pStyle w:val="31"/>
-              <w:bidi w:val="0"/>
-              <w:snapToGrid w:val="0"/>
-              <w:spacing w:line="240" w:lineRule="auto"/>
-              <w:ind w:left="0" w:leftChars="0" w:right="0" w:rightChars="0" w:firstLine="0" w:firstLineChars="0"/>
+              <w:pStyle w:val="a1"/>
+              <w:bidi w:val="0"/>
+              <w:snapToGrid w:val="0"/>
+              <w:spacing w:line="240" w:lineRule="auto"/>
+              <w:ind w:left="0" w:right="0" w:firstLine="0" w:leftChars="0" w:rightChars="0" w:firstLineChars="0"/>
               <w:jc w:val="left"/>
             </w:pPr>
             <w:r>
@@ -5844,14 +5747,8 @@
       </w:tr>
       <w:tr>
         <w:tblPrEx>
-          <w:tblBorders>
-            <w:top w:val="none" w:color="auto" w:sz="0" w:space="0"/>
-            <w:left w:val="none" w:color="auto" w:sz="0" w:space="0"/>
-            <w:bottom w:val="none" w:color="auto" w:sz="0" w:space="0"/>
-            <w:right w:val="none" w:color="auto" w:sz="0" w:space="0"/>
-            <w:insideH w:val="none" w:color="auto" w:sz="0" w:space="0"/>
-            <w:insideV w:val="none" w:color="auto" w:sz="0" w:space="0"/>
-          </w:tblBorders>
+          <w:tblW w:w="8522" w:type="dxa"/>
+          <w:jc w:val="center"/>
           <w:tblCellMar>
             <w:top w:w="0" w:type="dxa"/>
             <w:left w:w="10" w:type="dxa"/>
@@ -5860,15 +5757,15 @@
           </w:tblCellMar>
         </w:tblPrEx>
         <w:trPr>
-          <w:trHeight w:val="0" w:hRule="atLeast"/>
+          <w:trHeight w:val="0"/>
           <w:jc w:val="center"/>
         </w:trPr>
         <w:tc>
           <w:tcPr>
             <w:tcW w:w="728" w:type="dxa"/>
             <w:tcBorders>
-              <w:top w:val="single" w:color="auto" w:sz="4" w:space="0"/>
-              <w:left w:val="single" w:color="auto" w:sz="12" w:space="0"/>
+              <w:top w:val="single" w:sz="4" w:space="0" w:color="auto"/>
+              <w:left w:val="single" w:sz="12" w:space="0" w:color="auto"/>
               <w:bottom w:val="nil"/>
               <w:right w:val="nil"/>
             </w:tcBorders>
@@ -5882,11 +5779,11 @@
           </w:tcPr>
           <w:p>
             <w:pPr>
-              <w:pStyle w:val="31"/>
-              <w:bidi w:val="0"/>
-              <w:snapToGrid w:val="0"/>
-              <w:spacing w:line="240" w:lineRule="auto"/>
-              <w:ind w:left="0" w:leftChars="0" w:right="0" w:rightChars="0" w:firstLine="0" w:firstLineChars="0"/>
+              <w:pStyle w:val="a1"/>
+              <w:bidi w:val="0"/>
+              <w:snapToGrid w:val="0"/>
+              <w:spacing w:line="240" w:lineRule="auto"/>
+              <w:ind w:left="0" w:right="0" w:firstLine="0" w:leftChars="0" w:rightChars="0" w:firstLineChars="0"/>
               <w:jc w:val="center"/>
             </w:pPr>
             <w:r>
@@ -5898,8 +5795,8 @@
           <w:tcPr>
             <w:tcW w:w="4666" w:type="dxa"/>
             <w:tcBorders>
-              <w:top w:val="single" w:color="auto" w:sz="4" w:space="0"/>
-              <w:left w:val="single" w:color="auto" w:sz="4" w:space="0"/>
+              <w:top w:val="single" w:sz="4" w:space="0" w:color="auto"/>
+              <w:left w:val="single" w:sz="4" w:space="0" w:color="auto"/>
               <w:bottom w:val="nil"/>
               <w:right w:val="nil"/>
             </w:tcBorders>
@@ -5913,11 +5810,11 @@
           </w:tcPr>
           <w:p>
             <w:pPr>
-              <w:pStyle w:val="31"/>
-              <w:bidi w:val="0"/>
-              <w:snapToGrid w:val="0"/>
-              <w:spacing w:line="240" w:lineRule="auto"/>
-              <w:ind w:left="0" w:leftChars="0" w:right="0" w:rightChars="0" w:firstLine="0" w:firstLineChars="0"/>
+              <w:pStyle w:val="a1"/>
+              <w:bidi w:val="0"/>
+              <w:snapToGrid w:val="0"/>
+              <w:spacing w:line="240" w:lineRule="auto"/>
+              <w:ind w:left="0" w:right="0" w:firstLine="0" w:leftChars="0" w:rightChars="0" w:firstLineChars="0"/>
               <w:jc w:val="center"/>
             </w:pPr>
             <w:r>
@@ -5929,8 +5826,8 @@
           <w:tcPr>
             <w:tcW w:w="1867" w:type="dxa"/>
             <w:tcBorders>
-              <w:top w:val="single" w:color="auto" w:sz="4" w:space="0"/>
-              <w:left w:val="single" w:color="auto" w:sz="4" w:space="0"/>
+              <w:top w:val="single" w:sz="4" w:space="0" w:color="auto"/>
+              <w:left w:val="single" w:sz="4" w:space="0" w:color="auto"/>
               <w:bottom w:val="nil"/>
               <w:right w:val="nil"/>
             </w:tcBorders>
@@ -5944,11 +5841,11 @@
           </w:tcPr>
           <w:p>
             <w:pPr>
-              <w:pStyle w:val="31"/>
-              <w:bidi w:val="0"/>
-              <w:snapToGrid w:val="0"/>
-              <w:spacing w:line="240" w:lineRule="auto"/>
-              <w:ind w:left="0" w:leftChars="0" w:right="0" w:rightChars="0" w:firstLine="0" w:firstLineChars="0"/>
+              <w:pStyle w:val="a1"/>
+              <w:bidi w:val="0"/>
+              <w:snapToGrid w:val="0"/>
+              <w:spacing w:line="240" w:lineRule="auto"/>
+              <w:ind w:left="0" w:right="0" w:firstLine="0" w:leftChars="0" w:rightChars="0" w:firstLineChars="0"/>
               <w:jc w:val="left"/>
             </w:pPr>
             <w:r>
@@ -5960,10 +5857,10 @@
           <w:tcPr>
             <w:tcW w:w="1261" w:type="dxa"/>
             <w:tcBorders>
-              <w:top w:val="single" w:color="auto" w:sz="4" w:space="0"/>
-              <w:left w:val="single" w:color="auto" w:sz="4" w:space="0"/>
-              <w:bottom w:val="nil"/>
-              <w:right w:val="single" w:color="auto" w:sz="12" w:space="0"/>
+              <w:top w:val="single" w:sz="4" w:space="0" w:color="auto"/>
+              <w:left w:val="single" w:sz="4" w:space="0" w:color="auto"/>
+              <w:bottom w:val="nil"/>
+              <w:right w:val="single" w:sz="12" w:space="0" w:color="auto"/>
             </w:tcBorders>
             <w:tcMar>
               <w:top w:w="60" w:type="dxa"/>
@@ -5975,11 +5872,11 @@
           </w:tcPr>
           <w:p>
             <w:pPr>
-              <w:pStyle w:val="31"/>
-              <w:bidi w:val="0"/>
-              <w:snapToGrid w:val="0"/>
-              <w:spacing w:line="240" w:lineRule="auto"/>
-              <w:ind w:left="0" w:leftChars="0" w:right="0" w:rightChars="0" w:firstLine="0" w:firstLineChars="0"/>
+              <w:pStyle w:val="a1"/>
+              <w:bidi w:val="0"/>
+              <w:snapToGrid w:val="0"/>
+              <w:spacing w:line="240" w:lineRule="auto"/>
+              <w:ind w:left="0" w:right="0" w:firstLine="0" w:leftChars="0" w:rightChars="0" w:firstLineChars="0"/>
               <w:jc w:val="left"/>
             </w:pPr>
             <w:r>
@@ -5997,14 +5894,8 @@
       </w:tr>
       <w:tr>
         <w:tblPrEx>
-          <w:tblBorders>
-            <w:top w:val="none" w:color="auto" w:sz="0" w:space="0"/>
-            <w:left w:val="none" w:color="auto" w:sz="0" w:space="0"/>
-            <w:bottom w:val="none" w:color="auto" w:sz="0" w:space="0"/>
-            <w:right w:val="none" w:color="auto" w:sz="0" w:space="0"/>
-            <w:insideH w:val="none" w:color="auto" w:sz="0" w:space="0"/>
-            <w:insideV w:val="none" w:color="auto" w:sz="0" w:space="0"/>
-          </w:tblBorders>
+          <w:tblW w:w="8522" w:type="dxa"/>
+          <w:jc w:val="center"/>
           <w:tblCellMar>
             <w:top w:w="0" w:type="dxa"/>
             <w:left w:w="10" w:type="dxa"/>
@@ -6013,15 +5904,15 @@
           </w:tblCellMar>
         </w:tblPrEx>
         <w:trPr>
-          <w:trHeight w:val="0" w:hRule="atLeast"/>
+          <w:trHeight w:val="0"/>
           <w:jc w:val="center"/>
         </w:trPr>
         <w:tc>
           <w:tcPr>
             <w:tcW w:w="728" w:type="dxa"/>
             <w:tcBorders>
-              <w:top w:val="single" w:color="auto" w:sz="4" w:space="0"/>
-              <w:left w:val="single" w:color="auto" w:sz="12" w:space="0"/>
+              <w:top w:val="single" w:sz="4" w:space="0" w:color="auto"/>
+              <w:left w:val="single" w:sz="12" w:space="0" w:color="auto"/>
               <w:bottom w:val="nil"/>
               <w:right w:val="nil"/>
             </w:tcBorders>
@@ -6035,11 +5926,11 @@
           </w:tcPr>
           <w:p>
             <w:pPr>
-              <w:pStyle w:val="31"/>
-              <w:bidi w:val="0"/>
-              <w:snapToGrid w:val="0"/>
-              <w:spacing w:line="240" w:lineRule="auto"/>
-              <w:ind w:left="0" w:leftChars="0" w:right="0" w:rightChars="0" w:firstLine="0" w:firstLineChars="0"/>
+              <w:pStyle w:val="a1"/>
+              <w:bidi w:val="0"/>
+              <w:snapToGrid w:val="0"/>
+              <w:spacing w:line="240" w:lineRule="auto"/>
+              <w:ind w:left="0" w:right="0" w:firstLine="0" w:leftChars="0" w:rightChars="0" w:firstLineChars="0"/>
               <w:jc w:val="center"/>
             </w:pPr>
             <w:r>
@@ -6051,8 +5942,8 @@
           <w:tcPr>
             <w:tcW w:w="4666" w:type="dxa"/>
             <w:tcBorders>
-              <w:top w:val="single" w:color="auto" w:sz="4" w:space="0"/>
-              <w:left w:val="single" w:color="auto" w:sz="4" w:space="0"/>
+              <w:top w:val="single" w:sz="4" w:space="0" w:color="auto"/>
+              <w:left w:val="single" w:sz="4" w:space="0" w:color="auto"/>
               <w:bottom w:val="nil"/>
               <w:right w:val="nil"/>
             </w:tcBorders>
@@ -6066,11 +5957,11 @@
           </w:tcPr>
           <w:p>
             <w:pPr>
-              <w:pStyle w:val="31"/>
-              <w:bidi w:val="0"/>
-              <w:snapToGrid w:val="0"/>
-              <w:spacing w:line="240" w:lineRule="auto"/>
-              <w:ind w:left="0" w:leftChars="0" w:right="0" w:rightChars="0" w:firstLine="0" w:firstLineChars="0"/>
+              <w:pStyle w:val="a1"/>
+              <w:bidi w:val="0"/>
+              <w:snapToGrid w:val="0"/>
+              <w:spacing w:line="240" w:lineRule="auto"/>
+              <w:ind w:left="0" w:right="0" w:firstLine="0" w:leftChars="0" w:rightChars="0" w:firstLineChars="0"/>
               <w:jc w:val="center"/>
             </w:pPr>
             <w:r>
@@ -6082,8 +5973,8 @@
           <w:tcPr>
             <w:tcW w:w="1867" w:type="dxa"/>
             <w:tcBorders>
-              <w:top w:val="single" w:color="auto" w:sz="4" w:space="0"/>
-              <w:left w:val="single" w:color="auto" w:sz="4" w:space="0"/>
+              <w:top w:val="single" w:sz="4" w:space="0" w:color="auto"/>
+              <w:left w:val="single" w:sz="4" w:space="0" w:color="auto"/>
               <w:bottom w:val="nil"/>
               <w:right w:val="nil"/>
             </w:tcBorders>
@@ -6097,11 +5988,11 @@
           </w:tcPr>
           <w:p>
             <w:pPr>
-              <w:pStyle w:val="31"/>
-              <w:bidi w:val="0"/>
-              <w:snapToGrid w:val="0"/>
-              <w:spacing w:line="240" w:lineRule="auto"/>
-              <w:ind w:left="0" w:leftChars="0" w:right="0" w:rightChars="0" w:firstLine="0" w:firstLineChars="0"/>
+              <w:pStyle w:val="a1"/>
+              <w:bidi w:val="0"/>
+              <w:snapToGrid w:val="0"/>
+              <w:spacing w:line="240" w:lineRule="auto"/>
+              <w:ind w:left="0" w:right="0" w:firstLine="0" w:leftChars="0" w:rightChars="0" w:firstLineChars="0"/>
               <w:jc w:val="left"/>
             </w:pPr>
             <w:r>
@@ -6113,10 +6004,10 @@
           <w:tcPr>
             <w:tcW w:w="1261" w:type="dxa"/>
             <w:tcBorders>
-              <w:top w:val="single" w:color="auto" w:sz="4" w:space="0"/>
-              <w:left w:val="single" w:color="auto" w:sz="4" w:space="0"/>
-              <w:bottom w:val="nil"/>
-              <w:right w:val="single" w:color="auto" w:sz="12" w:space="0"/>
+              <w:top w:val="single" w:sz="4" w:space="0" w:color="auto"/>
+              <w:left w:val="single" w:sz="4" w:space="0" w:color="auto"/>
+              <w:bottom w:val="nil"/>
+              <w:right w:val="single" w:sz="12" w:space="0" w:color="auto"/>
             </w:tcBorders>
             <w:tcMar>
               <w:top w:w="60" w:type="dxa"/>
@@ -6128,11 +6019,11 @@
           </w:tcPr>
           <w:p>
             <w:pPr>
-              <w:pStyle w:val="31"/>
-              <w:bidi w:val="0"/>
-              <w:snapToGrid w:val="0"/>
-              <w:spacing w:line="240" w:lineRule="auto"/>
-              <w:ind w:left="0" w:leftChars="0" w:right="0" w:rightChars="0" w:firstLine="0" w:firstLineChars="0"/>
+              <w:pStyle w:val="a1"/>
+              <w:bidi w:val="0"/>
+              <w:snapToGrid w:val="0"/>
+              <w:spacing w:line="240" w:lineRule="auto"/>
+              <w:ind w:left="0" w:right="0" w:firstLine="0" w:leftChars="0" w:rightChars="0" w:firstLineChars="0"/>
               <w:jc w:val="left"/>
             </w:pPr>
             <w:r>
@@ -6150,14 +6041,8 @@
       </w:tr>
       <w:tr>
         <w:tblPrEx>
-          <w:tblBorders>
-            <w:top w:val="none" w:color="auto" w:sz="0" w:space="0"/>
-            <w:left w:val="none" w:color="auto" w:sz="0" w:space="0"/>
-            <w:bottom w:val="none" w:color="auto" w:sz="0" w:space="0"/>
-            <w:right w:val="none" w:color="auto" w:sz="0" w:space="0"/>
-            <w:insideH w:val="none" w:color="auto" w:sz="0" w:space="0"/>
-            <w:insideV w:val="none" w:color="auto" w:sz="0" w:space="0"/>
-          </w:tblBorders>
+          <w:tblW w:w="8522" w:type="dxa"/>
+          <w:jc w:val="center"/>
           <w:tblCellMar>
             <w:top w:w="0" w:type="dxa"/>
             <w:left w:w="10" w:type="dxa"/>
@@ -6166,15 +6051,15 @@
           </w:tblCellMar>
         </w:tblPrEx>
         <w:trPr>
-          <w:trHeight w:val="0" w:hRule="atLeast"/>
+          <w:trHeight w:val="0"/>
           <w:jc w:val="center"/>
         </w:trPr>
         <w:tc>
           <w:tcPr>
             <w:tcW w:w="728" w:type="dxa"/>
             <w:tcBorders>
-              <w:top w:val="single" w:color="auto" w:sz="4" w:space="0"/>
-              <w:left w:val="single" w:color="auto" w:sz="12" w:space="0"/>
+              <w:top w:val="single" w:sz="4" w:space="0" w:color="auto"/>
+              <w:left w:val="single" w:sz="12" w:space="0" w:color="auto"/>
               <w:bottom w:val="nil"/>
               <w:right w:val="nil"/>
             </w:tcBorders>
@@ -6188,11 +6073,11 @@
           </w:tcPr>
           <w:p>
             <w:pPr>
-              <w:pStyle w:val="31"/>
-              <w:bidi w:val="0"/>
-              <w:snapToGrid w:val="0"/>
-              <w:spacing w:line="240" w:lineRule="auto"/>
-              <w:ind w:left="0" w:leftChars="0" w:right="0" w:rightChars="0" w:firstLine="0" w:firstLineChars="0"/>
+              <w:pStyle w:val="a1"/>
+              <w:bidi w:val="0"/>
+              <w:snapToGrid w:val="0"/>
+              <w:spacing w:line="240" w:lineRule="auto"/>
+              <w:ind w:left="0" w:right="0" w:firstLine="0" w:leftChars="0" w:rightChars="0" w:firstLineChars="0"/>
               <w:jc w:val="center"/>
             </w:pPr>
             <w:r>
@@ -6204,8 +6089,8 @@
           <w:tcPr>
             <w:tcW w:w="4666" w:type="dxa"/>
             <w:tcBorders>
-              <w:top w:val="single" w:color="auto" w:sz="4" w:space="0"/>
-              <w:left w:val="single" w:color="auto" w:sz="4" w:space="0"/>
+              <w:top w:val="single" w:sz="4" w:space="0" w:color="auto"/>
+              <w:left w:val="single" w:sz="4" w:space="0" w:color="auto"/>
               <w:bottom w:val="nil"/>
               <w:right w:val="nil"/>
             </w:tcBorders>
@@ -6219,11 +6104,11 @@
           </w:tcPr>
           <w:p>
             <w:pPr>
-              <w:pStyle w:val="31"/>
-              <w:bidi w:val="0"/>
-              <w:snapToGrid w:val="0"/>
-              <w:spacing w:line="240" w:lineRule="auto"/>
-              <w:ind w:left="0" w:leftChars="0" w:right="0" w:rightChars="0" w:firstLine="0" w:firstLineChars="0"/>
+              <w:pStyle w:val="a1"/>
+              <w:bidi w:val="0"/>
+              <w:snapToGrid w:val="0"/>
+              <w:spacing w:line="240" w:lineRule="auto"/>
+              <w:ind w:left="0" w:right="0" w:firstLine="0" w:leftChars="0" w:rightChars="0" w:firstLineChars="0"/>
               <w:jc w:val="center"/>
             </w:pPr>
             <w:r>
@@ -6235,8 +6120,8 @@
           <w:tcPr>
             <w:tcW w:w="1867" w:type="dxa"/>
             <w:tcBorders>
-              <w:top w:val="single" w:color="auto" w:sz="4" w:space="0"/>
-              <w:left w:val="single" w:color="auto" w:sz="4" w:space="0"/>
+              <w:top w:val="single" w:sz="4" w:space="0" w:color="auto"/>
+              <w:left w:val="single" w:sz="4" w:space="0" w:color="auto"/>
               <w:bottom w:val="nil"/>
               <w:right w:val="nil"/>
             </w:tcBorders>
@@ -6250,11 +6135,11 @@
           </w:tcPr>
           <w:p>
             <w:pPr>
-              <w:pStyle w:val="31"/>
-              <w:bidi w:val="0"/>
-              <w:snapToGrid w:val="0"/>
-              <w:spacing w:line="240" w:lineRule="auto"/>
-              <w:ind w:left="0" w:leftChars="0" w:right="0" w:rightChars="0" w:firstLine="0" w:firstLineChars="0"/>
+              <w:pStyle w:val="a1"/>
+              <w:bidi w:val="0"/>
+              <w:snapToGrid w:val="0"/>
+              <w:spacing w:line="240" w:lineRule="auto"/>
+              <w:ind w:left="0" w:right="0" w:firstLine="0" w:leftChars="0" w:rightChars="0" w:firstLineChars="0"/>
               <w:jc w:val="left"/>
             </w:pPr>
             <w:r>
@@ -6266,10 +6151,10 @@
           <w:tcPr>
             <w:tcW w:w="1261" w:type="dxa"/>
             <w:tcBorders>
-              <w:top w:val="single" w:color="auto" w:sz="4" w:space="0"/>
-              <w:left w:val="single" w:color="auto" w:sz="4" w:space="0"/>
-              <w:bottom w:val="nil"/>
-              <w:right w:val="single" w:color="auto" w:sz="12" w:space="0"/>
+              <w:top w:val="single" w:sz="4" w:space="0" w:color="auto"/>
+              <w:left w:val="single" w:sz="4" w:space="0" w:color="auto"/>
+              <w:bottom w:val="nil"/>
+              <w:right w:val="single" w:sz="12" w:space="0" w:color="auto"/>
             </w:tcBorders>
             <w:tcMar>
               <w:top w:w="60" w:type="dxa"/>
@@ -6281,11 +6166,11 @@
           </w:tcPr>
           <w:p>
             <w:pPr>
-              <w:pStyle w:val="31"/>
-              <w:bidi w:val="0"/>
-              <w:snapToGrid w:val="0"/>
-              <w:spacing w:line="240" w:lineRule="auto"/>
-              <w:ind w:left="0" w:leftChars="0" w:right="0" w:rightChars="0" w:firstLine="0" w:firstLineChars="0"/>
+              <w:pStyle w:val="a1"/>
+              <w:bidi w:val="0"/>
+              <w:snapToGrid w:val="0"/>
+              <w:spacing w:line="240" w:lineRule="auto"/>
+              <w:ind w:left="0" w:right="0" w:firstLine="0" w:leftChars="0" w:rightChars="0" w:firstLineChars="0"/>
               <w:jc w:val="left"/>
             </w:pPr>
             <w:r>
@@ -6303,14 +6188,8 @@
       </w:tr>
       <w:tr>
         <w:tblPrEx>
-          <w:tblBorders>
-            <w:top w:val="none" w:color="auto" w:sz="0" w:space="0"/>
-            <w:left w:val="none" w:color="auto" w:sz="0" w:space="0"/>
-            <w:bottom w:val="none" w:color="auto" w:sz="0" w:space="0"/>
-            <w:right w:val="none" w:color="auto" w:sz="0" w:space="0"/>
-            <w:insideH w:val="none" w:color="auto" w:sz="0" w:space="0"/>
-            <w:insideV w:val="none" w:color="auto" w:sz="0" w:space="0"/>
-          </w:tblBorders>
+          <w:tblW w:w="8522" w:type="dxa"/>
+          <w:jc w:val="center"/>
           <w:tblCellMar>
             <w:top w:w="0" w:type="dxa"/>
             <w:left w:w="10" w:type="dxa"/>
@@ -6319,15 +6198,15 @@
           </w:tblCellMar>
         </w:tblPrEx>
         <w:trPr>
-          <w:trHeight w:val="0" w:hRule="atLeast"/>
+          <w:trHeight w:val="0"/>
           <w:jc w:val="center"/>
         </w:trPr>
         <w:tc>
           <w:tcPr>
             <w:tcW w:w="728" w:type="dxa"/>
             <w:tcBorders>
-              <w:top w:val="single" w:color="auto" w:sz="4" w:space="0"/>
-              <w:left w:val="single" w:color="auto" w:sz="12" w:space="0"/>
+              <w:top w:val="single" w:sz="4" w:space="0" w:color="auto"/>
+              <w:left w:val="single" w:sz="12" w:space="0" w:color="auto"/>
               <w:bottom w:val="nil"/>
               <w:right w:val="nil"/>
             </w:tcBorders>
@@ -6341,11 +6220,11 @@
           </w:tcPr>
           <w:p>
             <w:pPr>
-              <w:pStyle w:val="31"/>
-              <w:bidi w:val="0"/>
-              <w:snapToGrid w:val="0"/>
-              <w:spacing w:line="240" w:lineRule="auto"/>
-              <w:ind w:left="0" w:leftChars="0" w:right="0" w:rightChars="0" w:firstLine="0" w:firstLineChars="0"/>
+              <w:pStyle w:val="a1"/>
+              <w:bidi w:val="0"/>
+              <w:snapToGrid w:val="0"/>
+              <w:spacing w:line="240" w:lineRule="auto"/>
+              <w:ind w:left="0" w:right="0" w:firstLine="0" w:leftChars="0" w:rightChars="0" w:firstLineChars="0"/>
               <w:jc w:val="center"/>
             </w:pPr>
             <w:r>
@@ -6357,8 +6236,8 @@
           <w:tcPr>
             <w:tcW w:w="4666" w:type="dxa"/>
             <w:tcBorders>
-              <w:top w:val="single" w:color="auto" w:sz="4" w:space="0"/>
-              <w:left w:val="single" w:color="auto" w:sz="4" w:space="0"/>
+              <w:top w:val="single" w:sz="4" w:space="0" w:color="auto"/>
+              <w:left w:val="single" w:sz="4" w:space="0" w:color="auto"/>
               <w:bottom w:val="nil"/>
               <w:right w:val="nil"/>
             </w:tcBorders>
@@ -6372,11 +6251,11 @@
           </w:tcPr>
           <w:p>
             <w:pPr>
-              <w:pStyle w:val="31"/>
-              <w:bidi w:val="0"/>
-              <w:snapToGrid w:val="0"/>
-              <w:spacing w:line="240" w:lineRule="auto"/>
-              <w:ind w:left="0" w:leftChars="0" w:right="0" w:rightChars="0" w:firstLine="0" w:firstLineChars="0"/>
+              <w:pStyle w:val="a1"/>
+              <w:bidi w:val="0"/>
+              <w:snapToGrid w:val="0"/>
+              <w:spacing w:line="240" w:lineRule="auto"/>
+              <w:ind w:left="0" w:right="0" w:firstLine="0" w:leftChars="0" w:rightChars="0" w:firstLineChars="0"/>
               <w:jc w:val="center"/>
             </w:pPr>
             <w:r>
@@ -6388,8 +6267,8 @@
           <w:tcPr>
             <w:tcW w:w="1867" w:type="dxa"/>
             <w:tcBorders>
-              <w:top w:val="single" w:color="auto" w:sz="4" w:space="0"/>
-              <w:left w:val="single" w:color="auto" w:sz="4" w:space="0"/>
+              <w:top w:val="single" w:sz="4" w:space="0" w:color="auto"/>
+              <w:left w:val="single" w:sz="4" w:space="0" w:color="auto"/>
               <w:bottom w:val="nil"/>
               <w:right w:val="nil"/>
             </w:tcBorders>
@@ -6403,11 +6282,11 @@
           </w:tcPr>
           <w:p>
             <w:pPr>
-              <w:pStyle w:val="31"/>
-              <w:bidi w:val="0"/>
-              <w:snapToGrid w:val="0"/>
-              <w:spacing w:line="240" w:lineRule="auto"/>
-              <w:ind w:left="0" w:leftChars="0" w:right="0" w:rightChars="0" w:firstLine="0" w:firstLineChars="0"/>
+              <w:pStyle w:val="a1"/>
+              <w:bidi w:val="0"/>
+              <w:snapToGrid w:val="0"/>
+              <w:spacing w:line="240" w:lineRule="auto"/>
+              <w:ind w:left="0" w:right="0" w:firstLine="0" w:leftChars="0" w:rightChars="0" w:firstLineChars="0"/>
               <w:jc w:val="left"/>
             </w:pPr>
             <w:r>
@@ -6419,10 +6298,10 @@
           <w:tcPr>
             <w:tcW w:w="1261" w:type="dxa"/>
             <w:tcBorders>
-              <w:top w:val="single" w:color="auto" w:sz="4" w:space="0"/>
-              <w:left w:val="single" w:color="auto" w:sz="4" w:space="0"/>
-              <w:bottom w:val="nil"/>
-              <w:right w:val="single" w:color="auto" w:sz="12" w:space="0"/>
+              <w:top w:val="single" w:sz="4" w:space="0" w:color="auto"/>
+              <w:left w:val="single" w:sz="4" w:space="0" w:color="auto"/>
+              <w:bottom w:val="nil"/>
+              <w:right w:val="single" w:sz="12" w:space="0" w:color="auto"/>
             </w:tcBorders>
             <w:tcMar>
               <w:top w:w="60" w:type="dxa"/>
@@ -6434,11 +6313,11 @@
           </w:tcPr>
           <w:p>
             <w:pPr>
-              <w:pStyle w:val="31"/>
-              <w:bidi w:val="0"/>
-              <w:snapToGrid w:val="0"/>
-              <w:spacing w:line="240" w:lineRule="auto"/>
-              <w:ind w:left="0" w:leftChars="0" w:right="0" w:rightChars="0" w:firstLine="0" w:firstLineChars="0"/>
+              <w:pStyle w:val="a1"/>
+              <w:bidi w:val="0"/>
+              <w:snapToGrid w:val="0"/>
+              <w:spacing w:line="240" w:lineRule="auto"/>
+              <w:ind w:left="0" w:right="0" w:firstLine="0" w:leftChars="0" w:rightChars="0" w:firstLineChars="0"/>
               <w:jc w:val="left"/>
             </w:pPr>
             <w:r>
@@ -6456,14 +6335,8 @@
       </w:tr>
       <w:tr>
         <w:tblPrEx>
-          <w:tblBorders>
-            <w:top w:val="none" w:color="auto" w:sz="0" w:space="0"/>
-            <w:left w:val="none" w:color="auto" w:sz="0" w:space="0"/>
-            <w:bottom w:val="none" w:color="auto" w:sz="0" w:space="0"/>
-            <w:right w:val="none" w:color="auto" w:sz="0" w:space="0"/>
-            <w:insideH w:val="none" w:color="auto" w:sz="0" w:space="0"/>
-            <w:insideV w:val="none" w:color="auto" w:sz="0" w:space="0"/>
-          </w:tblBorders>
+          <w:tblW w:w="8522" w:type="dxa"/>
+          <w:jc w:val="center"/>
           <w:tblCellMar>
             <w:top w:w="0" w:type="dxa"/>
             <w:left w:w="10" w:type="dxa"/>
@@ -6472,16 +6345,16 @@
           </w:tblCellMar>
         </w:tblPrEx>
         <w:trPr>
-          <w:trHeight w:val="0" w:hRule="atLeast"/>
+          <w:trHeight w:val="0"/>
           <w:jc w:val="center"/>
         </w:trPr>
         <w:tc>
           <w:tcPr>
             <w:tcW w:w="728" w:type="dxa"/>
             <w:tcBorders>
-              <w:top w:val="single" w:color="auto" w:sz="4" w:space="0"/>
-              <w:left w:val="single" w:color="auto" w:sz="12" w:space="0"/>
-              <w:bottom w:val="single" w:color="auto" w:sz="12" w:space="0"/>
+              <w:top w:val="single" w:sz="4" w:space="0" w:color="auto"/>
+              <w:left w:val="single" w:sz="12" w:space="0" w:color="auto"/>
+              <w:bottom w:val="single" w:sz="12" w:space="0" w:color="auto"/>
               <w:right w:val="nil"/>
             </w:tcBorders>
             <w:tcMar>
@@ -6494,11 +6367,11 @@
           </w:tcPr>
           <w:p>
             <w:pPr>
-              <w:pStyle w:val="31"/>
-              <w:bidi w:val="0"/>
-              <w:snapToGrid w:val="0"/>
-              <w:spacing w:line="240" w:lineRule="auto"/>
-              <w:ind w:left="0" w:leftChars="0" w:right="0" w:rightChars="0" w:firstLine="0" w:firstLineChars="0"/>
+              <w:pStyle w:val="a1"/>
+              <w:bidi w:val="0"/>
+              <w:snapToGrid w:val="0"/>
+              <w:spacing w:line="240" w:lineRule="auto"/>
+              <w:ind w:left="0" w:right="0" w:firstLine="0" w:leftChars="0" w:rightChars="0" w:firstLineChars="0"/>
               <w:jc w:val="center"/>
             </w:pPr>
             <w:r>
@@ -6510,9 +6383,9 @@
           <w:tcPr>
             <w:tcW w:w="4666" w:type="dxa"/>
             <w:tcBorders>
-              <w:top w:val="single" w:color="auto" w:sz="4" w:space="0"/>
-              <w:left w:val="single" w:color="auto" w:sz="4" w:space="0"/>
-              <w:bottom w:val="single" w:color="auto" w:sz="12" w:space="0"/>
+              <w:top w:val="single" w:sz="4" w:space="0" w:color="auto"/>
+              <w:left w:val="single" w:sz="4" w:space="0" w:color="auto"/>
+              <w:bottom w:val="single" w:sz="12" w:space="0" w:color="auto"/>
               <w:right w:val="nil"/>
             </w:tcBorders>
             <w:tcMar>
@@ -6525,11 +6398,11 @@
           </w:tcPr>
           <w:p>
             <w:pPr>
-              <w:pStyle w:val="31"/>
-              <w:bidi w:val="0"/>
-              <w:snapToGrid w:val="0"/>
-              <w:spacing w:line="240" w:lineRule="auto"/>
-              <w:ind w:left="0" w:leftChars="0" w:right="0" w:rightChars="0" w:firstLine="0" w:firstLineChars="0"/>
+              <w:pStyle w:val="a1"/>
+              <w:bidi w:val="0"/>
+              <w:snapToGrid w:val="0"/>
+              <w:spacing w:line="240" w:lineRule="auto"/>
+              <w:ind w:left="0" w:right="0" w:firstLine="0" w:leftChars="0" w:rightChars="0" w:firstLineChars="0"/>
               <w:jc w:val="center"/>
             </w:pPr>
             <w:r>
@@ -6541,9 +6414,9 @@
           <w:tcPr>
             <w:tcW w:w="1867" w:type="dxa"/>
             <w:tcBorders>
-              <w:top w:val="single" w:color="auto" w:sz="4" w:space="0"/>
-              <w:left w:val="single" w:color="auto" w:sz="4" w:space="0"/>
-              <w:bottom w:val="single" w:color="auto" w:sz="12" w:space="0"/>
+              <w:top w:val="single" w:sz="4" w:space="0" w:color="auto"/>
+              <w:left w:val="single" w:sz="4" w:space="0" w:color="auto"/>
+              <w:bottom w:val="single" w:sz="12" w:space="0" w:color="auto"/>
               <w:right w:val="nil"/>
             </w:tcBorders>
             <w:tcMar>
@@ -6556,11 +6429,11 @@
           </w:tcPr>
           <w:p>
             <w:pPr>
-              <w:pStyle w:val="31"/>
-              <w:bidi w:val="0"/>
-              <w:snapToGrid w:val="0"/>
-              <w:spacing w:line="240" w:lineRule="auto"/>
-              <w:ind w:left="0" w:leftChars="0" w:right="0" w:rightChars="0" w:firstLine="0" w:firstLineChars="0"/>
+              <w:pStyle w:val="a1"/>
+              <w:bidi w:val="0"/>
+              <w:snapToGrid w:val="0"/>
+              <w:spacing w:line="240" w:lineRule="auto"/>
+              <w:ind w:left="0" w:right="0" w:firstLine="0" w:leftChars="0" w:rightChars="0" w:firstLineChars="0"/>
               <w:jc w:val="left"/>
             </w:pPr>
             <w:r>
@@ -6572,10 +6445,10 @@
           <w:tcPr>
             <w:tcW w:w="1261" w:type="dxa"/>
             <w:tcBorders>
-              <w:top w:val="single" w:color="auto" w:sz="4" w:space="0"/>
-              <w:left w:val="single" w:color="auto" w:sz="4" w:space="0"/>
-              <w:bottom w:val="single" w:color="auto" w:sz="12" w:space="0"/>
-              <w:right w:val="single" w:color="auto" w:sz="12" w:space="0"/>
+              <w:top w:val="single" w:sz="4" w:space="0" w:color="auto"/>
+              <w:left w:val="single" w:sz="4" w:space="0" w:color="auto"/>
+              <w:bottom w:val="single" w:sz="12" w:space="0" w:color="auto"/>
+              <w:right w:val="single" w:sz="12" w:space="0" w:color="auto"/>
             </w:tcBorders>
             <w:tcMar>
               <w:top w:w="60" w:type="dxa"/>
@@ -6587,11 +6460,11 @@
           </w:tcPr>
           <w:p>
             <w:pPr>
-              <w:pStyle w:val="31"/>
-              <w:bidi w:val="0"/>
-              <w:snapToGrid w:val="0"/>
-              <w:spacing w:line="240" w:lineRule="auto"/>
-              <w:ind w:left="0" w:leftChars="0" w:right="0" w:rightChars="0" w:firstLine="0" w:firstLineChars="0"/>
+              <w:pStyle w:val="a1"/>
+              <w:bidi w:val="0"/>
+              <w:snapToGrid w:val="0"/>
+              <w:spacing w:line="240" w:lineRule="auto"/>
+              <w:ind w:left="0" w:right="0" w:firstLine="0" w:leftChars="0" w:rightChars="0" w:firstLineChars="0"/>
               <w:jc w:val="left"/>
             </w:pPr>
             <w:r>
@@ -6601,8 +6474,8 @@
               </w:rPr>
               <w:t>7</w:t>
             </w:r>
-            <w:bookmarkStart w:id="21" w:name="_GoBack"/>
-            <w:bookmarkEnd w:id="21"/>
+            <w:bookmarkStart w:id="14" w:name="_GoBack"/>
+            <w:bookmarkEnd w:id="14"/>
             <w:r>
               <w:t>月19日</w:t>
             </w:r>
@@ -6612,7 +6485,7 @@
     </w:tbl>
     <w:p>
       <w:pPr>
-        <w:pStyle w:val="31"/>
+        <w:pStyle w:val="a1"/>
         <w:bidi w:val="0"/>
       </w:pPr>
       <w:r>
@@ -6631,26 +6504,26 @@
     </w:p>
     <w:p>
       <w:pPr>
-        <w:pStyle w:val="30"/>
+        <w:pStyle w:val="1"/>
         <w:bidi w:val="0"/>
       </w:pPr>
-      <w:bookmarkStart w:id="14" w:name="_Toc14289"/>
-      <w:bookmarkStart w:id="15" w:name="heading_7"/>
+      <w:bookmarkStart w:id="15" w:name="_Toc14289"/>
+      <w:bookmarkStart w:id="16" w:name="heading_7"/>
       <w:r>
         <w:t>评审内容</w:t>
       </w:r>
-      <w:bookmarkEnd w:id="14"/>
       <w:bookmarkEnd w:id="15"/>
+      <w:bookmarkEnd w:id="16"/>
     </w:p>
     <w:p>
       <w:pPr>
-        <w:pStyle w:val="41"/>
+        <w:pStyle w:val="a3"/>
         <w:numPr>
           <w:ilvl w:val="0"/>
           <w:numId w:val="2"/>
         </w:numPr>
         <w:bidi w:val="0"/>
-        <w:ind w:left="425" w:leftChars="0" w:hanging="425" w:firstLineChars="0"/>
+        <w:ind w:left="425" w:hanging="425" w:leftChars="0" w:firstLineChars="0"/>
       </w:pPr>
       <w:r>
         <w:t>体系建立前后整体概况及体系运行效果</w:t>
@@ -6658,13 +6531,13 @@
     </w:p>
     <w:p>
       <w:pPr>
-        <w:pStyle w:val="41"/>
+        <w:pStyle w:val="a3"/>
         <w:numPr>
           <w:ilvl w:val="0"/>
           <w:numId w:val="2"/>
         </w:numPr>
         <w:bidi w:val="0"/>
-        <w:ind w:left="425" w:leftChars="0" w:hanging="425" w:firstLineChars="0"/>
+        <w:ind w:left="425" w:hanging="425" w:leftChars="0" w:firstLineChars="0"/>
       </w:pPr>
       <w:r>
         <w:t>质量检查情况</w:t>
@@ -6672,13 +6545,13 @@
     </w:p>
     <w:p>
       <w:pPr>
-        <w:pStyle w:val="41"/>
+        <w:pStyle w:val="a3"/>
         <w:numPr>
           <w:ilvl w:val="0"/>
           <w:numId w:val="2"/>
         </w:numPr>
         <w:bidi w:val="0"/>
-        <w:ind w:left="425" w:leftChars="0" w:hanging="425" w:firstLineChars="0"/>
+        <w:ind w:left="425" w:hanging="425" w:leftChars="0" w:firstLineChars="0"/>
       </w:pPr>
       <w:r>
         <w:t>客户满意度调查情况及投诉建议情况</w:t>
@@ -6686,13 +6559,13 @@
     </w:p>
     <w:p>
       <w:pPr>
-        <w:pStyle w:val="41"/>
+        <w:pStyle w:val="a3"/>
         <w:numPr>
           <w:ilvl w:val="0"/>
           <w:numId w:val="2"/>
         </w:numPr>
         <w:bidi w:val="0"/>
-        <w:ind w:left="425" w:leftChars="0" w:hanging="425" w:firstLineChars="0"/>
+        <w:ind w:left="425" w:hanging="425" w:leftChars="0" w:firstLineChars="0"/>
       </w:pPr>
       <w:r>
         <w:t>KPI达标情况</w:t>
@@ -6700,13 +6573,13 @@
     </w:p>
     <w:p>
       <w:pPr>
-        <w:pStyle w:val="41"/>
+        <w:pStyle w:val="a3"/>
         <w:numPr>
           <w:ilvl w:val="0"/>
           <w:numId w:val="2"/>
         </w:numPr>
         <w:bidi w:val="0"/>
-        <w:ind w:left="425" w:leftChars="0" w:hanging="425" w:firstLineChars="0"/>
+        <w:ind w:left="425" w:hanging="425" w:leftChars="0" w:firstLineChars="0"/>
       </w:pPr>
       <w:r>
         <w:t>内审情况</w:t>
@@ -6714,13 +6587,13 @@
     </w:p>
     <w:p>
       <w:pPr>
-        <w:pStyle w:val="41"/>
+        <w:pStyle w:val="a3"/>
         <w:numPr>
           <w:ilvl w:val="0"/>
           <w:numId w:val="2"/>
         </w:numPr>
         <w:bidi w:val="0"/>
-        <w:ind w:left="425" w:leftChars="0" w:hanging="425" w:firstLineChars="0"/>
+        <w:ind w:left="425" w:hanging="425" w:leftChars="0" w:firstLineChars="0"/>
       </w:pPr>
       <w:r>
         <w:t>纠正预防措施情况</w:t>
@@ -6728,13 +6601,13 @@
     </w:p>
     <w:p>
       <w:pPr>
-        <w:pStyle w:val="41"/>
+        <w:pStyle w:val="a3"/>
         <w:numPr>
           <w:ilvl w:val="0"/>
           <w:numId w:val="2"/>
         </w:numPr>
         <w:bidi w:val="0"/>
-        <w:ind w:left="425" w:leftChars="0" w:hanging="425" w:firstLineChars="0"/>
+        <w:ind w:left="425" w:hanging="425" w:leftChars="0" w:firstLineChars="0"/>
       </w:pPr>
       <w:r>
         <w:t>SLA达成情况</w:t>
@@ -6742,13 +6615,13 @@
     </w:p>
     <w:p>
       <w:pPr>
-        <w:pStyle w:val="41"/>
+        <w:pStyle w:val="a3"/>
         <w:numPr>
           <w:ilvl w:val="0"/>
           <w:numId w:val="2"/>
         </w:numPr>
         <w:bidi w:val="0"/>
-        <w:ind w:left="425" w:leftChars="0" w:hanging="425" w:firstLineChars="0"/>
+        <w:ind w:left="425" w:hanging="425" w:leftChars="0" w:firstLineChars="0"/>
       </w:pPr>
       <w:r>
         <w:t>体系运行过程中的各项运维服务工作是否受控，是否需要改进</w:t>
@@ -6756,20 +6629,20 @@
     </w:p>
     <w:p>
       <w:pPr>
-        <w:pStyle w:val="30"/>
+        <w:pStyle w:val="1"/>
         <w:bidi w:val="0"/>
       </w:pPr>
-      <w:bookmarkStart w:id="16" w:name="_Toc27520"/>
-      <w:bookmarkStart w:id="17" w:name="heading_8"/>
+      <w:bookmarkStart w:id="17" w:name="_Toc27520"/>
+      <w:bookmarkStart w:id="18" w:name="heading_8"/>
       <w:r>
         <w:t>会议安排</w:t>
       </w:r>
-      <w:bookmarkEnd w:id="16"/>
       <w:bookmarkEnd w:id="17"/>
+      <w:bookmarkEnd w:id="18"/>
     </w:p>
     <w:p>
       <w:pPr>
-        <w:pStyle w:val="31"/>
+        <w:pStyle w:val="a1"/>
         <w:keepNext w:val="0"/>
         <w:keepLines w:val="0"/>
         <w:pageBreakBefore w:val="0"/>
@@ -6786,7 +6659,7 @@
         <w:jc w:val="center"/>
         <w:textAlignment w:val="baseline"/>
         <w:rPr>
-          <w:rFonts w:hint="default" w:eastAsia="宋体"/>
+          <w:rFonts w:eastAsia="宋体" w:hint="default"/>
           <w:lang w:val="en-US" w:eastAsia="zh-CN"/>
         </w:rPr>
       </w:pPr>
@@ -6819,7 +6692,7 @@
           <w:rFonts w:hint="eastAsia"/>
           <w:lang w:val="en-US" w:eastAsia="zh-CN"/>
         </w:rPr>
-        <w:instrText xml:space="preserve">"柴_标题1"\n</w:instrText>
+        <w:instrText>"柴_标题1"\n</w:instrText>
       </w:r>
       <w:r>
         <w:instrText xml:space="preserve"> \s</w:instrText>
@@ -6836,7 +6709,7 @@
           <w:rFonts w:hint="eastAsia"/>
           <w:lang w:val="en-US" w:eastAsia="zh-CN"/>
         </w:rPr>
-        <w:instrText xml:space="preserve">* Charformat</w:instrText>
+        <w:instrText>* Charformat</w:instrText>
       </w:r>
       <w:r>
         <w:rPr>
@@ -6901,7 +6774,7 @@
         </w:rPr>
         <w:fldChar w:fldCharType="end"/>
       </w:r>
-      <w:bookmarkStart w:id="18" w:name="_Toc25294"/>
+      <w:bookmarkStart w:id="19" w:name="_Toc25294"/>
       <w:r>
         <w:rPr>
           <w:rFonts w:hint="default"/>
@@ -6919,22 +6792,21 @@
         </w:rPr>
         <w:t>管评会议人员安排表</w:t>
       </w:r>
-      <w:bookmarkEnd w:id="18"/>
+      <w:bookmarkEnd w:id="19"/>
     </w:p>
     <w:tbl>
       <w:tblPr>
-        <w:tblStyle w:val="22"/>
+        <w:tblStyle w:val="TableNormal"/>
         <w:tblW w:w="8522" w:type="dxa"/>
         <w:jc w:val="center"/>
         <w:tblBorders>
-          <w:top w:val="none" w:color="auto" w:sz="0" w:space="0"/>
-          <w:left w:val="none" w:color="auto" w:sz="0" w:space="0"/>
-          <w:bottom w:val="none" w:color="auto" w:sz="0" w:space="0"/>
-          <w:right w:val="none" w:color="auto" w:sz="0" w:space="0"/>
-          <w:insideH w:val="none" w:color="auto" w:sz="0" w:space="0"/>
-          <w:insideV w:val="none" w:color="auto" w:sz="0" w:space="0"/>
+          <w:top w:val="nil"/>
+          <w:left w:val="nil"/>
+          <w:bottom w:val="nil"/>
+          <w:right w:val="nil"/>
+          <w:insideH w:val="nil"/>
+          <w:insideV w:val="nil"/>
         </w:tblBorders>
-        <w:tblLayout w:type="autofit"/>
         <w:tblCellMar>
           <w:top w:w="0" w:type="dxa"/>
           <w:left w:w="10" w:type="dxa"/>
@@ -6948,13 +6820,15 @@
       </w:tblGrid>
       <w:tr>
         <w:tblPrEx>
+          <w:tblW w:w="8522" w:type="dxa"/>
+          <w:jc w:val="center"/>
           <w:tblBorders>
-            <w:top w:val="none" w:color="auto" w:sz="0" w:space="0"/>
-            <w:left w:val="none" w:color="auto" w:sz="0" w:space="0"/>
-            <w:bottom w:val="none" w:color="auto" w:sz="0" w:space="0"/>
-            <w:right w:val="none" w:color="auto" w:sz="0" w:space="0"/>
-            <w:insideH w:val="none" w:color="auto" w:sz="0" w:space="0"/>
-            <w:insideV w:val="none" w:color="auto" w:sz="0" w:space="0"/>
+            <w:top w:val="nil"/>
+            <w:left w:val="nil"/>
+            <w:bottom w:val="nil"/>
+            <w:right w:val="nil"/>
+            <w:insideH w:val="nil"/>
+            <w:insideV w:val="nil"/>
           </w:tblBorders>
           <w:tblCellMar>
             <w:top w:w="0" w:type="dxa"/>
@@ -6964,7 +6838,7 @@
           </w:tblCellMar>
         </w:tblPrEx>
         <w:trPr>
-          <w:trHeight w:val="0" w:hRule="atLeast"/>
+          <w:trHeight w:val="0"/>
           <w:tblHeader/>
           <w:jc w:val="center"/>
         </w:trPr>
@@ -6972,8 +6846,8 @@
           <w:tcPr>
             <w:tcW w:w="2667" w:type="dxa"/>
             <w:tcBorders>
-              <w:top w:val="single" w:color="auto" w:sz="12" w:space="0"/>
-              <w:left w:val="single" w:color="auto" w:sz="12" w:space="0"/>
+              <w:top w:val="single" w:sz="12" w:space="0" w:color="auto"/>
+              <w:left w:val="single" w:sz="12" w:space="0" w:color="auto"/>
               <w:bottom w:val="nil"/>
               <w:right w:val="nil"/>
             </w:tcBorders>
@@ -6987,11 +6861,11 @@
           </w:tcPr>
           <w:p>
             <w:pPr>
-              <w:pStyle w:val="31"/>
-              <w:bidi w:val="0"/>
-              <w:snapToGrid w:val="0"/>
-              <w:spacing w:line="240" w:lineRule="auto"/>
-              <w:ind w:left="0" w:leftChars="0" w:right="0" w:rightChars="0" w:firstLine="0" w:firstLineChars="0"/>
+              <w:pStyle w:val="a1"/>
+              <w:bidi w:val="0"/>
+              <w:snapToGrid w:val="0"/>
+              <w:spacing w:line="240" w:lineRule="auto"/>
+              <w:ind w:left="0" w:right="0" w:firstLine="0" w:leftChars="0" w:rightChars="0" w:firstLineChars="0"/>
               <w:jc w:val="center"/>
               <w:rPr>
                 <w:b/>
@@ -7009,10 +6883,10 @@
           <w:tcPr>
             <w:tcW w:w="5855" w:type="dxa"/>
             <w:tcBorders>
-              <w:top w:val="single" w:color="auto" w:sz="12" w:space="0"/>
-              <w:left w:val="single" w:color="auto" w:sz="4" w:space="0"/>
-              <w:bottom w:val="nil"/>
-              <w:right w:val="single" w:color="auto" w:sz="12" w:space="0"/>
+              <w:top w:val="single" w:sz="12" w:space="0" w:color="auto"/>
+              <w:left w:val="single" w:sz="4" w:space="0" w:color="auto"/>
+              <w:bottom w:val="nil"/>
+              <w:right w:val="single" w:sz="12" w:space="0" w:color="auto"/>
             </w:tcBorders>
             <w:tcMar>
               <w:top w:w="60" w:type="dxa"/>
@@ -7024,11 +6898,11 @@
           </w:tcPr>
           <w:p>
             <w:pPr>
-              <w:pStyle w:val="31"/>
-              <w:bidi w:val="0"/>
-              <w:snapToGrid w:val="0"/>
-              <w:spacing w:line="240" w:lineRule="auto"/>
-              <w:ind w:left="0" w:leftChars="0" w:right="0" w:rightChars="0" w:firstLine="0" w:firstLineChars="0"/>
+              <w:pStyle w:val="a1"/>
+              <w:bidi w:val="0"/>
+              <w:snapToGrid w:val="0"/>
+              <w:spacing w:line="240" w:lineRule="auto"/>
+              <w:ind w:left="0" w:right="0" w:firstLine="0" w:leftChars="0" w:rightChars="0" w:firstLineChars="0"/>
               <w:jc w:val="center"/>
               <w:rPr>
                 <w:b/>
@@ -7045,14 +6919,8 @@
       </w:tr>
       <w:tr>
         <w:tblPrEx>
-          <w:tblBorders>
-            <w:top w:val="none" w:color="auto" w:sz="0" w:space="0"/>
-            <w:left w:val="none" w:color="auto" w:sz="0" w:space="0"/>
-            <w:bottom w:val="none" w:color="auto" w:sz="0" w:space="0"/>
-            <w:right w:val="none" w:color="auto" w:sz="0" w:space="0"/>
-            <w:insideH w:val="none" w:color="auto" w:sz="0" w:space="0"/>
-            <w:insideV w:val="none" w:color="auto" w:sz="0" w:space="0"/>
-          </w:tblBorders>
+          <w:tblW w:w="8522" w:type="dxa"/>
+          <w:jc w:val="center"/>
           <w:tblCellMar>
             <w:top w:w="0" w:type="dxa"/>
             <w:left w:w="10" w:type="dxa"/>
@@ -7061,15 +6929,15 @@
           </w:tblCellMar>
         </w:tblPrEx>
         <w:trPr>
-          <w:trHeight w:val="0" w:hRule="atLeast"/>
+          <w:trHeight w:val="0"/>
           <w:jc w:val="center"/>
         </w:trPr>
         <w:tc>
           <w:tcPr>
             <w:tcW w:w="2667" w:type="dxa"/>
             <w:tcBorders>
-              <w:top w:val="single" w:color="auto" w:sz="4" w:space="0"/>
-              <w:left w:val="single" w:color="auto" w:sz="12" w:space="0"/>
+              <w:top w:val="single" w:sz="4" w:space="0" w:color="auto"/>
+              <w:left w:val="single" w:sz="12" w:space="0" w:color="auto"/>
               <w:bottom w:val="nil"/>
               <w:right w:val="nil"/>
             </w:tcBorders>
@@ -7085,7 +6953,7 @@
             <w:pPr>
               <w:snapToGrid w:val="0"/>
               <w:spacing w:before="120" w:after="120" w:line="240" w:lineRule="auto"/>
-              <w:ind w:left="0" w:leftChars="0" w:right="0" w:rightChars="0" w:firstLine="0" w:firstLineChars="0"/>
+              <w:ind w:left="0" w:right="0" w:firstLine="0" w:leftChars="0" w:rightChars="0" w:firstLineChars="0"/>
               <w:jc w:val="center"/>
               <w:rPr>
                 <w:rFonts w:ascii="Arial" w:eastAsia="宋体"/>
@@ -7094,7 +6962,7 @@
             </w:pPr>
             <w:r>
               <w:rPr>
-                <w:rFonts w:ascii="Arial" w:hAnsi="Arial" w:eastAsia="宋体" w:cs="Arial"/>
+                <w:rFonts w:ascii="Arial" w:eastAsia="宋体" w:hAnsi="Arial" w:cs="Arial"/>
                 <w:b/>
                 <w:sz w:val="24"/>
               </w:rPr>
@@ -7106,10 +6974,10 @@
           <w:tcPr>
             <w:tcW w:w="5855" w:type="dxa"/>
             <w:tcBorders>
-              <w:top w:val="single" w:color="auto" w:sz="4" w:space="0"/>
-              <w:left w:val="single" w:color="auto" w:sz="4" w:space="0"/>
-              <w:bottom w:val="nil"/>
-              <w:right w:val="single" w:color="auto" w:sz="12" w:space="0"/>
+              <w:top w:val="single" w:sz="4" w:space="0" w:color="auto"/>
+              <w:left w:val="single" w:sz="4" w:space="0" w:color="auto"/>
+              <w:bottom w:val="nil"/>
+              <w:right w:val="single" w:sz="12" w:space="0" w:color="auto"/>
             </w:tcBorders>
             <w:tcMar>
               <w:top w:w="60" w:type="dxa"/>
@@ -7121,11 +6989,11 @@
           </w:tcPr>
           <w:p>
             <w:pPr>
-              <w:pStyle w:val="31"/>
-              <w:bidi w:val="0"/>
-              <w:snapToGrid w:val="0"/>
-              <w:spacing w:line="240" w:lineRule="auto"/>
-              <w:ind w:left="0" w:leftChars="0" w:right="0" w:rightChars="0" w:firstLine="0" w:firstLineChars="0"/>
+              <w:pStyle w:val="a1"/>
+              <w:bidi w:val="0"/>
+              <w:snapToGrid w:val="0"/>
+              <w:spacing w:line="240" w:lineRule="auto"/>
+              <w:ind w:left="0" w:right="0" w:firstLine="0" w:leftChars="0" w:rightChars="0" w:firstLineChars="0"/>
               <w:jc w:val="center"/>
               <w:rPr>
                 <w:rFonts w:ascii="Arial" w:eastAsia="宋体"/>
@@ -7144,14 +7012,8 @@
       </w:tr>
       <w:tr>
         <w:tblPrEx>
-          <w:tblBorders>
-            <w:top w:val="none" w:color="auto" w:sz="0" w:space="0"/>
-            <w:left w:val="none" w:color="auto" w:sz="0" w:space="0"/>
-            <w:bottom w:val="none" w:color="auto" w:sz="0" w:space="0"/>
-            <w:right w:val="none" w:color="auto" w:sz="0" w:space="0"/>
-            <w:insideH w:val="none" w:color="auto" w:sz="0" w:space="0"/>
-            <w:insideV w:val="none" w:color="auto" w:sz="0" w:space="0"/>
-          </w:tblBorders>
+          <w:tblW w:w="8522" w:type="dxa"/>
+          <w:jc w:val="center"/>
           <w:tblCellMar>
             <w:top w:w="0" w:type="dxa"/>
             <w:left w:w="10" w:type="dxa"/>
@@ -7160,16 +7022,16 @@
           </w:tblCellMar>
         </w:tblPrEx>
         <w:trPr>
-          <w:trHeight w:val="0" w:hRule="atLeast"/>
+          <w:trHeight w:val="0"/>
           <w:jc w:val="center"/>
         </w:trPr>
         <w:tc>
           <w:tcPr>
             <w:tcW w:w="2667" w:type="dxa"/>
             <w:tcBorders>
-              <w:top w:val="single" w:color="auto" w:sz="4" w:space="0"/>
-              <w:left w:val="single" w:color="auto" w:sz="12" w:space="0"/>
-              <w:bottom w:val="single" w:color="auto" w:sz="12" w:space="0"/>
+              <w:top w:val="single" w:sz="4" w:space="0" w:color="auto"/>
+              <w:left w:val="single" w:sz="12" w:space="0" w:color="auto"/>
+              <w:bottom w:val="single" w:sz="12" w:space="0" w:color="auto"/>
               <w:right w:val="nil"/>
             </w:tcBorders>
             <w:tcMar>
@@ -7184,7 +7046,7 @@
             <w:pPr>
               <w:snapToGrid w:val="0"/>
               <w:spacing w:before="120" w:after="120" w:line="240" w:lineRule="auto"/>
-              <w:ind w:left="0" w:leftChars="0" w:right="0" w:rightChars="0" w:firstLine="0" w:firstLineChars="0"/>
+              <w:ind w:left="0" w:right="0" w:firstLine="0" w:leftChars="0" w:rightChars="0" w:firstLineChars="0"/>
               <w:jc w:val="center"/>
               <w:rPr>
                 <w:rFonts w:ascii="Arial" w:eastAsia="宋体"/>
@@ -7193,7 +7055,7 @@
             </w:pPr>
             <w:r>
               <w:rPr>
-                <w:rFonts w:ascii="Arial" w:hAnsi="Arial" w:eastAsia="宋体" w:cs="Arial"/>
+                <w:rFonts w:ascii="Arial" w:eastAsia="宋体" w:hAnsi="Arial" w:cs="Arial"/>
                 <w:b/>
                 <w:sz w:val="24"/>
               </w:rPr>
@@ -7205,10 +7067,10 @@
           <w:tcPr>
             <w:tcW w:w="5855" w:type="dxa"/>
             <w:tcBorders>
-              <w:top w:val="single" w:color="auto" w:sz="4" w:space="0"/>
-              <w:left w:val="single" w:color="auto" w:sz="4" w:space="0"/>
-              <w:bottom w:val="single" w:color="auto" w:sz="12" w:space="0"/>
-              <w:right w:val="single" w:color="auto" w:sz="12" w:space="0"/>
+              <w:top w:val="single" w:sz="4" w:space="0" w:color="auto"/>
+              <w:left w:val="single" w:sz="4" w:space="0" w:color="auto"/>
+              <w:bottom w:val="single" w:sz="12" w:space="0" w:color="auto"/>
+              <w:right w:val="single" w:sz="12" w:space="0" w:color="auto"/>
             </w:tcBorders>
             <w:tcMar>
               <w:top w:w="60" w:type="dxa"/>
@@ -7220,11 +7082,11 @@
           </w:tcPr>
           <w:p>
             <w:pPr>
-              <w:pStyle w:val="31"/>
-              <w:bidi w:val="0"/>
-              <w:snapToGrid w:val="0"/>
-              <w:spacing w:line="240" w:lineRule="auto"/>
-              <w:ind w:left="0" w:leftChars="0" w:right="0" w:rightChars="0" w:firstLine="0" w:firstLineChars="0"/>
+              <w:pStyle w:val="a1"/>
+              <w:bidi w:val="0"/>
+              <w:snapToGrid w:val="0"/>
+              <w:spacing w:line="240" w:lineRule="auto"/>
+              <w:ind w:left="0" w:right="0" w:firstLine="0" w:leftChars="0" w:rightChars="0" w:firstLineChars="0"/>
               <w:jc w:val="center"/>
               <w:rPr>
                 <w:rFonts w:ascii="Arial" w:eastAsia="宋体"/>
@@ -7244,7 +7106,7 @@
     </w:tbl>
     <w:p>
       <w:pPr>
-        <w:pStyle w:val="31"/>
+        <w:pStyle w:val="a1"/>
         <w:bidi w:val="0"/>
       </w:pPr>
       <w:r>
@@ -7253,13 +7115,13 @@
     </w:p>
     <w:p>
       <w:pPr>
-        <w:pStyle w:val="41"/>
+        <w:pStyle w:val="a3"/>
         <w:numPr>
           <w:ilvl w:val="0"/>
           <w:numId w:val="3"/>
         </w:numPr>
         <w:bidi w:val="0"/>
-        <w:ind w:left="425" w:leftChars="0" w:hanging="425" w:firstLineChars="0"/>
+        <w:ind w:left="425" w:hanging="425" w:leftChars="0" w:firstLineChars="0"/>
       </w:pPr>
       <w:r>
         <w:t>会议开始，由总经理宣讲会议目的、内容</w:t>
@@ -7267,13 +7129,13 @@
     </w:p>
     <w:p>
       <w:pPr>
-        <w:pStyle w:val="41"/>
+        <w:pStyle w:val="a3"/>
         <w:numPr>
           <w:ilvl w:val="0"/>
           <w:numId w:val="3"/>
         </w:numPr>
         <w:bidi w:val="0"/>
-        <w:ind w:left="425" w:leftChars="0" w:hanging="425" w:firstLineChars="0"/>
+        <w:ind w:left="425" w:hanging="425" w:leftChars="0" w:firstLineChars="0"/>
       </w:pPr>
       <w:r>
         <w:t>总经理发言：重点强调管理评审会议的内容和目的</w:t>
@@ -7281,13 +7143,13 @@
     </w:p>
     <w:p>
       <w:pPr>
-        <w:pStyle w:val="41"/>
+        <w:pStyle w:val="a3"/>
         <w:numPr>
           <w:ilvl w:val="0"/>
           <w:numId w:val="3"/>
         </w:numPr>
         <w:bidi w:val="0"/>
-        <w:ind w:left="425" w:leftChars="0" w:hanging="425" w:firstLineChars="0"/>
+        <w:ind w:left="425" w:hanging="425" w:leftChars="0" w:firstLineChars="0"/>
       </w:pPr>
       <w:r>
         <w:t>运维部经理发言：报告运维服务能力管理体系的整体运行情况，总结本部门目标达成情况、体系运行问题及建议</w:t>
@@ -7295,13 +7157,13 @@
     </w:p>
     <w:p>
       <w:pPr>
-        <w:pStyle w:val="41"/>
+        <w:pStyle w:val="a3"/>
         <w:numPr>
           <w:ilvl w:val="0"/>
           <w:numId w:val="3"/>
         </w:numPr>
         <w:bidi w:val="0"/>
-        <w:ind w:left="425" w:leftChars="0" w:hanging="425" w:firstLineChars="0"/>
+        <w:ind w:left="425" w:hanging="425" w:leftChars="0" w:firstLineChars="0"/>
       </w:pPr>
       <w:r>
         <w:t>人力部、研发部、质量部分别发言，总结分析各部门所负责工作落实完成情况</w:t>
@@ -7309,13 +7171,13 @@
     </w:p>
     <w:p>
       <w:pPr>
-        <w:pStyle w:val="41"/>
+        <w:pStyle w:val="a3"/>
         <w:numPr>
           <w:ilvl w:val="0"/>
           <w:numId w:val="3"/>
         </w:numPr>
         <w:bidi w:val="0"/>
-        <w:ind w:left="425" w:leftChars="0" w:hanging="425" w:firstLineChars="0"/>
+        <w:ind w:left="425" w:hanging="425" w:leftChars="0" w:firstLineChars="0"/>
       </w:pPr>
       <w:r>
         <w:t>参会者共同讨论，确定改进措施</w:t>
@@ -7323,13 +7185,13 @@
     </w:p>
     <w:p>
       <w:pPr>
-        <w:pStyle w:val="41"/>
+        <w:pStyle w:val="a3"/>
         <w:numPr>
           <w:ilvl w:val="0"/>
           <w:numId w:val="3"/>
         </w:numPr>
         <w:bidi w:val="0"/>
-        <w:ind w:left="425" w:leftChars="0" w:hanging="425" w:firstLineChars="0"/>
+        <w:ind w:left="425" w:hanging="425" w:leftChars="0" w:firstLineChars="0"/>
       </w:pPr>
       <w:r>
         <w:t>会议结束，由主持人做总结性发言</w:t>
@@ -7337,26 +7199,26 @@
     </w:p>
     <w:p>
       <w:pPr>
-        <w:pStyle w:val="30"/>
+        <w:pStyle w:val="1"/>
         <w:bidi w:val="0"/>
       </w:pPr>
-      <w:bookmarkStart w:id="19" w:name="_Toc21485"/>
-      <w:bookmarkStart w:id="20" w:name="heading_9"/>
+      <w:bookmarkStart w:id="20" w:name="_Toc21485"/>
+      <w:bookmarkStart w:id="21" w:name="heading_9"/>
       <w:r>
         <w:t>会议要求</w:t>
       </w:r>
-      <w:bookmarkEnd w:id="19"/>
       <w:bookmarkEnd w:id="20"/>
+      <w:bookmarkEnd w:id="21"/>
     </w:p>
     <w:p>
       <w:pPr>
-        <w:pStyle w:val="41"/>
+        <w:pStyle w:val="a3"/>
         <w:numPr>
           <w:ilvl w:val="0"/>
           <w:numId w:val="4"/>
         </w:numPr>
         <w:bidi w:val="0"/>
-        <w:ind w:left="425" w:leftChars="0" w:hanging="425" w:firstLineChars="0"/>
+        <w:ind w:left="425" w:hanging="425" w:leftChars="0" w:firstLineChars="0"/>
       </w:pPr>
       <w:r>
         <w:t>会议应就主要问题进行分析，提出改进建议</w:t>
@@ -7364,13 +7226,13 @@
     </w:p>
     <w:p>
       <w:pPr>
-        <w:pStyle w:val="41"/>
+        <w:pStyle w:val="a3"/>
         <w:numPr>
           <w:ilvl w:val="0"/>
           <w:numId w:val="4"/>
         </w:numPr>
         <w:bidi w:val="0"/>
-        <w:ind w:left="425" w:leftChars="0" w:hanging="425" w:firstLineChars="0"/>
+        <w:ind w:left="425" w:hanging="425" w:leftChars="0" w:firstLineChars="0"/>
       </w:pPr>
       <w:r>
         <w:t>讨论发言时力求简洁明了、突出重点</w:t>
@@ -7378,7 +7240,7 @@
     </w:p>
     <w:p>
       <w:pPr>
-        <w:pStyle w:val="31"/>
+        <w:pStyle w:val="a1"/>
         <w:keepLines w:val="0"/>
         <w:pageBreakBefore w:val="0"/>
         <w:widowControl w:val="0"/>
@@ -7407,73 +7269,23 @@
     <w:sectPr>
       <w:pgSz w:w="11906" w:h="16838"/>
       <w:pgMar w:top="1440" w:right="1800" w:bottom="1440" w:left="1800" w:header="851" w:footer="992" w:gutter="0"/>
-      <w:cols w:space="425" w:num="1"/>
+      <w:cols w:num="1" w:space="425"/>
       <w:docGrid w:type="lines" w:linePitch="312" w:charSpace="0"/>
     </w:sectPr>
   </w:body>
 </w:document>
 </file>
 
-<file path=word/endnotes.xml><?xml version="1.0" encoding="utf-8"?>
-<w:endnotes xmlns:wpc="http://schemas.microsoft.com/office/word/2010/wordprocessingCanvas" xmlns:mc="http://schemas.openxmlformats.org/markup-compatibility/2006" xmlns:o="urn:schemas-microsoft-com:office:office" xmlns:r="http://schemas.openxmlformats.org/officeDocument/2006/relationships" xmlns:m="http://schemas.openxmlformats.org/officeDocument/2006/math" xmlns:v="urn:schemas-microsoft-com:vml" xmlns:wp14="http://schemas.microsoft.com/office/word/2010/wordprocessingDrawing" xmlns:wp="http://schemas.openxmlformats.org/drawingml/2006/wordprocessingDrawing" xmlns:w="http://schemas.openxmlformats.org/wordprocessingml/2006/main" xmlns:w14="http://schemas.microsoft.com/office/word/2010/wordml" xmlns:w15="http://schemas.microsoft.com/office/word/2012/wordml" xmlns:w10="urn:schemas-microsoft-com:office:word" xmlns:wpg="http://schemas.microsoft.com/office/word/2010/wordprocessingGroup" xmlns:wpi="http://schemas.microsoft.com/office/word/2010/wordprocessingInk" xmlns:wne="http://schemas.microsoft.com/office/word/2006/wordml" xmlns:wps="http://schemas.microsoft.com/office/word/2010/wordprocessingShape" xmlns:wpsCustomData="http://www.wps.cn/officeDocument/2013/wpsCustomData" mc:Ignorable="w14 w15 wp14">
-  <w:endnote w:type="separator" w:id="0">
-    <w:p>
-      <w:pPr>
-        <w:spacing w:line="240" w:lineRule="auto"/>
-      </w:pPr>
-      <w:r>
-        <w:separator/>
-      </w:r>
-    </w:p>
-  </w:endnote>
-  <w:endnote w:type="continuationSeparator" w:id="1">
-    <w:p>
-      <w:pPr>
-        <w:spacing w:line="240" w:lineRule="auto"/>
-      </w:pPr>
-      <w:r>
-        <w:continuationSeparator/>
-      </w:r>
-    </w:p>
-  </w:endnote>
-</w:endnotes>
-</file>
-
-<file path=word/footnotes.xml><?xml version="1.0" encoding="utf-8"?>
-<w:footnotes xmlns:wpc="http://schemas.microsoft.com/office/word/2010/wordprocessingCanvas" xmlns:mc="http://schemas.openxmlformats.org/markup-compatibility/2006" xmlns:o="urn:schemas-microsoft-com:office:office" xmlns:r="http://schemas.openxmlformats.org/officeDocument/2006/relationships" xmlns:m="http://schemas.openxmlformats.org/officeDocument/2006/math" xmlns:v="urn:schemas-microsoft-com:vml" xmlns:wp14="http://schemas.microsoft.com/office/word/2010/wordprocessingDrawing" xmlns:wp="http://schemas.openxmlformats.org/drawingml/2006/wordprocessingDrawing" xmlns:w="http://schemas.openxmlformats.org/wordprocessingml/2006/main" xmlns:w14="http://schemas.microsoft.com/office/word/2010/wordml" xmlns:w15="http://schemas.microsoft.com/office/word/2012/wordml" xmlns:w10="urn:schemas-microsoft-com:office:word" xmlns:wpg="http://schemas.microsoft.com/office/word/2010/wordprocessingGroup" xmlns:wpi="http://schemas.microsoft.com/office/word/2010/wordprocessingInk" xmlns:wne="http://schemas.microsoft.com/office/word/2006/wordml" xmlns:wps="http://schemas.microsoft.com/office/word/2010/wordprocessingShape" xmlns:wpsCustomData="http://www.wps.cn/officeDocument/2013/wpsCustomData" mc:Ignorable="w14 w15 wp14">
-  <w:footnote w:type="separator" w:id="0">
-    <w:p>
-      <w:pPr>
-        <w:spacing w:line="360" w:lineRule="auto"/>
-      </w:pPr>
-      <w:r>
-        <w:separator/>
-      </w:r>
-    </w:p>
-  </w:footnote>
-  <w:footnote w:type="continuationSeparator" w:id="1">
-    <w:p>
-      <w:pPr>
-        <w:spacing w:line="360" w:lineRule="auto"/>
-      </w:pPr>
-      <w:r>
-        <w:continuationSeparator/>
-      </w:r>
-    </w:p>
-  </w:footnote>
-</w:footnotes>
-</file>
-
 <file path=word/numbering.xml><?xml version="1.0" encoding="utf-8"?>
-<w:numbering xmlns:wpc="http://schemas.microsoft.com/office/word/2010/wordprocessingCanvas" xmlns:mc="http://schemas.openxmlformats.org/markup-compatibility/2006" xmlns:o="urn:schemas-microsoft-com:office:office" xmlns:r="http://schemas.openxmlformats.org/officeDocument/2006/relationships" xmlns:m="http://schemas.openxmlformats.org/officeDocument/2006/math" xmlns:v="urn:schemas-microsoft-com:vml" xmlns:wp14="http://schemas.microsoft.com/office/word/2010/wordprocessingDrawing" xmlns:wp="http://schemas.openxmlformats.org/drawingml/2006/wordprocessingDrawing" xmlns:w10="urn:schemas-microsoft-com:office:word" xmlns:w="http://schemas.openxmlformats.org/wordprocessingml/2006/main" xmlns:w14="http://schemas.microsoft.com/office/word/2010/wordml" xmlns:wpg="http://schemas.microsoft.com/office/word/2010/wordprocessingGroup" xmlns:wpi="http://schemas.microsoft.com/office/word/2010/wordprocessingInk" xmlns:wne="http://schemas.microsoft.com/office/word/2006/wordml" xmlns:wps="http://schemas.microsoft.com/office/word/2010/wordprocessingShape" xmlns:wpsCustomData="http://www.wps.cn/officeDocument/2013/wpsCustomData" mc:Ignorable="w14 wp14">
+<w:numbering xmlns:wpc="http://schemas.microsoft.com/office/word/2010/wordprocessingCanvas" xmlns:mc="http://schemas.openxmlformats.org/markup-compatibility/2006" xmlns:o="urn:schemas-microsoft-com:office:office" xmlns:r="http://schemas.openxmlformats.org/officeDocument/2006/relationships" xmlns:m="http://schemas.openxmlformats.org/officeDocument/2006/math" xmlns:v="urn:schemas-microsoft-com:vml" xmlns:wp14="http://schemas.microsoft.com/office/word/2010/wordprocessingDrawing" xmlns:wp="http://schemas.openxmlformats.org/drawingml/2006/wordprocessingDrawing" xmlns:w10="urn:schemas-microsoft-com:office:word" xmlns:w="http://schemas.openxmlformats.org/wordprocessingml/2006/main" xmlns:w14="http://schemas.microsoft.com/office/word/2010/wordml" xmlns:w15="http://schemas.microsoft.com/office/word/2012/wordml" xmlns:wne="http://schemas.microsoft.com/office/word/2006/wordml" xmlns:wpg="http://schemas.microsoft.com/office/word/2010/wordprocessingGroup" xmlns:wpi="http://schemas.microsoft.com/office/word/2010/wordprocessingInk" xmlns:wps="http://schemas.microsoft.com/office/word/2010/wordprocessingShape" mc:Ignorable="w14 w15 wp14">
   <w:abstractNum w:abstractNumId="0">
     <w:nsid w:val="8E964DCE"/>
     <w:multiLevelType w:val="multilevel"/>
     <w:tmpl w:val="8E964DCE"/>
-    <w:lvl w:ilvl="0" w:tentative="0">
+    <w:lvl w:ilvl="0">
       <w:start w:val="1"/>
       <w:numFmt w:val="decimal"/>
-      <w:pStyle w:val="2"/>
+      <w:pStyle w:val="Heading1"/>
       <w:lvlText w:val="%1."/>
       <w:lvlJc w:val="left"/>
       <w:pPr>
@@ -7483,10 +7295,10 @@
         <w:rFonts w:hint="default"/>
       </w:rPr>
     </w:lvl>
-    <w:lvl w:ilvl="1" w:tentative="0">
+    <w:lvl w:ilvl="1">
       <w:start w:val="1"/>
       <w:numFmt w:val="decimal"/>
-      <w:pStyle w:val="3"/>
+      <w:pStyle w:val="Heading2"/>
       <w:lvlText w:val="%1.%2."/>
       <w:lvlJc w:val="left"/>
       <w:pPr>
@@ -7496,10 +7308,10 @@
         <w:rFonts w:hint="default"/>
       </w:rPr>
     </w:lvl>
-    <w:lvl w:ilvl="2" w:tentative="0">
+    <w:lvl w:ilvl="2">
       <w:start w:val="1"/>
       <w:numFmt w:val="decimal"/>
-      <w:pStyle w:val="4"/>
+      <w:pStyle w:val="Heading3"/>
       <w:lvlText w:val="%1.%2.%3."/>
       <w:lvlJc w:val="left"/>
       <w:pPr>
@@ -7509,10 +7321,10 @@
         <w:rFonts w:hint="default"/>
       </w:rPr>
     </w:lvl>
-    <w:lvl w:ilvl="3" w:tentative="0">
+    <w:lvl w:ilvl="3">
       <w:start w:val="1"/>
       <w:numFmt w:val="decimal"/>
-      <w:pStyle w:val="5"/>
+      <w:pStyle w:val="Heading4"/>
       <w:lvlText w:val="%1.%2.%3.%4."/>
       <w:lvlJc w:val="left"/>
       <w:pPr>
@@ -7522,10 +7334,10 @@
         <w:rFonts w:hint="default"/>
       </w:rPr>
     </w:lvl>
-    <w:lvl w:ilvl="4" w:tentative="0">
+    <w:lvl w:ilvl="4">
       <w:start w:val="1"/>
       <w:numFmt w:val="decimal"/>
-      <w:pStyle w:val="6"/>
+      <w:pStyle w:val="Heading5"/>
       <w:lvlText w:val="%1.%2.%3.%4.%5."/>
       <w:lvlJc w:val="left"/>
       <w:pPr>
@@ -7535,10 +7347,10 @@
         <w:rFonts w:hint="default"/>
       </w:rPr>
     </w:lvl>
-    <w:lvl w:ilvl="5" w:tentative="0">
+    <w:lvl w:ilvl="5">
       <w:start w:val="1"/>
       <w:numFmt w:val="decimal"/>
-      <w:pStyle w:val="7"/>
+      <w:pStyle w:val="Heading6"/>
       <w:lvlText w:val="%1.%2.%3.%4.%5.%6."/>
       <w:lvlJc w:val="left"/>
       <w:pPr>
@@ -7548,10 +7360,10 @@
         <w:rFonts w:hint="default"/>
       </w:rPr>
     </w:lvl>
-    <w:lvl w:ilvl="6" w:tentative="0">
+    <w:lvl w:ilvl="6">
       <w:start w:val="1"/>
       <w:numFmt w:val="decimal"/>
-      <w:pStyle w:val="8"/>
+      <w:pStyle w:val="Heading7"/>
       <w:lvlText w:val="%1.%2.%3.%4.%5.%6.%7."/>
       <w:lvlJc w:val="left"/>
       <w:pPr>
@@ -7561,10 +7373,10 @@
         <w:rFonts w:hint="default"/>
       </w:rPr>
     </w:lvl>
-    <w:lvl w:ilvl="7" w:tentative="0">
+    <w:lvl w:ilvl="7">
       <w:start w:val="1"/>
       <w:numFmt w:val="decimal"/>
-      <w:pStyle w:val="9"/>
+      <w:pStyle w:val="Heading8"/>
       <w:lvlText w:val="%1.%2.%3.%4.%5.%6.%7.%8."/>
       <w:lvlJc w:val="left"/>
       <w:pPr>
@@ -7574,10 +7386,10 @@
         <w:rFonts w:hint="default"/>
       </w:rPr>
     </w:lvl>
-    <w:lvl w:ilvl="8" w:tentative="0">
+    <w:lvl w:ilvl="8">
       <w:start w:val="1"/>
       <w:numFmt w:val="decimal"/>
-      <w:pStyle w:val="10"/>
+      <w:pStyle w:val="Heading9"/>
       <w:lvlText w:val="%1.%2.%3.%4.%5.%6.%7.%8.%9."/>
       <w:lvlJc w:val="left"/>
       <w:pPr>
@@ -7592,7 +7404,7 @@
     <w:nsid w:val="AC859830"/>
     <w:multiLevelType w:val="singleLevel"/>
     <w:tmpl w:val="AC859830"/>
-    <w:lvl w:ilvl="0" w:tentative="0">
+    <w:lvl w:ilvl="0">
       <w:start w:val="1"/>
       <w:numFmt w:val="decimal"/>
       <w:lvlText w:val="%1."/>
@@ -7609,7 +7421,7 @@
     <w:nsid w:val="FD40121D"/>
     <w:multiLevelType w:val="singleLevel"/>
     <w:tmpl w:val="FD40121D"/>
-    <w:lvl w:ilvl="0" w:tentative="0">
+    <w:lvl w:ilvl="0">
       <w:start w:val="1"/>
       <w:numFmt w:val="decimal"/>
       <w:lvlText w:val="%1."/>
@@ -7626,7 +7438,7 @@
     <w:nsid w:val="5204438E"/>
     <w:multiLevelType w:val="singleLevel"/>
     <w:tmpl w:val="5204438E"/>
-    <w:lvl w:ilvl="0" w:tentative="0">
+    <w:lvl w:ilvl="0">
       <w:start w:val="1"/>
       <w:numFmt w:val="decimal"/>
       <w:lvlText w:val="%1."/>
@@ -7655,269 +7467,267 @@
 </file>
 
 <file path=word/styles.xml><?xml version="1.0" encoding="utf-8"?>
-<w:styles xmlns:mc="http://schemas.openxmlformats.org/markup-compatibility/2006" xmlns:o="urn:schemas-microsoft-com:office:office" xmlns:r="http://schemas.openxmlformats.org/officeDocument/2006/relationships" xmlns:m="http://schemas.openxmlformats.org/officeDocument/2006/math" xmlns:v="urn:schemas-microsoft-com:vml" xmlns:w="http://schemas.openxmlformats.org/wordprocessingml/2006/main" xmlns:w14="http://schemas.microsoft.com/office/word/2010/wordml" xmlns:w10="urn:schemas-microsoft-com:office:word" xmlns:sl="http://schemas.openxmlformats.org/schemaLibrary/2006/main" xmlns:wpsCustomData="http://www.wps.cn/officeDocument/2013/wpsCustomData" mc:Ignorable="w14">
+<w:styles xmlns:mc="http://schemas.openxmlformats.org/markup-compatibility/2006" xmlns:r="http://schemas.openxmlformats.org/officeDocument/2006/relationships" xmlns:w="http://schemas.openxmlformats.org/wordprocessingml/2006/main" xmlns:w14="http://schemas.microsoft.com/office/word/2010/wordml" xmlns:w15="http://schemas.microsoft.com/office/word/2012/wordml" mc:Ignorable="w14 w15">
   <w:docDefaults>
     <w:rPrDefault>
       <w:rPr>
-        <w:rFonts w:ascii="Times New Roman" w:hAnsi="Times New Roman" w:eastAsia="宋体" w:cs="Times New Roman"/>
+        <w:rFonts w:ascii="Times New Roman" w:eastAsia="宋体" w:hAnsi="Times New Roman" w:cs="Times New Roman"/>
       </w:rPr>
     </w:rPrDefault>
     <w:pPrDefault/>
   </w:docDefaults>
-  <w:latentStyles w:count="260" w:defQFormat="0" w:defUnhideWhenUsed="1" w:defSemiHidden="1" w:defUIPriority="99" w:defLockedState="0">
-    <w:lsdException w:qFormat="1" w:unhideWhenUsed="0" w:uiPriority="0" w:semiHidden="0" w:name="Normal"/>
-    <w:lsdException w:qFormat="1" w:unhideWhenUsed="0" w:uiPriority="0" w:semiHidden="0" w:name="heading 1"/>
-    <w:lsdException w:qFormat="1" w:uiPriority="0" w:semiHidden="0" w:name="heading 2"/>
-    <w:lsdException w:qFormat="1" w:uiPriority="0" w:name="heading 3"/>
-    <w:lsdException w:qFormat="1" w:uiPriority="0" w:semiHidden="0" w:name="heading 4"/>
-    <w:lsdException w:qFormat="1" w:uiPriority="0" w:name="heading 5"/>
-    <w:lsdException w:qFormat="1" w:uiPriority="0" w:name="heading 6"/>
-    <w:lsdException w:qFormat="1" w:uiPriority="0" w:name="heading 7"/>
-    <w:lsdException w:qFormat="1" w:uiPriority="0" w:name="heading 8"/>
-    <w:lsdException w:qFormat="1" w:uiPriority="0" w:name="heading 9"/>
-    <w:lsdException w:unhideWhenUsed="0" w:uiPriority="0" w:semiHidden="0" w:name="index 1"/>
-    <w:lsdException w:unhideWhenUsed="0" w:uiPriority="0" w:semiHidden="0" w:name="index 2"/>
-    <w:lsdException w:unhideWhenUsed="0" w:uiPriority="0" w:semiHidden="0" w:name="index 3"/>
-    <w:lsdException w:unhideWhenUsed="0" w:uiPriority="0" w:semiHidden="0" w:name="index 4"/>
-    <w:lsdException w:unhideWhenUsed="0" w:uiPriority="0" w:semiHidden="0" w:name="index 5"/>
-    <w:lsdException w:unhideWhenUsed="0" w:uiPriority="0" w:semiHidden="0" w:name="index 6"/>
-    <w:lsdException w:unhideWhenUsed="0" w:uiPriority="0" w:semiHidden="0" w:name="index 7"/>
-    <w:lsdException w:unhideWhenUsed="0" w:uiPriority="0" w:semiHidden="0" w:name="index 8"/>
-    <w:lsdException w:unhideWhenUsed="0" w:uiPriority="0" w:semiHidden="0" w:name="index 9"/>
-    <w:lsdException w:qFormat="1" w:unhideWhenUsed="0" w:uiPriority="0" w:semiHidden="0" w:name="toc 1"/>
-    <w:lsdException w:qFormat="1" w:unhideWhenUsed="0" w:uiPriority="0" w:semiHidden="0" w:name="toc 2"/>
-    <w:lsdException w:qFormat="1" w:unhideWhenUsed="0" w:uiPriority="0" w:semiHidden="0" w:name="toc 3"/>
-    <w:lsdException w:unhideWhenUsed="0" w:uiPriority="0" w:semiHidden="0" w:name="toc 4"/>
-    <w:lsdException w:unhideWhenUsed="0" w:uiPriority="0" w:semiHidden="0" w:name="toc 5"/>
-    <w:lsdException w:unhideWhenUsed="0" w:uiPriority="0" w:semiHidden="0" w:name="toc 6"/>
-    <w:lsdException w:unhideWhenUsed="0" w:uiPriority="0" w:semiHidden="0" w:name="toc 7"/>
-    <w:lsdException w:unhideWhenUsed="0" w:uiPriority="0" w:semiHidden="0" w:name="toc 8"/>
-    <w:lsdException w:unhideWhenUsed="0" w:uiPriority="0" w:semiHidden="0" w:name="toc 9"/>
-    <w:lsdException w:unhideWhenUsed="0" w:uiPriority="0" w:semiHidden="0" w:name="Normal Indent"/>
-    <w:lsdException w:unhideWhenUsed="0" w:uiPriority="0" w:semiHidden="0" w:name="footnote text"/>
-    <w:lsdException w:qFormat="1" w:unhideWhenUsed="0" w:uiPriority="0" w:semiHidden="0" w:name="annotation text"/>
-    <w:lsdException w:qFormat="1" w:unhideWhenUsed="0" w:uiPriority="0" w:semiHidden="0" w:name="header"/>
-    <w:lsdException w:qFormat="1" w:unhideWhenUsed="0" w:uiPriority="0" w:semiHidden="0" w:name="footer"/>
-    <w:lsdException w:unhideWhenUsed="0" w:uiPriority="0" w:semiHidden="0" w:name="index heading"/>
-    <w:lsdException w:qFormat="1" w:uiPriority="0" w:name="caption"/>
-    <w:lsdException w:qFormat="1" w:unhideWhenUsed="0" w:uiPriority="0" w:semiHidden="0" w:name="table of figures"/>
-    <w:lsdException w:unhideWhenUsed="0" w:uiPriority="0" w:semiHidden="0" w:name="envelope address"/>
-    <w:lsdException w:unhideWhenUsed="0" w:uiPriority="0" w:semiHidden="0" w:name="envelope return"/>
-    <w:lsdException w:unhideWhenUsed="0" w:uiPriority="0" w:semiHidden="0" w:name="footnote reference"/>
-    <w:lsdException w:unhideWhenUsed="0" w:uiPriority="0" w:semiHidden="0" w:name="annotation reference"/>
-    <w:lsdException w:unhideWhenUsed="0" w:uiPriority="0" w:semiHidden="0" w:name="line number"/>
-    <w:lsdException w:unhideWhenUsed="0" w:uiPriority="0" w:semiHidden="0" w:name="page number"/>
-    <w:lsdException w:unhideWhenUsed="0" w:uiPriority="0" w:semiHidden="0" w:name="endnote reference"/>
-    <w:lsdException w:unhideWhenUsed="0" w:uiPriority="0" w:semiHidden="0" w:name="endnote text"/>
-    <w:lsdException w:unhideWhenUsed="0" w:uiPriority="0" w:semiHidden="0" w:name="table of authorities"/>
-    <w:lsdException w:unhideWhenUsed="0" w:uiPriority="0" w:semiHidden="0" w:name="macro"/>
-    <w:lsdException w:unhideWhenUsed="0" w:uiPriority="0" w:semiHidden="0" w:name="toa heading"/>
-    <w:lsdException w:unhideWhenUsed="0" w:uiPriority="0" w:semiHidden="0" w:name="List"/>
-    <w:lsdException w:unhideWhenUsed="0" w:uiPriority="0" w:semiHidden="0" w:name="List Bullet"/>
-    <w:lsdException w:unhideWhenUsed="0" w:uiPriority="0" w:semiHidden="0" w:name="List Number"/>
-    <w:lsdException w:unhideWhenUsed="0" w:uiPriority="0" w:semiHidden="0" w:name="List 2"/>
-    <w:lsdException w:unhideWhenUsed="0" w:uiPriority="0" w:semiHidden="0" w:name="List 3"/>
-    <w:lsdException w:unhideWhenUsed="0" w:uiPriority="0" w:semiHidden="0" w:name="List 4"/>
-    <w:lsdException w:unhideWhenUsed="0" w:uiPriority="0" w:semiHidden="0" w:name="List 5"/>
-    <w:lsdException w:unhideWhenUsed="0" w:uiPriority="0" w:semiHidden="0" w:name="List Bullet 2"/>
-    <w:lsdException w:unhideWhenUsed="0" w:uiPriority="0" w:semiHidden="0" w:name="List Bullet 3"/>
-    <w:lsdException w:unhideWhenUsed="0" w:uiPriority="0" w:semiHidden="0" w:name="List Bullet 4"/>
-    <w:lsdException w:unhideWhenUsed="0" w:uiPriority="0" w:semiHidden="0" w:name="List Bullet 5"/>
-    <w:lsdException w:unhideWhenUsed="0" w:uiPriority="0" w:semiHidden="0" w:name="List Number 2"/>
-    <w:lsdException w:unhideWhenUsed="0" w:uiPriority="0" w:semiHidden="0" w:name="List Number 3"/>
-    <w:lsdException w:unhideWhenUsed="0" w:uiPriority="0" w:semiHidden="0" w:name="List Number 4"/>
-    <w:lsdException w:unhideWhenUsed="0" w:uiPriority="0" w:semiHidden="0" w:name="List Number 5"/>
-    <w:lsdException w:qFormat="1" w:unhideWhenUsed="0" w:uiPriority="0" w:semiHidden="0" w:name="Title"/>
-    <w:lsdException w:unhideWhenUsed="0" w:uiPriority="0" w:semiHidden="0" w:name="Closing"/>
-    <w:lsdException w:unhideWhenUsed="0" w:uiPriority="0" w:semiHidden="0" w:name="Signature"/>
-    <w:lsdException w:qFormat="1" w:unhideWhenUsed="0" w:uiPriority="0" w:name="Default Paragraph Font"/>
-    <w:lsdException w:qFormat="1" w:unhideWhenUsed="0" w:uiPriority="0" w:name="Body Text"/>
-    <w:lsdException w:unhideWhenUsed="0" w:uiPriority="0" w:semiHidden="0" w:name="Body Text Indent"/>
-    <w:lsdException w:unhideWhenUsed="0" w:uiPriority="0" w:semiHidden="0" w:name="List Continue"/>
-    <w:lsdException w:unhideWhenUsed="0" w:uiPriority="0" w:semiHidden="0" w:name="List Continue 2"/>
-    <w:lsdException w:unhideWhenUsed="0" w:uiPriority="0" w:semiHidden="0" w:name="List Continue 3"/>
-    <w:lsdException w:unhideWhenUsed="0" w:uiPriority="0" w:semiHidden="0" w:name="List Continue 4"/>
-    <w:lsdException w:unhideWhenUsed="0" w:uiPriority="0" w:semiHidden="0" w:name="List Continue 5"/>
-    <w:lsdException w:unhideWhenUsed="0" w:uiPriority="0" w:semiHidden="0" w:name="Message Header"/>
-    <w:lsdException w:qFormat="1" w:unhideWhenUsed="0" w:uiPriority="0" w:semiHidden="0" w:name="Subtitle"/>
-    <w:lsdException w:unhideWhenUsed="0" w:uiPriority="0" w:semiHidden="0" w:name="Salutation"/>
-    <w:lsdException w:unhideWhenUsed="0" w:uiPriority="0" w:semiHidden="0" w:name="Date"/>
-    <w:lsdException w:unhideWhenUsed="0" w:uiPriority="0" w:semiHidden="0" w:name="Body Text First Indent"/>
-    <w:lsdException w:unhideWhenUsed="0" w:uiPriority="0" w:semiHidden="0" w:name="Body Text First Indent 2"/>
-    <w:lsdException w:uiPriority="99" w:name="Note Heading"/>
-    <w:lsdException w:unhideWhenUsed="0" w:uiPriority="0" w:semiHidden="0" w:name="Body Text 2"/>
-    <w:lsdException w:unhideWhenUsed="0" w:uiPriority="0" w:semiHidden="0" w:name="Body Text 3"/>
-    <w:lsdException w:unhideWhenUsed="0" w:uiPriority="0" w:semiHidden="0" w:name="Body Text Indent 2"/>
-    <w:lsdException w:unhideWhenUsed="0" w:uiPriority="0" w:semiHidden="0" w:name="Body Text Indent 3"/>
-    <w:lsdException w:unhideWhenUsed="0" w:uiPriority="0" w:semiHidden="0" w:name="Block Text"/>
-    <w:lsdException w:unhideWhenUsed="0" w:uiPriority="0" w:semiHidden="0" w:name="Hyperlink"/>
-    <w:lsdException w:unhideWhenUsed="0" w:uiPriority="0" w:semiHidden="0" w:name="FollowedHyperlink"/>
-    <w:lsdException w:qFormat="1" w:unhideWhenUsed="0" w:uiPriority="0" w:semiHidden="0" w:name="Strong"/>
-    <w:lsdException w:qFormat="1" w:unhideWhenUsed="0" w:uiPriority="0" w:semiHidden="0" w:name="Emphasis"/>
-    <w:lsdException w:unhideWhenUsed="0" w:uiPriority="0" w:semiHidden="0" w:name="Document Map"/>
-    <w:lsdException w:unhideWhenUsed="0" w:uiPriority="0" w:semiHidden="0" w:name="Plain Text"/>
-    <w:lsdException w:unhideWhenUsed="0" w:uiPriority="0" w:semiHidden="0" w:name="E-mail Signature"/>
-    <w:lsdException w:qFormat="1" w:unhideWhenUsed="0" w:uiPriority="0" w:semiHidden="0" w:name="Normal (Web)"/>
-    <w:lsdException w:unhideWhenUsed="0" w:uiPriority="0" w:semiHidden="0" w:name="HTML Acronym"/>
-    <w:lsdException w:unhideWhenUsed="0" w:uiPriority="0" w:semiHidden="0" w:name="HTML Address"/>
-    <w:lsdException w:unhideWhenUsed="0" w:uiPriority="0" w:semiHidden="0" w:name="HTML Cite"/>
-    <w:lsdException w:unhideWhenUsed="0" w:uiPriority="0" w:semiHidden="0" w:name="HTML Code"/>
-    <w:lsdException w:unhideWhenUsed="0" w:uiPriority="0" w:semiHidden="0" w:name="HTML Definition"/>
-    <w:lsdException w:unhideWhenUsed="0" w:uiPriority="0" w:semiHidden="0" w:name="HTML Keyboard"/>
-    <w:lsdException w:qFormat="1" w:unhideWhenUsed="0" w:uiPriority="0" w:semiHidden="0" w:name="HTML Preformatted"/>
-    <w:lsdException w:unhideWhenUsed="0" w:uiPriority="0" w:semiHidden="0" w:name="HTML Sample"/>
-    <w:lsdException w:unhideWhenUsed="0" w:uiPriority="0" w:semiHidden="0" w:name="HTML Typewriter"/>
-    <w:lsdException w:unhideWhenUsed="0" w:uiPriority="0" w:semiHidden="0" w:name="HTML Variable"/>
-    <w:lsdException w:qFormat="1" w:unhideWhenUsed="0" w:uiPriority="0" w:name="Normal Table"/>
-    <w:lsdException w:unhideWhenUsed="0" w:uiPriority="0" w:semiHidden="0" w:name="annotation subject"/>
-    <w:lsdException w:unhideWhenUsed="0" w:uiPriority="0" w:semiHidden="0" w:name="Table Simple 1"/>
-    <w:lsdException w:unhideWhenUsed="0" w:uiPriority="0" w:semiHidden="0" w:name="Table Simple 2"/>
-    <w:lsdException w:unhideWhenUsed="0" w:uiPriority="0" w:semiHidden="0" w:name="Table Simple 3"/>
-    <w:lsdException w:unhideWhenUsed="0" w:uiPriority="0" w:semiHidden="0" w:name="Table Classic 1"/>
-    <w:lsdException w:unhideWhenUsed="0" w:uiPriority="0" w:semiHidden="0" w:name="Table Classic 2"/>
-    <w:lsdException w:unhideWhenUsed="0" w:uiPriority="0" w:semiHidden="0" w:name="Table Classic 3"/>
-    <w:lsdException w:unhideWhenUsed="0" w:uiPriority="0" w:semiHidden="0" w:name="Table Classic 4"/>
-    <w:lsdException w:unhideWhenUsed="0" w:uiPriority="0" w:semiHidden="0" w:name="Table Colorful 1"/>
-    <w:lsdException w:unhideWhenUsed="0" w:uiPriority="0" w:semiHidden="0" w:name="Table Colorful 2"/>
-    <w:lsdException w:unhideWhenUsed="0" w:uiPriority="0" w:semiHidden="0" w:name="Table Colorful 3"/>
-    <w:lsdException w:unhideWhenUsed="0" w:uiPriority="0" w:semiHidden="0" w:name="Table Columns 1"/>
-    <w:lsdException w:unhideWhenUsed="0" w:uiPriority="0" w:semiHidden="0" w:name="Table Columns 2"/>
-    <w:lsdException w:unhideWhenUsed="0" w:uiPriority="0" w:semiHidden="0" w:name="Table Columns 3"/>
-    <w:lsdException w:unhideWhenUsed="0" w:uiPriority="0" w:semiHidden="0" w:name="Table Columns 4"/>
-    <w:lsdException w:unhideWhenUsed="0" w:uiPriority="0" w:semiHidden="0" w:name="Table Columns 5"/>
-    <w:lsdException w:unhideWhenUsed="0" w:uiPriority="0" w:semiHidden="0" w:name="Table Grid 1"/>
-    <w:lsdException w:unhideWhenUsed="0" w:uiPriority="0" w:semiHidden="0" w:name="Table Grid 2"/>
-    <w:lsdException w:unhideWhenUsed="0" w:uiPriority="0" w:semiHidden="0" w:name="Table Grid 3"/>
-    <w:lsdException w:unhideWhenUsed="0" w:uiPriority="0" w:semiHidden="0" w:name="Table Grid 4"/>
-    <w:lsdException w:unhideWhenUsed="0" w:uiPriority="0" w:semiHidden="0" w:name="Table Grid 5"/>
-    <w:lsdException w:unhideWhenUsed="0" w:uiPriority="0" w:semiHidden="0" w:name="Table Grid 6"/>
-    <w:lsdException w:unhideWhenUsed="0" w:uiPriority="0" w:semiHidden="0" w:name="Table Grid 7"/>
-    <w:lsdException w:unhideWhenUsed="0" w:uiPriority="0" w:semiHidden="0" w:name="Table Grid 8"/>
-    <w:lsdException w:unhideWhenUsed="0" w:uiPriority="0" w:semiHidden="0" w:name="Table List 1"/>
-    <w:lsdException w:unhideWhenUsed="0" w:uiPriority="0" w:semiHidden="0" w:name="Table List 2"/>
-    <w:lsdException w:unhideWhenUsed="0" w:uiPriority="0" w:semiHidden="0" w:name="Table List 3"/>
-    <w:lsdException w:unhideWhenUsed="0" w:uiPriority="0" w:semiHidden="0" w:name="Table List 4"/>
-    <w:lsdException w:unhideWhenUsed="0" w:uiPriority="0" w:semiHidden="0" w:name="Table List 5"/>
-    <w:lsdException w:unhideWhenUsed="0" w:uiPriority="0" w:semiHidden="0" w:name="Table List 6"/>
-    <w:lsdException w:unhideWhenUsed="0" w:uiPriority="0" w:semiHidden="0" w:name="Table List 7"/>
-    <w:lsdException w:unhideWhenUsed="0" w:uiPriority="0" w:semiHidden="0" w:name="Table List 8"/>
-    <w:lsdException w:unhideWhenUsed="0" w:uiPriority="0" w:semiHidden="0" w:name="Table 3D effects 1"/>
-    <w:lsdException w:unhideWhenUsed="0" w:uiPriority="0" w:semiHidden="0" w:name="Table 3D effects 2"/>
-    <w:lsdException w:unhideWhenUsed="0" w:uiPriority="0" w:semiHidden="0" w:name="Table 3D effects 3"/>
-    <w:lsdException w:unhideWhenUsed="0" w:uiPriority="0" w:semiHidden="0" w:name="Table Contemporary"/>
-    <w:lsdException w:unhideWhenUsed="0" w:uiPriority="0" w:semiHidden="0" w:name="Table Elegant"/>
-    <w:lsdException w:unhideWhenUsed="0" w:uiPriority="0" w:semiHidden="0" w:name="Table Professional"/>
-    <w:lsdException w:unhideWhenUsed="0" w:uiPriority="0" w:semiHidden="0" w:name="Table Subtle 1"/>
-    <w:lsdException w:unhideWhenUsed="0" w:uiPriority="0" w:semiHidden="0" w:name="Table Subtle 2"/>
-    <w:lsdException w:unhideWhenUsed="0" w:uiPriority="0" w:semiHidden="0" w:name="Table Web 1"/>
-    <w:lsdException w:unhideWhenUsed="0" w:uiPriority="0" w:semiHidden="0" w:name="Table Web 2"/>
-    <w:lsdException w:unhideWhenUsed="0" w:uiPriority="0" w:semiHidden="0" w:name="Table Web 3"/>
-    <w:lsdException w:unhideWhenUsed="0" w:uiPriority="0" w:semiHidden="0" w:name="Balloon Text"/>
-    <w:lsdException w:qFormat="1" w:unhideWhenUsed="0" w:uiPriority="0" w:semiHidden="0" w:name="Table Grid"/>
-    <w:lsdException w:unhideWhenUsed="0" w:uiPriority="0" w:semiHidden="0" w:name="Table Theme"/>
-    <w:lsdException w:unhideWhenUsed="0" w:uiPriority="60" w:semiHidden="0" w:name="Light Shading"/>
-    <w:lsdException w:unhideWhenUsed="0" w:uiPriority="61" w:semiHidden="0" w:name="Light List"/>
-    <w:lsdException w:unhideWhenUsed="0" w:uiPriority="62" w:semiHidden="0" w:name="Light Grid"/>
-    <w:lsdException w:unhideWhenUsed="0" w:uiPriority="63" w:semiHidden="0" w:name="Medium Shading 1"/>
-    <w:lsdException w:unhideWhenUsed="0" w:uiPriority="64" w:semiHidden="0" w:name="Medium Shading 2"/>
-    <w:lsdException w:unhideWhenUsed="0" w:uiPriority="65" w:semiHidden="0" w:name="Medium List 1"/>
-    <w:lsdException w:unhideWhenUsed="0" w:uiPriority="66" w:semiHidden="0" w:name="Medium List 2"/>
-    <w:lsdException w:unhideWhenUsed="0" w:uiPriority="67" w:semiHidden="0" w:name="Medium Grid 1"/>
-    <w:lsdException w:unhideWhenUsed="0" w:uiPriority="68" w:semiHidden="0" w:name="Medium Grid 2"/>
-    <w:lsdException w:unhideWhenUsed="0" w:uiPriority="69" w:semiHidden="0" w:name="Medium Grid 3"/>
-    <w:lsdException w:unhideWhenUsed="0" w:uiPriority="70" w:semiHidden="0" w:name="Dark List"/>
-    <w:lsdException w:unhideWhenUsed="0" w:uiPriority="71" w:semiHidden="0" w:name="Colorful Shading"/>
-    <w:lsdException w:unhideWhenUsed="0" w:uiPriority="72" w:semiHidden="0" w:name="Colorful List"/>
-    <w:lsdException w:unhideWhenUsed="0" w:uiPriority="73" w:semiHidden="0" w:name="Colorful Grid"/>
-    <w:lsdException w:unhideWhenUsed="0" w:uiPriority="60" w:semiHidden="0" w:name="Light Shading Accent 1"/>
-    <w:lsdException w:unhideWhenUsed="0" w:uiPriority="61" w:semiHidden="0" w:name="Light List Accent 1"/>
-    <w:lsdException w:unhideWhenUsed="0" w:uiPriority="62" w:semiHidden="0" w:name="Light Grid Accent 1"/>
-    <w:lsdException w:unhideWhenUsed="0" w:uiPriority="63" w:semiHidden="0" w:name="Medium Shading 1 Accent 1"/>
-    <w:lsdException w:unhideWhenUsed="0" w:uiPriority="64" w:semiHidden="0" w:name="Medium Shading 2 Accent 1"/>
-    <w:lsdException w:unhideWhenUsed="0" w:uiPriority="65" w:semiHidden="0" w:name="Medium List 1 Accent 1"/>
-    <w:lsdException w:unhideWhenUsed="0" w:uiPriority="66" w:semiHidden="0" w:name="Medium List 2 Accent 1"/>
-    <w:lsdException w:unhideWhenUsed="0" w:uiPriority="67" w:semiHidden="0" w:name="Medium Grid 1 Accent 1"/>
-    <w:lsdException w:unhideWhenUsed="0" w:uiPriority="68" w:semiHidden="0" w:name="Medium Grid 2 Accent 1"/>
-    <w:lsdException w:unhideWhenUsed="0" w:uiPriority="69" w:semiHidden="0" w:name="Medium Grid 3 Accent 1"/>
-    <w:lsdException w:unhideWhenUsed="0" w:uiPriority="70" w:semiHidden="0" w:name="Dark List Accent 1"/>
-    <w:lsdException w:unhideWhenUsed="0" w:uiPriority="71" w:semiHidden="0" w:name="Colorful Shading Accent 1"/>
-    <w:lsdException w:unhideWhenUsed="0" w:uiPriority="72" w:semiHidden="0" w:name="Colorful List Accent 1"/>
-    <w:lsdException w:unhideWhenUsed="0" w:uiPriority="73" w:semiHidden="0" w:name="Colorful Grid Accent 1"/>
-    <w:lsdException w:unhideWhenUsed="0" w:uiPriority="60" w:semiHidden="0" w:name="Light Shading Accent 2"/>
-    <w:lsdException w:unhideWhenUsed="0" w:uiPriority="61" w:semiHidden="0" w:name="Light List Accent 2"/>
-    <w:lsdException w:unhideWhenUsed="0" w:uiPriority="62" w:semiHidden="0" w:name="Light Grid Accent 2"/>
-    <w:lsdException w:unhideWhenUsed="0" w:uiPriority="63" w:semiHidden="0" w:name="Medium Shading 1 Accent 2"/>
-    <w:lsdException w:unhideWhenUsed="0" w:uiPriority="64" w:semiHidden="0" w:name="Medium Shading 2 Accent 2"/>
-    <w:lsdException w:unhideWhenUsed="0" w:uiPriority="65" w:semiHidden="0" w:name="Medium List 1 Accent 2"/>
-    <w:lsdException w:unhideWhenUsed="0" w:uiPriority="66" w:semiHidden="0" w:name="Medium List 2 Accent 2"/>
-    <w:lsdException w:unhideWhenUsed="0" w:uiPriority="67" w:semiHidden="0" w:name="Medium Grid 1 Accent 2"/>
-    <w:lsdException w:unhideWhenUsed="0" w:uiPriority="68" w:semiHidden="0" w:name="Medium Grid 2 Accent 2"/>
-    <w:lsdException w:unhideWhenUsed="0" w:uiPriority="69" w:semiHidden="0" w:name="Medium Grid 3 Accent 2"/>
-    <w:lsdException w:unhideWhenUsed="0" w:uiPriority="70" w:semiHidden="0" w:name="Dark List Accent 2"/>
-    <w:lsdException w:unhideWhenUsed="0" w:uiPriority="71" w:semiHidden="0" w:name="Colorful Shading Accent 2"/>
-    <w:lsdException w:unhideWhenUsed="0" w:uiPriority="72" w:semiHidden="0" w:name="Colorful List Accent 2"/>
-    <w:lsdException w:unhideWhenUsed="0" w:uiPriority="73" w:semiHidden="0" w:name="Colorful Grid Accent 2"/>
-    <w:lsdException w:unhideWhenUsed="0" w:uiPriority="60" w:semiHidden="0" w:name="Light Shading Accent 3"/>
-    <w:lsdException w:unhideWhenUsed="0" w:uiPriority="61" w:semiHidden="0" w:name="Light List Accent 3"/>
-    <w:lsdException w:unhideWhenUsed="0" w:uiPriority="62" w:semiHidden="0" w:name="Light Grid Accent 3"/>
-    <w:lsdException w:unhideWhenUsed="0" w:uiPriority="63" w:semiHidden="0" w:name="Medium Shading 1 Accent 3"/>
-    <w:lsdException w:unhideWhenUsed="0" w:uiPriority="64" w:semiHidden="0" w:name="Medium Shading 2 Accent 3"/>
-    <w:lsdException w:unhideWhenUsed="0" w:uiPriority="65" w:semiHidden="0" w:name="Medium List 1 Accent 3"/>
-    <w:lsdException w:unhideWhenUsed="0" w:uiPriority="66" w:semiHidden="0" w:name="Medium List 2 Accent 3"/>
-    <w:lsdException w:unhideWhenUsed="0" w:uiPriority="67" w:semiHidden="0" w:name="Medium Grid 1 Accent 3"/>
-    <w:lsdException w:unhideWhenUsed="0" w:uiPriority="68" w:semiHidden="0" w:name="Medium Grid 2 Accent 3"/>
-    <w:lsdException w:unhideWhenUsed="0" w:uiPriority="69" w:semiHidden="0" w:name="Medium Grid 3 Accent 3"/>
-    <w:lsdException w:unhideWhenUsed="0" w:uiPriority="70" w:semiHidden="0" w:name="Dark List Accent 3"/>
-    <w:lsdException w:unhideWhenUsed="0" w:uiPriority="71" w:semiHidden="0" w:name="Colorful Shading Accent 3"/>
-    <w:lsdException w:unhideWhenUsed="0" w:uiPriority="72" w:semiHidden="0" w:name="Colorful List Accent 3"/>
-    <w:lsdException w:unhideWhenUsed="0" w:uiPriority="73" w:semiHidden="0" w:name="Colorful Grid Accent 3"/>
-    <w:lsdException w:unhideWhenUsed="0" w:uiPriority="60" w:semiHidden="0" w:name="Light Shading Accent 4"/>
-    <w:lsdException w:unhideWhenUsed="0" w:uiPriority="61" w:semiHidden="0" w:name="Light List Accent 4"/>
-    <w:lsdException w:unhideWhenUsed="0" w:uiPriority="62" w:semiHidden="0" w:name="Light Grid Accent 4"/>
-    <w:lsdException w:unhideWhenUsed="0" w:uiPriority="63" w:semiHidden="0" w:name="Medium Shading 1 Accent 4"/>
-    <w:lsdException w:unhideWhenUsed="0" w:uiPriority="64" w:semiHidden="0" w:name="Medium Shading 2 Accent 4"/>
-    <w:lsdException w:unhideWhenUsed="0" w:uiPriority="65" w:semiHidden="0" w:name="Medium List 1 Accent 4"/>
-    <w:lsdException w:unhideWhenUsed="0" w:uiPriority="66" w:semiHidden="0" w:name="Medium List 2 Accent 4"/>
-    <w:lsdException w:unhideWhenUsed="0" w:uiPriority="67" w:semiHidden="0" w:name="Medium Grid 1 Accent 4"/>
-    <w:lsdException w:unhideWhenUsed="0" w:uiPriority="68" w:semiHidden="0" w:name="Medium Grid 2 Accent 4"/>
-    <w:lsdException w:unhideWhenUsed="0" w:uiPriority="69" w:semiHidden="0" w:name="Medium Grid 3 Accent 4"/>
-    <w:lsdException w:unhideWhenUsed="0" w:uiPriority="70" w:semiHidden="0" w:name="Dark List Accent 4"/>
-    <w:lsdException w:unhideWhenUsed="0" w:uiPriority="71" w:semiHidden="0" w:name="Colorful Shading Accent 4"/>
-    <w:lsdException w:unhideWhenUsed="0" w:uiPriority="72" w:semiHidden="0" w:name="Colorful List Accent 4"/>
-    <w:lsdException w:unhideWhenUsed="0" w:uiPriority="73" w:semiHidden="0" w:name="Colorful Grid Accent 4"/>
-    <w:lsdException w:unhideWhenUsed="0" w:uiPriority="60" w:semiHidden="0" w:name="Light Shading Accent 5"/>
-    <w:lsdException w:unhideWhenUsed="0" w:uiPriority="61" w:semiHidden="0" w:name="Light List Accent 5"/>
-    <w:lsdException w:unhideWhenUsed="0" w:uiPriority="62" w:semiHidden="0" w:name="Light Grid Accent 5"/>
-    <w:lsdException w:unhideWhenUsed="0" w:uiPriority="63" w:semiHidden="0" w:name="Medium Shading 1 Accent 5"/>
-    <w:lsdException w:unhideWhenUsed="0" w:uiPriority="64" w:semiHidden="0" w:name="Medium Shading 2 Accent 5"/>
-    <w:lsdException w:unhideWhenUsed="0" w:uiPriority="65" w:semiHidden="0" w:name="Medium List 1 Accent 5"/>
-    <w:lsdException w:unhideWhenUsed="0" w:uiPriority="66" w:semiHidden="0" w:name="Medium List 2 Accent 5"/>
-    <w:lsdException w:unhideWhenUsed="0" w:uiPriority="67" w:semiHidden="0" w:name="Medium Grid 1 Accent 5"/>
-    <w:lsdException w:unhideWhenUsed="0" w:uiPriority="68" w:semiHidden="0" w:name="Medium Grid 2 Accent 5"/>
-    <w:lsdException w:unhideWhenUsed="0" w:uiPriority="69" w:semiHidden="0" w:name="Medium Grid 3 Accent 5"/>
-    <w:lsdException w:unhideWhenUsed="0" w:uiPriority="70" w:semiHidden="0" w:name="Dark List Accent 5"/>
-    <w:lsdException w:unhideWhenUsed="0" w:uiPriority="71" w:semiHidden="0" w:name="Colorful Shading Accent 5"/>
-    <w:lsdException w:unhideWhenUsed="0" w:uiPriority="72" w:semiHidden="0" w:name="Colorful List Accent 5"/>
-    <w:lsdException w:unhideWhenUsed="0" w:uiPriority="73" w:semiHidden="0" w:name="Colorful Grid Accent 5"/>
-    <w:lsdException w:unhideWhenUsed="0" w:uiPriority="60" w:semiHidden="0" w:name="Light Shading Accent 6"/>
-    <w:lsdException w:unhideWhenUsed="0" w:uiPriority="61" w:semiHidden="0" w:name="Light List Accent 6"/>
-    <w:lsdException w:unhideWhenUsed="0" w:uiPriority="62" w:semiHidden="0" w:name="Light Grid Accent 6"/>
-    <w:lsdException w:unhideWhenUsed="0" w:uiPriority="63" w:semiHidden="0" w:name="Medium Shading 1 Accent 6"/>
-    <w:lsdException w:unhideWhenUsed="0" w:uiPriority="64" w:semiHidden="0" w:name="Medium Shading 2 Accent 6"/>
-    <w:lsdException w:unhideWhenUsed="0" w:uiPriority="65" w:semiHidden="0" w:name="Medium List 1 Accent 6"/>
-    <w:lsdException w:unhideWhenUsed="0" w:uiPriority="66" w:semiHidden="0" w:name="Medium List 2 Accent 6"/>
-    <w:lsdException w:unhideWhenUsed="0" w:uiPriority="67" w:semiHidden="0" w:name="Medium Grid 1 Accent 6"/>
-    <w:lsdException w:unhideWhenUsed="0" w:uiPriority="68" w:semiHidden="0" w:name="Medium Grid 2 Accent 6"/>
-    <w:lsdException w:unhideWhenUsed="0" w:uiPriority="69" w:semiHidden="0" w:name="Medium Grid 3 Accent 6"/>
-    <w:lsdException w:unhideWhenUsed="0" w:uiPriority="70" w:semiHidden="0" w:name="Dark List Accent 6"/>
-    <w:lsdException w:unhideWhenUsed="0" w:uiPriority="71" w:semiHidden="0" w:name="Colorful Shading Accent 6"/>
-    <w:lsdException w:unhideWhenUsed="0" w:uiPriority="72" w:semiHidden="0" w:name="Colorful List Accent 6"/>
-    <w:lsdException w:unhideWhenUsed="0" w:uiPriority="73" w:semiHidden="0" w:name="Colorful Grid Accent 6"/>
+  <w:latentStyles w:defLockedState="0" w:defUIPriority="99" w:defSemiHidden="1" w:defUnhideWhenUsed="1" w:defQFormat="0" w:count="260">
+    <w:lsdException w:name="Normal" w:semiHidden="0" w:uiPriority="0" w:unhideWhenUsed="0" w:qFormat="1"/>
+    <w:lsdException w:name="heading 1" w:semiHidden="0" w:uiPriority="0" w:unhideWhenUsed="0" w:qFormat="1"/>
+    <w:lsdException w:name="heading 2" w:semiHidden="0" w:uiPriority="0" w:qFormat="1"/>
+    <w:lsdException w:name="heading 3" w:uiPriority="0" w:qFormat="1"/>
+    <w:lsdException w:name="heading 4" w:semiHidden="0" w:uiPriority="0" w:qFormat="1"/>
+    <w:lsdException w:name="heading 5" w:uiPriority="0" w:qFormat="1"/>
+    <w:lsdException w:name="heading 6" w:uiPriority="0" w:qFormat="1"/>
+    <w:lsdException w:name="heading 7" w:uiPriority="0" w:qFormat="1"/>
+    <w:lsdException w:name="heading 8" w:uiPriority="0" w:qFormat="1"/>
+    <w:lsdException w:name="heading 9" w:uiPriority="0" w:qFormat="1"/>
+    <w:lsdException w:name="index 1" w:semiHidden="0" w:uiPriority="0" w:unhideWhenUsed="0"/>
+    <w:lsdException w:name="index 2" w:semiHidden="0" w:uiPriority="0" w:unhideWhenUsed="0"/>
+    <w:lsdException w:name="index 3" w:semiHidden="0" w:uiPriority="0" w:unhideWhenUsed="0"/>
+    <w:lsdException w:name="index 4" w:semiHidden="0" w:uiPriority="0" w:unhideWhenUsed="0"/>
+    <w:lsdException w:name="index 5" w:semiHidden="0" w:uiPriority="0" w:unhideWhenUsed="0"/>
+    <w:lsdException w:name="index 6" w:semiHidden="0" w:uiPriority="0" w:unhideWhenUsed="0"/>
+    <w:lsdException w:name="index 7" w:semiHidden="0" w:uiPriority="0" w:unhideWhenUsed="0"/>
+    <w:lsdException w:name="index 8" w:semiHidden="0" w:uiPriority="0" w:unhideWhenUsed="0"/>
+    <w:lsdException w:name="index 9" w:semiHidden="0" w:uiPriority="0" w:unhideWhenUsed="0"/>
+    <w:lsdException w:name="toc 1" w:semiHidden="0" w:uiPriority="0" w:unhideWhenUsed="0" w:qFormat="1"/>
+    <w:lsdException w:name="toc 2" w:semiHidden="0" w:uiPriority="0" w:unhideWhenUsed="0" w:qFormat="1"/>
+    <w:lsdException w:name="toc 3" w:semiHidden="0" w:uiPriority="0" w:unhideWhenUsed="0" w:qFormat="1"/>
+    <w:lsdException w:name="toc 4" w:semiHidden="0" w:uiPriority="0" w:unhideWhenUsed="0"/>
+    <w:lsdException w:name="toc 5" w:semiHidden="0" w:uiPriority="0" w:unhideWhenUsed="0"/>
+    <w:lsdException w:name="toc 6" w:semiHidden="0" w:uiPriority="0" w:unhideWhenUsed="0"/>
+    <w:lsdException w:name="toc 7" w:semiHidden="0" w:uiPriority="0" w:unhideWhenUsed="0"/>
+    <w:lsdException w:name="toc 8" w:semiHidden="0" w:uiPriority="0" w:unhideWhenUsed="0"/>
+    <w:lsdException w:name="toc 9" w:semiHidden="0" w:uiPriority="0" w:unhideWhenUsed="0"/>
+    <w:lsdException w:name="Normal Indent" w:semiHidden="0" w:uiPriority="0" w:unhideWhenUsed="0"/>
+    <w:lsdException w:name="footnote text" w:semiHidden="0" w:uiPriority="0" w:unhideWhenUsed="0"/>
+    <w:lsdException w:name="annotation text" w:semiHidden="0" w:uiPriority="0" w:unhideWhenUsed="0" w:qFormat="1"/>
+    <w:lsdException w:name="header" w:semiHidden="0" w:uiPriority="0" w:unhideWhenUsed="0" w:qFormat="1"/>
+    <w:lsdException w:name="footer" w:semiHidden="0" w:uiPriority="0" w:unhideWhenUsed="0" w:qFormat="1"/>
+    <w:lsdException w:name="index heading" w:semiHidden="0" w:uiPriority="0" w:unhideWhenUsed="0"/>
+    <w:lsdException w:name="caption" w:uiPriority="0" w:qFormat="1"/>
+    <w:lsdException w:name="table of figures" w:semiHidden="0" w:uiPriority="0" w:unhideWhenUsed="0" w:qFormat="1"/>
+    <w:lsdException w:name="envelope address" w:semiHidden="0" w:uiPriority="0" w:unhideWhenUsed="0"/>
+    <w:lsdException w:name="envelope return" w:semiHidden="0" w:uiPriority="0" w:unhideWhenUsed="0"/>
+    <w:lsdException w:name="footnote reference" w:semiHidden="0" w:uiPriority="0" w:unhideWhenUsed="0"/>
+    <w:lsdException w:name="annotation reference" w:semiHidden="0" w:uiPriority="0" w:unhideWhenUsed="0"/>
+    <w:lsdException w:name="line number" w:semiHidden="0" w:uiPriority="0" w:unhideWhenUsed="0"/>
+    <w:lsdException w:name="page number" w:semiHidden="0" w:uiPriority="0" w:unhideWhenUsed="0"/>
+    <w:lsdException w:name="endnote reference" w:semiHidden="0" w:uiPriority="0" w:unhideWhenUsed="0"/>
+    <w:lsdException w:name="endnote text" w:semiHidden="0" w:uiPriority="0" w:unhideWhenUsed="0"/>
+    <w:lsdException w:name="table of authorities" w:semiHidden="0" w:uiPriority="0" w:unhideWhenUsed="0"/>
+    <w:lsdException w:name="macro" w:semiHidden="0" w:uiPriority="0" w:unhideWhenUsed="0"/>
+    <w:lsdException w:name="toa heading" w:semiHidden="0" w:uiPriority="0" w:unhideWhenUsed="0"/>
+    <w:lsdException w:name="List" w:semiHidden="0" w:uiPriority="0" w:unhideWhenUsed="0"/>
+    <w:lsdException w:name="List Bullet" w:semiHidden="0" w:uiPriority="0" w:unhideWhenUsed="0"/>
+    <w:lsdException w:name="List Number" w:semiHidden="0" w:uiPriority="0" w:unhideWhenUsed="0"/>
+    <w:lsdException w:name="List 2" w:semiHidden="0" w:uiPriority="0" w:unhideWhenUsed="0"/>
+    <w:lsdException w:name="List 3" w:semiHidden="0" w:uiPriority="0" w:unhideWhenUsed="0"/>
+    <w:lsdException w:name="List 4" w:semiHidden="0" w:uiPriority="0" w:unhideWhenUsed="0"/>
+    <w:lsdException w:name="List 5" w:semiHidden="0" w:uiPriority="0" w:unhideWhenUsed="0"/>
+    <w:lsdException w:name="List Bullet 2" w:semiHidden="0" w:uiPriority="0" w:unhideWhenUsed="0"/>
+    <w:lsdException w:name="List Bullet 3" w:semiHidden="0" w:uiPriority="0" w:unhideWhenUsed="0"/>
+    <w:lsdException w:name="List Bullet 4" w:semiHidden="0" w:uiPriority="0" w:unhideWhenUsed="0"/>
+    <w:lsdException w:name="List Bullet 5" w:semiHidden="0" w:uiPriority="0" w:unhideWhenUsed="0"/>
+    <w:lsdException w:name="List Number 2" w:semiHidden="0" w:uiPriority="0" w:unhideWhenUsed="0"/>
+    <w:lsdException w:name="List Number 3" w:semiHidden="0" w:uiPriority="0" w:unhideWhenUsed="0"/>
+    <w:lsdException w:name="List Number 4" w:semiHidden="0" w:uiPriority="0" w:unhideWhenUsed="0"/>
+    <w:lsdException w:name="List Number 5" w:semiHidden="0" w:uiPriority="0" w:unhideWhenUsed="0"/>
+    <w:lsdException w:name="Title" w:semiHidden="0" w:uiPriority="0" w:unhideWhenUsed="0" w:qFormat="1"/>
+    <w:lsdException w:name="Closing" w:semiHidden="0" w:uiPriority="0" w:unhideWhenUsed="0"/>
+    <w:lsdException w:name="Signature" w:semiHidden="0" w:uiPriority="0" w:unhideWhenUsed="0"/>
+    <w:lsdException w:name="Default Paragraph Font" w:uiPriority="0" w:unhideWhenUsed="0" w:qFormat="1"/>
+    <w:lsdException w:name="Body Text" w:uiPriority="0" w:unhideWhenUsed="0" w:qFormat="1"/>
+    <w:lsdException w:name="Body Text Indent" w:semiHidden="0" w:uiPriority="0" w:unhideWhenUsed="0"/>
+    <w:lsdException w:name="List Continue" w:semiHidden="0" w:uiPriority="0" w:unhideWhenUsed="0"/>
+    <w:lsdException w:name="List Continue 2" w:semiHidden="0" w:uiPriority="0" w:unhideWhenUsed="0"/>
+    <w:lsdException w:name="List Continue 3" w:semiHidden="0" w:uiPriority="0" w:unhideWhenUsed="0"/>
+    <w:lsdException w:name="List Continue 4" w:semiHidden="0" w:uiPriority="0" w:unhideWhenUsed="0"/>
+    <w:lsdException w:name="List Continue 5" w:semiHidden="0" w:uiPriority="0" w:unhideWhenUsed="0"/>
+    <w:lsdException w:name="Message Header" w:semiHidden="0" w:uiPriority="0" w:unhideWhenUsed="0"/>
+    <w:lsdException w:name="Subtitle" w:semiHidden="0" w:uiPriority="0" w:unhideWhenUsed="0" w:qFormat="1"/>
+    <w:lsdException w:name="Salutation" w:semiHidden="0" w:uiPriority="0" w:unhideWhenUsed="0"/>
+    <w:lsdException w:name="Date" w:semiHidden="0" w:uiPriority="0" w:unhideWhenUsed="0"/>
+    <w:lsdException w:name="Body Text First Indent" w:semiHidden="0" w:uiPriority="0" w:unhideWhenUsed="0"/>
+    <w:lsdException w:name="Body Text First Indent 2" w:semiHidden="0" w:uiPriority="0" w:unhideWhenUsed="0"/>
+    <w:lsdException w:name="Body Text 2" w:semiHidden="0" w:uiPriority="0" w:unhideWhenUsed="0"/>
+    <w:lsdException w:name="Body Text 3" w:semiHidden="0" w:uiPriority="0" w:unhideWhenUsed="0"/>
+    <w:lsdException w:name="Body Text Indent 2" w:semiHidden="0" w:uiPriority="0" w:unhideWhenUsed="0"/>
+    <w:lsdException w:name="Body Text Indent 3" w:semiHidden="0" w:uiPriority="0" w:unhideWhenUsed="0"/>
+    <w:lsdException w:name="Block Text" w:semiHidden="0" w:uiPriority="0" w:unhideWhenUsed="0"/>
+    <w:lsdException w:name="Hyperlink" w:semiHidden="0" w:uiPriority="0" w:unhideWhenUsed="0"/>
+    <w:lsdException w:name="FollowedHyperlink" w:semiHidden="0" w:uiPriority="0" w:unhideWhenUsed="0"/>
+    <w:lsdException w:name="Strong" w:semiHidden="0" w:uiPriority="0" w:unhideWhenUsed="0" w:qFormat="1"/>
+    <w:lsdException w:name="Emphasis" w:semiHidden="0" w:uiPriority="0" w:unhideWhenUsed="0" w:qFormat="1"/>
+    <w:lsdException w:name="Document Map" w:semiHidden="0" w:uiPriority="0" w:unhideWhenUsed="0"/>
+    <w:lsdException w:name="Plain Text" w:semiHidden="0" w:uiPriority="0" w:unhideWhenUsed="0"/>
+    <w:lsdException w:name="E-mail Signature" w:semiHidden="0" w:uiPriority="0" w:unhideWhenUsed="0"/>
+    <w:lsdException w:name="Normal (Web)" w:semiHidden="0" w:uiPriority="0" w:unhideWhenUsed="0" w:qFormat="1"/>
+    <w:lsdException w:name="HTML Acronym" w:semiHidden="0" w:uiPriority="0" w:unhideWhenUsed="0"/>
+    <w:lsdException w:name="HTML Address" w:semiHidden="0" w:uiPriority="0" w:unhideWhenUsed="0"/>
+    <w:lsdException w:name="HTML Cite" w:semiHidden="0" w:uiPriority="0" w:unhideWhenUsed="0"/>
+    <w:lsdException w:name="HTML Code" w:semiHidden="0" w:uiPriority="0" w:unhideWhenUsed="0"/>
+    <w:lsdException w:name="HTML Definition" w:semiHidden="0" w:uiPriority="0" w:unhideWhenUsed="0"/>
+    <w:lsdException w:name="HTML Keyboard" w:semiHidden="0" w:uiPriority="0" w:unhideWhenUsed="0"/>
+    <w:lsdException w:name="HTML Preformatted" w:semiHidden="0" w:uiPriority="0" w:unhideWhenUsed="0" w:qFormat="1"/>
+    <w:lsdException w:name="HTML Sample" w:semiHidden="0" w:uiPriority="0" w:unhideWhenUsed="0"/>
+    <w:lsdException w:name="HTML Typewriter" w:semiHidden="0" w:uiPriority="0" w:unhideWhenUsed="0"/>
+    <w:lsdException w:name="HTML Variable" w:semiHidden="0" w:uiPriority="0" w:unhideWhenUsed="0"/>
+    <w:lsdException w:name="Normal Table" w:uiPriority="0" w:unhideWhenUsed="0" w:qFormat="1"/>
+    <w:lsdException w:name="annotation subject" w:semiHidden="0" w:uiPriority="0" w:unhideWhenUsed="0"/>
+    <w:lsdException w:name="Table Simple 1" w:semiHidden="0" w:uiPriority="0" w:unhideWhenUsed="0"/>
+    <w:lsdException w:name="Table Simple 2" w:semiHidden="0" w:uiPriority="0" w:unhideWhenUsed="0"/>
+    <w:lsdException w:name="Table Simple 3" w:semiHidden="0" w:uiPriority="0" w:unhideWhenUsed="0"/>
+    <w:lsdException w:name="Table Classic 1" w:semiHidden="0" w:uiPriority="0" w:unhideWhenUsed="0"/>
+    <w:lsdException w:name="Table Classic 2" w:semiHidden="0" w:uiPriority="0" w:unhideWhenUsed="0"/>
+    <w:lsdException w:name="Table Classic 3" w:semiHidden="0" w:uiPriority="0" w:unhideWhenUsed="0"/>
+    <w:lsdException w:name="Table Classic 4" w:semiHidden="0" w:uiPriority="0" w:unhideWhenUsed="0"/>
+    <w:lsdException w:name="Table Colorful 1" w:semiHidden="0" w:uiPriority="0" w:unhideWhenUsed="0"/>
+    <w:lsdException w:name="Table Colorful 2" w:semiHidden="0" w:uiPriority="0" w:unhideWhenUsed="0"/>
+    <w:lsdException w:name="Table Colorful 3" w:semiHidden="0" w:uiPriority="0" w:unhideWhenUsed="0"/>
+    <w:lsdException w:name="Table Columns 1" w:semiHidden="0" w:uiPriority="0" w:unhideWhenUsed="0"/>
+    <w:lsdException w:name="Table Columns 2" w:semiHidden="0" w:uiPriority="0" w:unhideWhenUsed="0"/>
+    <w:lsdException w:name="Table Columns 3" w:semiHidden="0" w:uiPriority="0" w:unhideWhenUsed="0"/>
+    <w:lsdException w:name="Table Columns 4" w:semiHidden="0" w:uiPriority="0" w:unhideWhenUsed="0"/>
+    <w:lsdException w:name="Table Columns 5" w:semiHidden="0" w:uiPriority="0" w:unhideWhenUsed="0"/>
+    <w:lsdException w:name="Table Grid 1" w:semiHidden="0" w:uiPriority="0" w:unhideWhenUsed="0"/>
+    <w:lsdException w:name="Table Grid 2" w:semiHidden="0" w:uiPriority="0" w:unhideWhenUsed="0"/>
+    <w:lsdException w:name="Table Grid 3" w:semiHidden="0" w:uiPriority="0" w:unhideWhenUsed="0"/>
+    <w:lsdException w:name="Table Grid 4" w:semiHidden="0" w:uiPriority="0" w:unhideWhenUsed="0"/>
+    <w:lsdException w:name="Table Grid 5" w:semiHidden="0" w:uiPriority="0" w:unhideWhenUsed="0"/>
+    <w:lsdException w:name="Table Grid 6" w:semiHidden="0" w:uiPriority="0" w:unhideWhenUsed="0"/>
+    <w:lsdException w:name="Table Grid 7" w:semiHidden="0" w:uiPriority="0" w:unhideWhenUsed="0"/>
+    <w:lsdException w:name="Table Grid 8" w:semiHidden="0" w:uiPriority="0" w:unhideWhenUsed="0"/>
+    <w:lsdException w:name="Table List 1" w:semiHidden="0" w:uiPriority="0" w:unhideWhenUsed="0"/>
+    <w:lsdException w:name="Table List 2" w:semiHidden="0" w:uiPriority="0" w:unhideWhenUsed="0"/>
+    <w:lsdException w:name="Table List 3" w:semiHidden="0" w:uiPriority="0" w:unhideWhenUsed="0"/>
+    <w:lsdException w:name="Table List 4" w:semiHidden="0" w:uiPriority="0" w:unhideWhenUsed="0"/>
+    <w:lsdException w:name="Table List 5" w:semiHidden="0" w:uiPriority="0" w:unhideWhenUsed="0"/>
+    <w:lsdException w:name="Table List 6" w:semiHidden="0" w:uiPriority="0" w:unhideWhenUsed="0"/>
+    <w:lsdException w:name="Table List 7" w:semiHidden="0" w:uiPriority="0" w:unhideWhenUsed="0"/>
+    <w:lsdException w:name="Table List 8" w:semiHidden="0" w:uiPriority="0" w:unhideWhenUsed="0"/>
+    <w:lsdException w:name="Table 3D effects 1" w:semiHidden="0" w:uiPriority="0" w:unhideWhenUsed="0"/>
+    <w:lsdException w:name="Table 3D effects 2" w:semiHidden="0" w:uiPriority="0" w:unhideWhenUsed="0"/>
+    <w:lsdException w:name="Table 3D effects 3" w:semiHidden="0" w:uiPriority="0" w:unhideWhenUsed="0"/>
+    <w:lsdException w:name="Table Contemporary" w:semiHidden="0" w:uiPriority="0" w:unhideWhenUsed="0"/>
+    <w:lsdException w:name="Table Elegant" w:semiHidden="0" w:uiPriority="0" w:unhideWhenUsed="0"/>
+    <w:lsdException w:name="Table Professional" w:semiHidden="0" w:uiPriority="0" w:unhideWhenUsed="0"/>
+    <w:lsdException w:name="Table Subtle 1" w:semiHidden="0" w:uiPriority="0" w:unhideWhenUsed="0"/>
+    <w:lsdException w:name="Table Subtle 2" w:semiHidden="0" w:uiPriority="0" w:unhideWhenUsed="0"/>
+    <w:lsdException w:name="Table Web 1" w:semiHidden="0" w:uiPriority="0" w:unhideWhenUsed="0"/>
+    <w:lsdException w:name="Table Web 2" w:semiHidden="0" w:uiPriority="0" w:unhideWhenUsed="0"/>
+    <w:lsdException w:name="Table Web 3" w:semiHidden="0" w:uiPriority="0" w:unhideWhenUsed="0"/>
+    <w:lsdException w:name="Balloon Text" w:semiHidden="0" w:uiPriority="0" w:unhideWhenUsed="0"/>
+    <w:lsdException w:name="Table Grid" w:semiHidden="0" w:uiPriority="0" w:unhideWhenUsed="0" w:qFormat="1"/>
+    <w:lsdException w:name="Table Theme" w:semiHidden="0" w:uiPriority="0" w:unhideWhenUsed="0"/>
+    <w:lsdException w:name="Light Shading" w:semiHidden="0" w:uiPriority="60" w:unhideWhenUsed="0"/>
+    <w:lsdException w:name="Light List" w:semiHidden="0" w:uiPriority="61" w:unhideWhenUsed="0"/>
+    <w:lsdException w:name="Light Grid" w:semiHidden="0" w:uiPriority="62" w:unhideWhenUsed="0"/>
+    <w:lsdException w:name="Medium Shading 1" w:semiHidden="0" w:uiPriority="63" w:unhideWhenUsed="0"/>
+    <w:lsdException w:name="Medium Shading 2" w:semiHidden="0" w:uiPriority="64" w:unhideWhenUsed="0"/>
+    <w:lsdException w:name="Medium List 1" w:semiHidden="0" w:uiPriority="65" w:unhideWhenUsed="0"/>
+    <w:lsdException w:name="Medium List 2" w:semiHidden="0" w:uiPriority="66" w:unhideWhenUsed="0"/>
+    <w:lsdException w:name="Medium Grid 1" w:semiHidden="0" w:uiPriority="67" w:unhideWhenUsed="0"/>
+    <w:lsdException w:name="Medium Grid 2" w:semiHidden="0" w:uiPriority="68" w:unhideWhenUsed="0"/>
+    <w:lsdException w:name="Medium Grid 3" w:semiHidden="0" w:uiPriority="69" w:unhideWhenUsed="0"/>
+    <w:lsdException w:name="Dark List" w:semiHidden="0" w:uiPriority="70" w:unhideWhenUsed="0"/>
+    <w:lsdException w:name="Colorful Shading" w:semiHidden="0" w:uiPriority="71" w:unhideWhenUsed="0"/>
+    <w:lsdException w:name="Colorful List" w:semiHidden="0" w:uiPriority="72" w:unhideWhenUsed="0"/>
+    <w:lsdException w:name="Colorful Grid" w:semiHidden="0" w:uiPriority="73" w:unhideWhenUsed="0"/>
+    <w:lsdException w:name="Light Shading Accent 1" w:semiHidden="0" w:uiPriority="60" w:unhideWhenUsed="0"/>
+    <w:lsdException w:name="Light List Accent 1" w:semiHidden="0" w:uiPriority="61" w:unhideWhenUsed="0"/>
+    <w:lsdException w:name="Light Grid Accent 1" w:semiHidden="0" w:uiPriority="62" w:unhideWhenUsed="0"/>
+    <w:lsdException w:name="Medium Shading 1 Accent 1" w:semiHidden="0" w:uiPriority="63" w:unhideWhenUsed="0"/>
+    <w:lsdException w:name="Medium Shading 2 Accent 1" w:semiHidden="0" w:uiPriority="64" w:unhideWhenUsed="0"/>
+    <w:lsdException w:name="Medium List 1 Accent 1" w:semiHidden="0" w:uiPriority="65" w:unhideWhenUsed="0"/>
+    <w:lsdException w:name="Medium List 2 Accent 1" w:semiHidden="0" w:uiPriority="66" w:unhideWhenUsed="0"/>
+    <w:lsdException w:name="Medium Grid 1 Accent 1" w:semiHidden="0" w:uiPriority="67" w:unhideWhenUsed="0"/>
+    <w:lsdException w:name="Medium Grid 2 Accent 1" w:semiHidden="0" w:uiPriority="68" w:unhideWhenUsed="0"/>
+    <w:lsdException w:name="Medium Grid 3 Accent 1" w:semiHidden="0" w:uiPriority="69" w:unhideWhenUsed="0"/>
+    <w:lsdException w:name="Dark List Accent 1" w:semiHidden="0" w:uiPriority="70" w:unhideWhenUsed="0"/>
+    <w:lsdException w:name="Colorful Shading Accent 1" w:semiHidden="0" w:uiPriority="71" w:unhideWhenUsed="0"/>
+    <w:lsdException w:name="Colorful List Accent 1" w:semiHidden="0" w:uiPriority="72" w:unhideWhenUsed="0"/>
+    <w:lsdException w:name="Colorful Grid Accent 1" w:semiHidden="0" w:uiPriority="73" w:unhideWhenUsed="0"/>
+    <w:lsdException w:name="Light Shading Accent 2" w:semiHidden="0" w:uiPriority="60" w:unhideWhenUsed="0"/>
+    <w:lsdException w:name="Light List Accent 2" w:semiHidden="0" w:uiPriority="61" w:unhideWhenUsed="0"/>
+    <w:lsdException w:name="Light Grid Accent 2" w:semiHidden="0" w:uiPriority="62" w:unhideWhenUsed="0"/>
+    <w:lsdException w:name="Medium Shading 1 Accent 2" w:semiHidden="0" w:uiPriority="63" w:unhideWhenUsed="0"/>
+    <w:lsdException w:name="Medium Shading 2 Accent 2" w:semiHidden="0" w:uiPriority="64" w:unhideWhenUsed="0"/>
+    <w:lsdException w:name="Medium List 1 Accent 2" w:semiHidden="0" w:uiPriority="65" w:unhideWhenUsed="0"/>
+    <w:lsdException w:name="Medium List 2 Accent 2" w:semiHidden="0" w:uiPriority="66" w:unhideWhenUsed="0"/>
+    <w:lsdException w:name="Medium Grid 1 Accent 2" w:semiHidden="0" w:uiPriority="67" w:unhideWhenUsed="0"/>
+    <w:lsdException w:name="Medium Grid 2 Accent 2" w:semiHidden="0" w:uiPriority="68" w:unhideWhenUsed="0"/>
+    <w:lsdException w:name="Medium Grid 3 Accent 2" w:semiHidden="0" w:uiPriority="69" w:unhideWhenUsed="0"/>
+    <w:lsdException w:name="Dark List Accent 2" w:semiHidden="0" w:uiPriority="70" w:unhideWhenUsed="0"/>
+    <w:lsdException w:name="Colorful Shading Accent 2" w:semiHidden="0" w:uiPriority="71" w:unhideWhenUsed="0"/>
+    <w:lsdException w:name="Colorful List Accent 2" w:semiHidden="0" w:uiPriority="72" w:unhideWhenUsed="0"/>
+    <w:lsdException w:name="Colorful Grid Accent 2" w:semiHidden="0" w:uiPriority="73" w:unhideWhenUsed="0"/>
+    <w:lsdException w:name="Light Shading Accent 3" w:semiHidden="0" w:uiPriority="60" w:unhideWhenUsed="0"/>
+    <w:lsdException w:name="Light List Accent 3" w:semiHidden="0" w:uiPriority="61" w:unhideWhenUsed="0"/>
+    <w:lsdException w:name="Light Grid Accent 3" w:semiHidden="0" w:uiPriority="62" w:unhideWhenUsed="0"/>
+    <w:lsdException w:name="Medium Shading 1 Accent 3" w:semiHidden="0" w:uiPriority="63" w:unhideWhenUsed="0"/>
+    <w:lsdException w:name="Medium Shading 2 Accent 3" w:semiHidden="0" w:uiPriority="64" w:unhideWhenUsed="0"/>
+    <w:lsdException w:name="Medium List 1 Accent 3" w:semiHidden="0" w:uiPriority="65" w:unhideWhenUsed="0"/>
+    <w:lsdException w:name="Medium List 2 Accent 3" w:semiHidden="0" w:uiPriority="66" w:unhideWhenUsed="0"/>
+    <w:lsdException w:name="Medium Grid 1 Accent 3" w:semiHidden="0" w:uiPriority="67" w:unhideWhenUsed="0"/>
+    <w:lsdException w:name="Medium Grid 2 Accent 3" w:semiHidden="0" w:uiPriority="68" w:unhideWhenUsed="0"/>
+    <w:lsdException w:name="Medium Grid 3 Accent 3" w:semiHidden="0" w:uiPriority="69" w:unhideWhenUsed="0"/>
+    <w:lsdException w:name="Dark List Accent 3" w:semiHidden="0" w:uiPriority="70" w:unhideWhenUsed="0"/>
+    <w:lsdException w:name="Colorful Shading Accent 3" w:semiHidden="0" w:uiPriority="71" w:unhideWhenUsed="0"/>
+    <w:lsdException w:name="Colorful List Accent 3" w:semiHidden="0" w:uiPriority="72" w:unhideWhenUsed="0"/>
+    <w:lsdException w:name="Colorful Grid Accent 3" w:semiHidden="0" w:uiPriority="73" w:unhideWhenUsed="0"/>
+    <w:lsdException w:name="Light Shading Accent 4" w:semiHidden="0" w:uiPriority="60" w:unhideWhenUsed="0"/>
+    <w:lsdException w:name="Light List Accent 4" w:semiHidden="0" w:uiPriority="61" w:unhideWhenUsed="0"/>
+    <w:lsdException w:name="Light Grid Accent 4" w:semiHidden="0" w:uiPriority="62" w:unhideWhenUsed="0"/>
+    <w:lsdException w:name="Medium Shading 1 Accent 4" w:semiHidden="0" w:uiPriority="63" w:unhideWhenUsed="0"/>
+    <w:lsdException w:name="Medium Shading 2 Accent 4" w:semiHidden="0" w:uiPriority="64" w:unhideWhenUsed="0"/>
+    <w:lsdException w:name="Medium List 1 Accent 4" w:semiHidden="0" w:uiPriority="65" w:unhideWhenUsed="0"/>
+    <w:lsdException w:name="Medium List 2 Accent 4" w:semiHidden="0" w:uiPriority="66" w:unhideWhenUsed="0"/>
+    <w:lsdException w:name="Medium Grid 1 Accent 4" w:semiHidden="0" w:uiPriority="67" w:unhideWhenUsed="0"/>
+    <w:lsdException w:name="Medium Grid 2 Accent 4" w:semiHidden="0" w:uiPriority="68" w:unhideWhenUsed="0"/>
+    <w:lsdException w:name="Medium Grid 3 Accent 4" w:semiHidden="0" w:uiPriority="69" w:unhideWhenUsed="0"/>
+    <w:lsdException w:name="Dark List Accent 4" w:semiHidden="0" w:uiPriority="70" w:unhideWhenUsed="0"/>
+    <w:lsdException w:name="Colorful Shading Accent 4" w:semiHidden="0" w:uiPriority="71" w:unhideWhenUsed="0"/>
+    <w:lsdException w:name="Colorful List Accent 4" w:semiHidden="0" w:uiPriority="72" w:unhideWhenUsed="0"/>
+    <w:lsdException w:name="Colorful Grid Accent 4" w:semiHidden="0" w:uiPriority="73" w:unhideWhenUsed="0"/>
+    <w:lsdException w:name="Light Shading Accent 5" w:semiHidden="0" w:uiPriority="60" w:unhideWhenUsed="0"/>
+    <w:lsdException w:name="Light List Accent 5" w:semiHidden="0" w:uiPriority="61" w:unhideWhenUsed="0"/>
+    <w:lsdException w:name="Light Grid Accent 5" w:semiHidden="0" w:uiPriority="62" w:unhideWhenUsed="0"/>
+    <w:lsdException w:name="Medium Shading 1 Accent 5" w:semiHidden="0" w:uiPriority="63" w:unhideWhenUsed="0"/>
+    <w:lsdException w:name="Medium Shading 2 Accent 5" w:semiHidden="0" w:uiPriority="64" w:unhideWhenUsed="0"/>
+    <w:lsdException w:name="Medium List 1 Accent 5" w:semiHidden="0" w:uiPriority="65" w:unhideWhenUsed="0"/>
+    <w:lsdException w:name="Medium List 2 Accent 5" w:semiHidden="0" w:uiPriority="66" w:unhideWhenUsed="0"/>
+    <w:lsdException w:name="Medium Grid 1 Accent 5" w:semiHidden="0" w:uiPriority="67" w:unhideWhenUsed="0"/>
+    <w:lsdException w:name="Medium Grid 2 Accent 5" w:semiHidden="0" w:uiPriority="68" w:unhideWhenUsed="0"/>
+    <w:lsdException w:name="Medium Grid 3 Accent 5" w:semiHidden="0" w:uiPriority="69" w:unhideWhenUsed="0"/>
+    <w:lsdException w:name="Dark List Accent 5" w:semiHidden="0" w:uiPriority="70" w:unhideWhenUsed="0"/>
+    <w:lsdException w:name="Colorful Shading Accent 5" w:semiHidden="0" w:uiPriority="71" w:unhideWhenUsed="0"/>
+    <w:lsdException w:name="Colorful List Accent 5" w:semiHidden="0" w:uiPriority="72" w:unhideWhenUsed="0"/>
+    <w:lsdException w:name="Colorful Grid Accent 5" w:semiHidden="0" w:uiPriority="73" w:unhideWhenUsed="0"/>
+    <w:lsdException w:name="Light Shading Accent 6" w:semiHidden="0" w:uiPriority="60" w:unhideWhenUsed="0"/>
+    <w:lsdException w:name="Light List Accent 6" w:semiHidden="0" w:uiPriority="61" w:unhideWhenUsed="0"/>
+    <w:lsdException w:name="Light Grid Accent 6" w:semiHidden="0" w:uiPriority="62" w:unhideWhenUsed="0"/>
+    <w:lsdException w:name="Medium Shading 1 Accent 6" w:semiHidden="0" w:uiPriority="63" w:unhideWhenUsed="0"/>
+    <w:lsdException w:name="Medium Shading 2 Accent 6" w:semiHidden="0" w:uiPriority="64" w:unhideWhenUsed="0"/>
+    <w:lsdException w:name="Medium List 1 Accent 6" w:semiHidden="0" w:uiPriority="65" w:unhideWhenUsed="0"/>
+    <w:lsdException w:name="Medium List 2 Accent 6" w:semiHidden="0" w:uiPriority="66" w:unhideWhenUsed="0"/>
+    <w:lsdException w:name="Medium Grid 1 Accent 6" w:semiHidden="0" w:uiPriority="67" w:unhideWhenUsed="0"/>
+    <w:lsdException w:name="Medium Grid 2 Accent 6" w:semiHidden="0" w:uiPriority="68" w:unhideWhenUsed="0"/>
+    <w:lsdException w:name="Medium Grid 3 Accent 6" w:semiHidden="0" w:uiPriority="69" w:unhideWhenUsed="0"/>
+    <w:lsdException w:name="Dark List Accent 6" w:semiHidden="0" w:uiPriority="70" w:unhideWhenUsed="0"/>
+    <w:lsdException w:name="Colorful Shading Accent 6" w:semiHidden="0" w:uiPriority="71" w:unhideWhenUsed="0"/>
+    <w:lsdException w:name="Colorful List Accent 6" w:semiHidden="0" w:uiPriority="72" w:unhideWhenUsed="0"/>
+    <w:lsdException w:name="Colorful Grid Accent 6" w:semiHidden="0" w:uiPriority="73" w:unhideWhenUsed="0"/>
   </w:latentStyles>
-  <w:style w:type="paragraph" w:default="1" w:styleId="1">
+  <w:style w:type="paragraph" w:default="1" w:styleId="Normal">
     <w:name w:val="Normal"/>
     <w:qFormat/>
-    <w:uiPriority w:val="0"/>
     <w:pPr>
       <w:kinsoku w:val="0"/>
       <w:autoSpaceDE w:val="0"/>
@@ -7929,7 +7739,7 @@
       <w:textAlignment w:val="baseline"/>
     </w:pPr>
     <w:rPr>
-      <w:rFonts w:ascii="Arial" w:hAnsi="Arial" w:eastAsia="宋体" w:cs="Arial"/>
+      <w:rFonts w:ascii="Arial" w:eastAsia="宋体" w:hAnsi="Arial" w:cs="Arial"/>
       <w:snapToGrid w:val="0"/>
       <w:color w:val="000000"/>
       <w:kern w:val="0"/>
@@ -7938,12 +7748,11 @@
       <w:lang w:val="en-US" w:eastAsia="en-US" w:bidi="ar-SA"/>
     </w:rPr>
   </w:style>
-  <w:style w:type="paragraph" w:styleId="2">
+  <w:style w:type="paragraph" w:styleId="Heading1">
     <w:name w:val="heading 1"/>
-    <w:basedOn w:val="1"/>
-    <w:next w:val="1"/>
+    <w:basedOn w:val="Normal"/>
+    <w:next w:val="Normal"/>
     <w:qFormat/>
-    <w:uiPriority w:val="0"/>
     <w:pPr>
       <w:keepNext/>
       <w:keepLines/>
@@ -7961,13 +7770,12 @@
       <w:sz w:val="44"/>
     </w:rPr>
   </w:style>
-  <w:style w:type="paragraph" w:styleId="3">
+  <w:style w:type="paragraph" w:styleId="Heading2">
     <w:name w:val="heading 2"/>
-    <w:basedOn w:val="1"/>
-    <w:next w:val="1"/>
+    <w:basedOn w:val="Normal"/>
+    <w:next w:val="Normal"/>
     <w:unhideWhenUsed/>
     <w:qFormat/>
-    <w:uiPriority w:val="0"/>
     <w:pPr>
       <w:keepNext/>
       <w:keepLines/>
@@ -7980,19 +7788,18 @@
       <w:outlineLvl w:val="1"/>
     </w:pPr>
     <w:rPr>
-      <w:rFonts w:ascii="Arial" w:hAnsi="Arial" w:eastAsia="黑体"/>
+      <w:rFonts w:ascii="Arial" w:eastAsia="黑体" w:hAnsi="Arial"/>
       <w:b/>
       <w:sz w:val="32"/>
     </w:rPr>
   </w:style>
-  <w:style w:type="paragraph" w:styleId="4">
+  <w:style w:type="paragraph" w:styleId="Heading3">
     <w:name w:val="heading 3"/>
-    <w:basedOn w:val="1"/>
-    <w:next w:val="1"/>
+    <w:basedOn w:val="Normal"/>
+    <w:next w:val="Normal"/>
     <w:semiHidden/>
     <w:unhideWhenUsed/>
     <w:qFormat/>
-    <w:uiPriority w:val="0"/>
     <w:pPr>
       <w:keepNext/>
       <w:keepLines/>
@@ -8009,13 +7816,12 @@
       <w:sz w:val="32"/>
     </w:rPr>
   </w:style>
-  <w:style w:type="paragraph" w:styleId="5">
+  <w:style w:type="paragraph" w:styleId="Heading4">
     <w:name w:val="heading 4"/>
-    <w:basedOn w:val="1"/>
-    <w:next w:val="1"/>
+    <w:basedOn w:val="Normal"/>
+    <w:next w:val="Normal"/>
     <w:unhideWhenUsed/>
     <w:qFormat/>
-    <w:uiPriority w:val="0"/>
     <w:pPr>
       <w:keepNext/>
       <w:keepLines/>
@@ -8028,19 +7834,18 @@
       <w:outlineLvl w:val="3"/>
     </w:pPr>
     <w:rPr>
-      <w:rFonts w:ascii="Arial" w:hAnsi="Arial" w:eastAsia="黑体"/>
+      <w:rFonts w:ascii="Arial" w:eastAsia="黑体" w:hAnsi="Arial"/>
       <w:b/>
       <w:sz w:val="28"/>
     </w:rPr>
   </w:style>
-  <w:style w:type="paragraph" w:styleId="6">
+  <w:style w:type="paragraph" w:styleId="Heading5">
     <w:name w:val="heading 5"/>
-    <w:basedOn w:val="1"/>
-    <w:next w:val="1"/>
+    <w:basedOn w:val="Normal"/>
+    <w:next w:val="Normal"/>
     <w:semiHidden/>
     <w:unhideWhenUsed/>
     <w:qFormat/>
-    <w:uiPriority w:val="0"/>
     <w:pPr>
       <w:keepNext/>
       <w:keepLines/>
@@ -8057,14 +7862,13 @@
       <w:sz w:val="28"/>
     </w:rPr>
   </w:style>
-  <w:style w:type="paragraph" w:styleId="7">
+  <w:style w:type="paragraph" w:styleId="Heading6">
     <w:name w:val="heading 6"/>
-    <w:basedOn w:val="1"/>
-    <w:next w:val="1"/>
+    <w:basedOn w:val="Normal"/>
+    <w:next w:val="Normal"/>
     <w:semiHidden/>
     <w:unhideWhenUsed/>
     <w:qFormat/>
-    <w:uiPriority w:val="0"/>
     <w:pPr>
       <w:keepNext/>
       <w:keepLines/>
@@ -8077,19 +7881,18 @@
       <w:outlineLvl w:val="5"/>
     </w:pPr>
     <w:rPr>
-      <w:rFonts w:ascii="Arial" w:hAnsi="Arial" w:eastAsia="黑体"/>
+      <w:rFonts w:ascii="Arial" w:eastAsia="黑体" w:hAnsi="Arial"/>
       <w:b/>
       <w:sz w:val="24"/>
     </w:rPr>
   </w:style>
-  <w:style w:type="paragraph" w:styleId="8">
+  <w:style w:type="paragraph" w:styleId="Heading7">
     <w:name w:val="heading 7"/>
-    <w:basedOn w:val="1"/>
-    <w:next w:val="1"/>
+    <w:basedOn w:val="Normal"/>
+    <w:next w:val="Normal"/>
     <w:semiHidden/>
     <w:unhideWhenUsed/>
     <w:qFormat/>
-    <w:uiPriority w:val="0"/>
     <w:pPr>
       <w:keepNext/>
       <w:keepLines/>
@@ -8106,14 +7909,13 @@
       <w:sz w:val="24"/>
     </w:rPr>
   </w:style>
-  <w:style w:type="paragraph" w:styleId="9">
+  <w:style w:type="paragraph" w:styleId="Heading8">
     <w:name w:val="heading 8"/>
-    <w:basedOn w:val="1"/>
-    <w:next w:val="1"/>
+    <w:basedOn w:val="Normal"/>
+    <w:next w:val="Normal"/>
     <w:semiHidden/>
     <w:unhideWhenUsed/>
     <w:qFormat/>
-    <w:uiPriority w:val="0"/>
     <w:pPr>
       <w:keepNext/>
       <w:keepLines/>
@@ -8126,18 +7928,17 @@
       <w:outlineLvl w:val="7"/>
     </w:pPr>
     <w:rPr>
-      <w:rFonts w:ascii="Arial" w:hAnsi="Arial" w:eastAsia="黑体"/>
+      <w:rFonts w:ascii="Arial" w:eastAsia="黑体" w:hAnsi="Arial"/>
       <w:sz w:val="24"/>
     </w:rPr>
   </w:style>
-  <w:style w:type="paragraph" w:styleId="10">
+  <w:style w:type="paragraph" w:styleId="Heading9">
     <w:name w:val="heading 9"/>
-    <w:basedOn w:val="1"/>
-    <w:next w:val="1"/>
+    <w:basedOn w:val="Normal"/>
+    <w:next w:val="Normal"/>
     <w:semiHidden/>
     <w:unhideWhenUsed/>
     <w:qFormat/>
-    <w:uiPriority w:val="0"/>
     <w:pPr>
       <w:keepNext/>
       <w:keepLines/>
@@ -8150,21 +7951,19 @@
       <w:outlineLvl w:val="8"/>
     </w:pPr>
     <w:rPr>
-      <w:rFonts w:ascii="Arial" w:hAnsi="Arial" w:eastAsia="黑体"/>
+      <w:rFonts w:ascii="Arial" w:eastAsia="黑体" w:hAnsi="Arial"/>
       <w:sz w:val="21"/>
     </w:rPr>
   </w:style>
-  <w:style w:type="character" w:default="1" w:styleId="24">
+  <w:style w:type="character" w:default="1" w:styleId="DefaultParagraphFont">
     <w:name w:val="Default Paragraph Font"/>
     <w:semiHidden/>
     <w:qFormat/>
-    <w:uiPriority w:val="0"/>
   </w:style>
-  <w:style w:type="table" w:default="1" w:styleId="22">
+  <w:style w:type="table" w:default="1" w:styleId="TableNormal">
     <w:name w:val="Normal Table"/>
     <w:semiHidden/>
     <w:qFormat/>
-    <w:uiPriority w:val="0"/>
     <w:tblPr>
       <w:tblCellMar>
         <w:top w:w="0" w:type="dxa"/>
@@ -8174,43 +7973,39 @@
       </w:tblCellMar>
     </w:tblPr>
   </w:style>
-  <w:style w:type="paragraph" w:styleId="11">
+  <w:style w:type="paragraph" w:styleId="CommentText">
     <w:name w:val="annotation text"/>
-    <w:basedOn w:val="1"/>
+    <w:basedOn w:val="Normal"/>
     <w:qFormat/>
-    <w:uiPriority w:val="0"/>
     <w:pPr>
       <w:jc w:val="left"/>
     </w:pPr>
   </w:style>
-  <w:style w:type="paragraph" w:styleId="12">
+  <w:style w:type="paragraph" w:styleId="BodyText">
     <w:name w:val="Body Text"/>
-    <w:basedOn w:val="1"/>
+    <w:basedOn w:val="Normal"/>
     <w:semiHidden/>
     <w:qFormat/>
-    <w:uiPriority w:val="0"/>
     <w:rPr>
-      <w:rFonts w:ascii="Arial" w:hAnsi="Arial" w:eastAsia="Arial" w:cs="Arial"/>
+      <w:rFonts w:ascii="Arial" w:eastAsia="Arial" w:hAnsi="Arial" w:cs="Arial"/>
       <w:sz w:val="21"/>
       <w:szCs w:val="21"/>
       <w:lang w:val="en-US" w:eastAsia="en-US" w:bidi="ar-SA"/>
     </w:rPr>
   </w:style>
-  <w:style w:type="paragraph" w:styleId="13">
+  <w:style w:type="paragraph" w:styleId="TOC3">
     <w:name w:val="toc 3"/>
-    <w:basedOn w:val="1"/>
-    <w:next w:val="1"/>
+    <w:basedOn w:val="Normal"/>
+    <w:next w:val="Normal"/>
     <w:qFormat/>
-    <w:uiPriority w:val="0"/>
     <w:pPr>
       <w:ind w:left="840" w:leftChars="400"/>
     </w:pPr>
   </w:style>
-  <w:style w:type="paragraph" w:styleId="14">
+  <w:style w:type="paragraph" w:styleId="Footer">
     <w:name w:val="footer"/>
-    <w:basedOn w:val="1"/>
+    <w:basedOn w:val="Normal"/>
     <w:qFormat/>
-    <w:uiPriority w:val="0"/>
     <w:pPr>
       <w:tabs>
         <w:tab w:val="center" w:pos="4153"/>
@@ -8223,17 +8018,16 @@
       <w:sz w:val="18"/>
     </w:rPr>
   </w:style>
-  <w:style w:type="paragraph" w:styleId="15">
+  <w:style w:type="paragraph" w:styleId="Header">
     <w:name w:val="header"/>
-    <w:basedOn w:val="1"/>
+    <w:basedOn w:val="Normal"/>
     <w:qFormat/>
-    <w:uiPriority w:val="0"/>
     <w:pPr>
       <w:pBdr>
-        <w:top w:val="none" w:color="auto" w:sz="0" w:space="0"/>
-        <w:left w:val="none" w:color="auto" w:sz="0" w:space="0"/>
-        <w:bottom w:val="none" w:color="auto" w:sz="0" w:space="0"/>
-        <w:right w:val="none" w:color="auto" w:sz="0" w:space="0"/>
+        <w:top w:val="nil"/>
+        <w:left w:val="nil"/>
+        <w:bottom w:val="nil"/>
+        <w:right w:val="nil"/>
       </w:pBdr>
       <w:tabs>
         <w:tab w:val="center" w:pos="4153"/>
@@ -8248,41 +8042,37 @@
       <w:sz w:val="18"/>
     </w:rPr>
   </w:style>
-  <w:style w:type="paragraph" w:styleId="16">
+  <w:style w:type="paragraph" w:styleId="TOC1">
     <w:name w:val="toc 1"/>
-    <w:basedOn w:val="1"/>
-    <w:next w:val="1"/>
+    <w:basedOn w:val="Normal"/>
+    <w:next w:val="Normal"/>
     <w:qFormat/>
-    <w:uiPriority w:val="0"/>
     <w:rPr>
-      <w:rFonts w:ascii="Arial" w:hAnsi="Arial" w:eastAsia="Microsoft JhengHei"/>
+      <w:rFonts w:ascii="Arial" w:eastAsia="Microsoft JhengHei" w:hAnsi="Arial"/>
       <w:sz w:val="24"/>
     </w:rPr>
   </w:style>
-  <w:style w:type="paragraph" w:styleId="17">
+  <w:style w:type="paragraph" w:styleId="TableofFigures">
     <w:name w:val="table of figures"/>
-    <w:basedOn w:val="1"/>
-    <w:next w:val="1"/>
+    <w:basedOn w:val="Normal"/>
+    <w:next w:val="Normal"/>
     <w:qFormat/>
-    <w:uiPriority w:val="0"/>
     <w:pPr>
-      <w:ind w:leftChars="200" w:hanging="200" w:hangingChars="200"/>
+      <w:ind w:hanging="200" w:leftChars="200" w:hangingChars="200"/>
     </w:pPr>
   </w:style>
-  <w:style w:type="paragraph" w:styleId="18">
+  <w:style w:type="paragraph" w:styleId="TOC2">
     <w:name w:val="toc 2"/>
-    <w:basedOn w:val="1"/>
-    <w:next w:val="1"/>
+    <w:basedOn w:val="Normal"/>
+    <w:next w:val="Normal"/>
     <w:qFormat/>
-    <w:uiPriority w:val="0"/>
     <w:pPr>
       <w:ind w:left="420" w:leftChars="200"/>
     </w:pPr>
   </w:style>
-  <w:style w:type="paragraph" w:styleId="19">
+  <w:style w:type="paragraph" w:styleId="HTMLPreformatted">
     <w:name w:val="HTML Preformatted"/>
     <w:qFormat/>
-    <w:uiPriority w:val="0"/>
     <w:pPr>
       <w:tabs>
         <w:tab w:val="left" w:pos="916"/>
@@ -8305,27 +8095,25 @@
       <w:jc w:val="left"/>
     </w:pPr>
     <w:rPr>
-      <w:rFonts w:hint="eastAsia" w:ascii="宋体" w:hAnsi="宋体" w:eastAsia="宋体" w:cs="宋体"/>
+      <w:rFonts w:ascii="宋体" w:eastAsia="宋体" w:hAnsi="宋体" w:cs="宋体" w:hint="eastAsia"/>
       <w:kern w:val="0"/>
       <w:sz w:val="24"/>
       <w:szCs w:val="24"/>
       <w:lang w:val="en-US" w:eastAsia="zh-CN"/>
     </w:rPr>
   </w:style>
-  <w:style w:type="paragraph" w:styleId="20">
+  <w:style w:type="paragraph" w:styleId="NormalWeb">
     <w:name w:val="Normal (Web)"/>
-    <w:basedOn w:val="1"/>
+    <w:basedOn w:val="Normal"/>
     <w:qFormat/>
-    <w:uiPriority w:val="0"/>
     <w:rPr>
       <w:sz w:val="24"/>
     </w:rPr>
   </w:style>
-  <w:style w:type="paragraph" w:styleId="21">
+  <w:style w:type="paragraph" w:styleId="Title">
     <w:name w:val="Title"/>
-    <w:basedOn w:val="1"/>
+    <w:basedOn w:val="Normal"/>
     <w:qFormat/>
-    <w:uiPriority w:val="0"/>
     <w:pPr>
       <w:spacing w:before="240" w:beforeLines="0" w:beforeAutospacing="0" w:after="60" w:afterLines="0" w:afterAutospacing="0"/>
       <w:jc w:val="center"/>
@@ -8337,73 +8125,68 @@
       <w:sz w:val="32"/>
     </w:rPr>
   </w:style>
-  <w:style w:type="table" w:styleId="23">
+  <w:style w:type="table" w:styleId="TableGrid">
     <w:name w:val="Table Grid"/>
-    <w:basedOn w:val="22"/>
+    <w:basedOn w:val="TableNormal"/>
     <w:qFormat/>
-    <w:uiPriority w:val="0"/>
     <w:pPr>
       <w:widowControl w:val="0"/>
       <w:jc w:val="both"/>
     </w:pPr>
     <w:tblPr>
       <w:tblBorders>
-        <w:top w:val="single" w:color="auto" w:sz="4" w:space="0"/>
-        <w:left w:val="single" w:color="auto" w:sz="4" w:space="0"/>
-        <w:bottom w:val="single" w:color="auto" w:sz="4" w:space="0"/>
-        <w:right w:val="single" w:color="auto" w:sz="4" w:space="0"/>
-        <w:insideH w:val="single" w:color="auto" w:sz="4" w:space="0"/>
-        <w:insideV w:val="single" w:color="auto" w:sz="4" w:space="0"/>
+        <w:top w:val="single" w:sz="4" w:space="0" w:color="auto"/>
+        <w:left w:val="single" w:sz="4" w:space="0" w:color="auto"/>
+        <w:bottom w:val="single" w:sz="4" w:space="0" w:color="auto"/>
+        <w:right w:val="single" w:sz="4" w:space="0" w:color="auto"/>
+        <w:insideH w:val="single" w:sz="4" w:space="0" w:color="auto"/>
+        <w:insideV w:val="single" w:sz="4" w:space="0" w:color="auto"/>
       </w:tblBorders>
     </w:tblPr>
   </w:style>
-  <w:style w:type="character" w:styleId="25">
+  <w:style w:type="character" w:styleId="Strong">
     <w:name w:val="Strong"/>
-    <w:basedOn w:val="24"/>
+    <w:basedOn w:val="DefaultParagraphFont"/>
     <w:qFormat/>
-    <w:uiPriority w:val="0"/>
     <w:rPr>
       <w:b/>
     </w:rPr>
   </w:style>
-  <w:style w:type="paragraph" w:customStyle="1" w:styleId="26">
+  <w:style w:type="paragraph" w:customStyle="1" w:styleId="a">
     <w:name w:val="柴_公司名"/>
-    <w:basedOn w:val="21"/>
+    <w:basedOn w:val="Title"/>
     <w:qFormat/>
-    <w:uiPriority w:val="0"/>
     <w:pPr>
       <w:spacing w:after="600" w:afterLines="600"/>
     </w:pPr>
     <w:rPr>
-      <w:rFonts w:hint="eastAsia" w:ascii="宋体" w:hAnsi="宋体" w:eastAsia="宋体" w:cs="宋体"/>
+      <w:rFonts w:ascii="宋体" w:eastAsia="宋体" w:hAnsi="宋体" w:cs="宋体" w:hint="eastAsia"/>
       <w:bCs/>
       <w:spacing w:val="-6"/>
       <w:sz w:val="52"/>
       <w:szCs w:val="52"/>
     </w:rPr>
   </w:style>
-  <w:style w:type="paragraph" w:customStyle="1" w:styleId="27">
+  <w:style w:type="paragraph" w:customStyle="1" w:styleId="a0">
     <w:name w:val="柴_文档名"/>
-    <w:basedOn w:val="21"/>
+    <w:basedOn w:val="Title"/>
     <w:qFormat/>
-    <w:uiPriority w:val="0"/>
     <w:pPr>
       <w:spacing w:after="900" w:afterLines="900"/>
     </w:pPr>
     <w:rPr>
-      <w:rFonts w:ascii="黑体" w:hAnsi="黑体" w:eastAsia="黑体" w:cs="黑体"/>
+      <w:rFonts w:ascii="黑体" w:eastAsia="黑体" w:hAnsi="黑体" w:cs="黑体"/>
       <w:bCs/>
       <w:spacing w:val="-7"/>
       <w:sz w:val="52"/>
       <w:szCs w:val="52"/>
     </w:rPr>
   </w:style>
-  <w:style w:type="table" w:customStyle="1" w:styleId="28">
+  <w:style w:type="table" w:customStyle="1" w:styleId="TableNormal0">
     <w:name w:val="Table Normal_0"/>
     <w:semiHidden/>
     <w:unhideWhenUsed/>
     <w:qFormat/>
-    <w:uiPriority w:val="0"/>
     <w:tblPr>
       <w:tblCellMar>
         <w:top w:w="0" w:type="dxa"/>
@@ -8413,88 +8196,82 @@
       </w:tblCellMar>
     </w:tblPr>
   </w:style>
-  <w:style w:type="paragraph" w:customStyle="1" w:styleId="29">
+  <w:style w:type="paragraph" w:customStyle="1" w:styleId="TableText">
     <w:name w:val="Table Text"/>
-    <w:basedOn w:val="1"/>
+    <w:basedOn w:val="Normal"/>
     <w:semiHidden/>
     <w:qFormat/>
-    <w:uiPriority w:val="0"/>
     <w:rPr>
-      <w:rFonts w:ascii="宋体" w:hAnsi="宋体" w:eastAsia="宋体" w:cs="宋体"/>
+      <w:rFonts w:ascii="宋体" w:eastAsia="宋体" w:hAnsi="宋体" w:cs="宋体"/>
       <w:sz w:val="21"/>
       <w:szCs w:val="21"/>
       <w:lang w:val="en-US" w:eastAsia="en-US" w:bidi="ar-SA"/>
     </w:rPr>
   </w:style>
-  <w:style w:type="paragraph" w:customStyle="1" w:styleId="30">
+  <w:style w:type="paragraph" w:customStyle="1" w:styleId="1">
     <w:name w:val="柴_标题1"/>
-    <w:basedOn w:val="2"/>
-    <w:next w:val="31"/>
-    <w:link w:val="40"/>
+    <w:basedOn w:val="Heading1"/>
+    <w:next w:val="a1"/>
+    <w:link w:val="1Char"/>
     <w:qFormat/>
-    <w:uiPriority w:val="0"/>
     <w:pPr>
       <w:spacing w:before="100" w:after="90" w:line="360" w:lineRule="auto"/>
     </w:pPr>
     <w:rPr>
-      <w:rFonts w:ascii="Arial" w:hAnsi="Arial" w:eastAsia="宋体"/>
+      <w:rFonts w:ascii="Arial" w:eastAsia="宋体" w:hAnsi="Arial"/>
       <w:sz w:val="32"/>
     </w:rPr>
   </w:style>
-  <w:style w:type="paragraph" w:customStyle="1" w:styleId="31">
+  <w:style w:type="paragraph" w:customStyle="1" w:styleId="a1">
     <w:name w:val="柴_正文"/>
-    <w:basedOn w:val="12"/>
-    <w:link w:val="43"/>
+    <w:basedOn w:val="BodyText"/>
+    <w:link w:val="Char"/>
     <w:qFormat/>
-    <w:uiPriority w:val="0"/>
     <w:pPr>
       <w:spacing w:line="360" w:lineRule="auto"/>
       <w:ind w:firstLine="470" w:firstLineChars="200"/>
     </w:pPr>
     <w:rPr>
-      <w:rFonts w:ascii="Arial" w:hAnsi="Arial" w:eastAsia="宋体"/>
+      <w:rFonts w:ascii="Arial" w:eastAsia="宋体" w:hAnsi="Arial"/>
       <w:sz w:val="24"/>
       <w:lang w:eastAsia="zh-CN"/>
     </w:rPr>
   </w:style>
-  <w:style w:type="paragraph" w:customStyle="1" w:styleId="32">
+  <w:style w:type="paragraph" w:customStyle="1" w:styleId="2">
     <w:name w:val="柴_标题2"/>
-    <w:basedOn w:val="3"/>
-    <w:next w:val="31"/>
-    <w:link w:val="46"/>
+    <w:basedOn w:val="Heading2"/>
+    <w:next w:val="a1"/>
+    <w:link w:val="2Char"/>
     <w:qFormat/>
-    <w:uiPriority w:val="0"/>
     <w:pPr>
       <w:spacing w:line="360" w:lineRule="auto"/>
     </w:pPr>
     <w:rPr>
-      <w:rFonts w:ascii="Arial" w:hAnsi="Arial" w:eastAsia="宋体"/>
+      <w:rFonts w:ascii="Arial" w:eastAsia="宋体" w:hAnsi="Arial"/>
       <w:sz w:val="28"/>
     </w:rPr>
   </w:style>
-  <w:style w:type="paragraph" w:customStyle="1" w:styleId="33">
+  <w:style w:type="paragraph" w:customStyle="1" w:styleId="3">
     <w:name w:val="柴_标题3"/>
-    <w:basedOn w:val="4"/>
-    <w:next w:val="31"/>
+    <w:basedOn w:val="Heading3"/>
+    <w:next w:val="a1"/>
     <w:qFormat/>
-    <w:uiPriority w:val="0"/>
     <w:pPr>
       <w:spacing w:line="360" w:lineRule="auto"/>
       <w:ind w:left="0" w:firstLine="472" w:firstLineChars="200"/>
     </w:pPr>
     <w:rPr>
-      <w:rFonts w:ascii="宋体" w:hAnsi="宋体" w:eastAsia="宋体" w:cs="宋体"/>
+      <w:rFonts w:ascii="宋体" w:eastAsia="宋体" w:hAnsi="宋体" w:cs="宋体"/>
       <w:spacing w:val="-2"/>
       <w:sz w:val="24"/>
       <w:szCs w:val="24"/>
     </w:rPr>
   </w:style>
-  <w:style w:type="paragraph" w:customStyle="1" w:styleId="34">
+  <w:style w:type="paragraph" w:customStyle="1" w:styleId="a2">
     <w:name w:val="柴_目录"/>
-    <w:basedOn w:val="1"/>
-    <w:next w:val="12"/>
+    <w:basedOn w:val="Normal"/>
+    <w:next w:val="BodyText"/>
     <w:qFormat/>
-    <w:uiPriority w:val="0"/>
     <w:pPr>
       <w:tabs>
         <w:tab w:val="right" w:leader="dot" w:pos="8442"/>
@@ -8502,64 +8279,59 @@
       <w:ind w:left="0" w:leftChars="0"/>
     </w:pPr>
     <w:rPr>
-      <w:rFonts w:ascii="Arial" w:hAnsi="Arial" w:eastAsia="Microsoft JhengHei"/>
+      <w:rFonts w:ascii="Arial" w:eastAsia="Microsoft JhengHei" w:hAnsi="Arial"/>
       <w:sz w:val="24"/>
     </w:rPr>
   </w:style>
-  <w:style w:type="paragraph" w:customStyle="1" w:styleId="35">
+  <w:style w:type="paragraph" w:customStyle="1" w:styleId="WPSOffice1">
     <w:name w:val="WPSOffice手动目录 1"/>
     <w:qFormat/>
-    <w:uiPriority w:val="0"/>
     <w:pPr>
       <w:ind w:leftChars="0"/>
     </w:pPr>
     <w:rPr>
-      <w:rFonts w:ascii="Times New Roman" w:hAnsi="Times New Roman" w:eastAsia="宋体" w:cs="Times New Roman"/>
+      <w:rFonts w:ascii="Times New Roman" w:eastAsia="宋体" w:hAnsi="Times New Roman" w:cs="Times New Roman"/>
       <w:sz w:val="20"/>
       <w:szCs w:val="20"/>
     </w:rPr>
   </w:style>
-  <w:style w:type="paragraph" w:customStyle="1" w:styleId="36">
+  <w:style w:type="paragraph" w:customStyle="1" w:styleId="WPSOffice2">
     <w:name w:val="WPSOffice手动目录 2"/>
     <w:qFormat/>
-    <w:uiPriority w:val="0"/>
     <w:pPr>
       <w:ind w:leftChars="200"/>
     </w:pPr>
     <w:rPr>
-      <w:rFonts w:ascii="Times New Roman" w:hAnsi="Times New Roman" w:eastAsia="宋体" w:cs="Times New Roman"/>
+      <w:rFonts w:ascii="Times New Roman" w:eastAsia="宋体" w:hAnsi="Times New Roman" w:cs="Times New Roman"/>
       <w:sz w:val="20"/>
       <w:szCs w:val="20"/>
     </w:rPr>
   </w:style>
-  <w:style w:type="paragraph" w:customStyle="1" w:styleId="37">
+  <w:style w:type="paragraph" w:customStyle="1" w:styleId="WPSOffice3">
     <w:name w:val="WPSOffice手动目录 3"/>
     <w:qFormat/>
-    <w:uiPriority w:val="0"/>
     <w:pPr>
       <w:ind w:leftChars="400"/>
     </w:pPr>
     <w:rPr>
-      <w:rFonts w:ascii="Times New Roman" w:hAnsi="Times New Roman" w:eastAsia="宋体" w:cs="Times New Roman"/>
+      <w:rFonts w:ascii="Times New Roman" w:eastAsia="宋体" w:hAnsi="Times New Roman" w:cs="Times New Roman"/>
       <w:sz w:val="20"/>
       <w:szCs w:val="20"/>
     </w:rPr>
   </w:style>
-  <w:style w:type="paragraph" w:customStyle="1" w:styleId="38">
+  <w:style w:type="paragraph" w:customStyle="1" w:styleId="Compact">
     <w:name w:val="Compact"/>
-    <w:basedOn w:val="12"/>
+    <w:basedOn w:val="BodyText"/>
     <w:qFormat/>
-    <w:uiPriority w:val="0"/>
     <w:pPr>
       <w:spacing w:before="36" w:after="36"/>
     </w:pPr>
   </w:style>
-  <w:style w:type="table" w:customStyle="1" w:styleId="39">
+  <w:style w:type="table" w:customStyle="1" w:styleId="Table">
     <w:name w:val="Table"/>
     <w:semiHidden/>
     <w:unhideWhenUsed/>
     <w:qFormat/>
-    <w:uiPriority w:val="0"/>
     <w:tblPr>
       <w:tblCellMar>
         <w:top w:w="0" w:type="dxa"/>
@@ -8571,28 +8343,26 @@
     <w:tblStylePr w:type="firstRow">
       <w:tcPr>
         <w:tcBorders>
-          <w:bottom w:val="single" w:color="auto" w:sz="0" w:space="0"/>
+          <w:bottom w:val="single" w:sz="0" w:space="0" w:color="auto"/>
         </w:tcBorders>
         <w:vAlign w:val="bottom"/>
       </w:tcPr>
     </w:tblStylePr>
   </w:style>
-  <w:style w:type="character" w:customStyle="1" w:styleId="40">
+  <w:style w:type="character" w:customStyle="1" w:styleId="1Char">
     <w:name w:val="柴_标题1 Char"/>
-    <w:link w:val="30"/>
+    <w:link w:val="1"/>
     <w:qFormat/>
-    <w:uiPriority w:val="0"/>
     <w:rPr>
-      <w:rFonts w:ascii="Arial" w:hAnsi="Arial" w:eastAsia="宋体"/>
+      <w:rFonts w:ascii="Arial" w:eastAsia="宋体" w:hAnsi="Arial"/>
       <w:sz w:val="32"/>
     </w:rPr>
   </w:style>
-  <w:style w:type="paragraph" w:customStyle="1" w:styleId="41">
+  <w:style w:type="paragraph" w:customStyle="1" w:styleId="a3">
     <w:name w:val="柴_正文_无缩进"/>
-    <w:basedOn w:val="1"/>
-    <w:link w:val="45"/>
+    <w:basedOn w:val="Normal"/>
+    <w:link w:val="Char0"/>
     <w:qFormat/>
-    <w:uiPriority w:val="0"/>
     <w:pPr>
       <w:ind w:firstLine="0" w:firstLineChars="0"/>
     </w:pPr>
@@ -8602,41 +8372,38 @@
       <w:lang w:eastAsia="zh-CN"/>
     </w:rPr>
   </w:style>
-  <w:style w:type="paragraph" w:customStyle="1" w:styleId="42">
+  <w:style w:type="paragraph" w:customStyle="1" w:styleId="4">
     <w:name w:val="柴_标题4"/>
-    <w:basedOn w:val="5"/>
-    <w:next w:val="1"/>
+    <w:basedOn w:val="Heading4"/>
+    <w:next w:val="Normal"/>
     <w:qFormat/>
-    <w:uiPriority w:val="0"/>
     <w:pPr>
       <w:widowControl w:val="0"/>
       <w:spacing w:before="160" w:line="360" w:lineRule="auto"/>
-      <w:ind w:left="981" w:leftChars="300" w:hanging="862"/>
+      <w:ind w:left="981" w:hanging="862" w:leftChars="300"/>
     </w:pPr>
     <w:rPr>
-      <w:rFonts w:hint="eastAsia" w:ascii="Calibri" w:hAnsi="Calibri" w:eastAsia="宋体" w:cs="宋体"/>
+      <w:rFonts w:ascii="Calibri" w:eastAsia="宋体" w:hAnsi="Calibri" w:cs="宋体" w:hint="eastAsia"/>
       <w:sz w:val="24"/>
       <w:szCs w:val="24"/>
       <w:lang w:eastAsia="zh-CN" w:bidi="zh-CN"/>
     </w:rPr>
   </w:style>
-  <w:style w:type="character" w:customStyle="1" w:styleId="43">
+  <w:style w:type="character" w:customStyle="1" w:styleId="Char">
     <w:name w:val="柴_正文 Char"/>
-    <w:link w:val="31"/>
+    <w:link w:val="a1"/>
     <w:qFormat/>
-    <w:uiPriority w:val="0"/>
     <w:rPr>
-      <w:rFonts w:ascii="Arial" w:hAnsi="Arial" w:eastAsia="宋体"/>
+      <w:rFonts w:ascii="Arial" w:eastAsia="宋体" w:hAnsi="Arial"/>
       <w:sz w:val="24"/>
       <w:lang w:eastAsia="zh-CN"/>
     </w:rPr>
   </w:style>
-  <w:style w:type="table" w:customStyle="1" w:styleId="44">
+  <w:style w:type="table" w:customStyle="1" w:styleId="TableNormal00">
     <w:name w:val="Table Normal_0_0"/>
     <w:semiHidden/>
     <w:unhideWhenUsed/>
     <w:qFormat/>
-    <w:uiPriority w:val="0"/>
     <w:tblPr>
       <w:tblCellMar>
         <w:top w:w="0" w:type="dxa"/>
@@ -8646,45 +8413,41 @@
       </w:tblCellMar>
     </w:tblPr>
   </w:style>
-  <w:style w:type="character" w:customStyle="1" w:styleId="45">
+  <w:style w:type="character" w:customStyle="1" w:styleId="Char0">
     <w:name w:val="柴_正文_无缩进 Char"/>
-    <w:link w:val="41"/>
+    <w:link w:val="a3"/>
     <w:qFormat/>
-    <w:uiPriority w:val="0"/>
     <w:rPr>
       <w:rFonts w:ascii="Arial" w:hAnsi="Arial"/>
       <w:sz w:val="24"/>
       <w:lang w:eastAsia="zh-CN"/>
     </w:rPr>
   </w:style>
-  <w:style w:type="character" w:customStyle="1" w:styleId="46">
+  <w:style w:type="character" w:customStyle="1" w:styleId="2Char">
     <w:name w:val="柴_标题2 Char"/>
-    <w:link w:val="32"/>
+    <w:link w:val="2"/>
     <w:qFormat/>
-    <w:uiPriority w:val="0"/>
     <w:rPr>
-      <w:rFonts w:ascii="Arial" w:hAnsi="Arial" w:eastAsia="宋体"/>
+      <w:rFonts w:ascii="Arial" w:eastAsia="宋体" w:hAnsi="Arial"/>
       <w:sz w:val="28"/>
     </w:rPr>
   </w:style>
-  <w:style w:type="character" w:customStyle="1" w:styleId="47">
+  <w:style w:type="character" w:customStyle="1" w:styleId="Char1">
     <w:name w:val="柴_题注 Char"/>
-    <w:link w:val="48"/>
+    <w:link w:val="a4"/>
     <w:qFormat/>
-    <w:uiPriority w:val="0"/>
   </w:style>
-  <w:style w:type="paragraph" w:customStyle="1" w:styleId="48">
+  <w:style w:type="paragraph" w:customStyle="1" w:styleId="a4">
     <w:name w:val="柴_题注"/>
-    <w:basedOn w:val="19"/>
-    <w:link w:val="47"/>
+    <w:basedOn w:val="HTMLPreformatted"/>
+    <w:link w:val="Char1"/>
     <w:qFormat/>
-    <w:uiPriority w:val="0"/>
     <w:pPr>
       <w:pBdr>
-        <w:top w:val="none" w:color="auto" w:sz="0" w:space="0"/>
-        <w:left w:val="none" w:color="auto" w:sz="0" w:space="0"/>
-        <w:bottom w:val="none" w:color="auto" w:sz="0" w:space="0"/>
-        <w:right w:val="none" w:color="auto" w:sz="0" w:space="0"/>
+        <w:top w:val="nil"/>
+        <w:left w:val="nil"/>
+        <w:bottom w:val="nil"/>
+        <w:right w:val="nil"/>
       </w:pBdr>
       <w:wordWrap w:val="0"/>
       <w:spacing w:line="264" w:lineRule="atLeast"/>
